--- a/Rapport_Projet_Big_Data.docx
+++ b/Rapport_Projet_Big_Data.docx
@@ -12,6 +12,11 @@
           <w:rFonts w:ascii="Aptos" w:hAnsi="Aptos" w:eastAsia="Aptos" w:cs="Aptos"/>
         </w:rPr>
       </w:pPr>
+      <w:r>
+        <w:rPr>
+          <w:rFonts w:ascii="Aptos" w:hAnsi="Aptos" w:eastAsia="Aptos" w:cs="Aptos"/>
+        </w:rPr>
+      </w:r>
       <w:r>
         <w:rPr>
           <w:rFonts w:ascii="Aptos" w:hAnsi="Aptos" w:eastAsia="Aptos" w:cs="Aptos"/>
@@ -192,6 +197,14 @@
                 <w:szCs w:val="28"/>
               </w:rPr>
             </w:r>
+            <w:r>
+              <w:rPr>
+                <w:rFonts w:ascii="LM Roman 12" w:hAnsi="LM Roman 12" w:eastAsia="LM Roman 12" w:cs="LM Roman 12"/>
+                <w:color w:val="51647e"/>
+                <w:sz w:val="28"/>
+                <w:szCs w:val="28"/>
+              </w:rPr>
+            </w:r>
           </w:p>
         </w:tc>
       </w:tr>
@@ -243,6 +256,14 @@
                 <w:szCs w:val="72"/>
               </w:rPr>
               <w:t xml:space="preserve">Big Data</w:t>
+            </w:r>
+            <w:r>
+              <w:rPr>
+                <w:rFonts w:ascii="LM Roman 12" w:hAnsi="LM Roman 12" w:eastAsia="LM Roman 12" w:cs="LM Roman 12"/>
+                <w:color w:val="51647e"/>
+                <w:sz w:val="72"/>
+                <w:szCs w:val="72"/>
+              </w:rPr>
             </w:r>
             <w:r>
               <w:rPr>
@@ -404,7 +425,12 @@
         </w:rPr>
         <w:t xml:space="preserve"> </w:t>
       </w:r>
-      <w:r/>
+      <w:r>
+        <w:rPr>
+          <w:rFonts w:ascii="Aptos" w:hAnsi="Aptos" w:eastAsia="Aptos" w:cs="Aptos"/>
+          <w:highlight w:val="none"/>
+        </w:rPr>
+      </w:r>
     </w:p>
     <w:p>
       <w:pPr>
@@ -413,7 +439,6 @@
         <w:ind/>
         <w:rPr/>
       </w:pPr>
-      <w:r/>
       <w:r/>
       <w:r/>
     </w:p>
@@ -426,7 +451,6 @@
       </w:pPr>
       <w:r/>
       <w:r/>
-      <w:r/>
     </w:p>
     <w:p>
       <w:pPr>
@@ -435,7 +459,6 @@
         <w:ind/>
         <w:rPr/>
       </w:pPr>
-      <w:r/>
       <w:r/>
       <w:r/>
     </w:p>
@@ -448,7 +471,6 @@
       </w:pPr>
       <w:r/>
       <w:r/>
-      <w:r/>
     </w:p>
     <w:p>
       <w:pPr>
@@ -457,7 +479,6 @@
         <w:ind/>
         <w:rPr/>
       </w:pPr>
-      <w:r/>
       <w:r/>
       <w:r/>
     </w:p>
@@ -480,12 +501,7 @@
           <w:highlight w:val="none"/>
         </w:rPr>
       </w:r>
-      <w:r>
-        <w:rPr>
-          <w:rFonts w:ascii="Aptos" w:hAnsi="Aptos" w:eastAsia="Aptos" w:cs="Aptos"/>
-          <w:highlight w:val="none"/>
-        </w:rPr>
-      </w:r>
+      <w:r/>
     </w:p>
     <w:p>
       <w:pPr>
@@ -585,6 +601,14 @@
           <w:szCs w:val="32"/>
         </w:rPr>
         <w:t xml:space="preserve">HODONOU Arsène</w:t>
+      </w:r>
+      <w:r>
+        <w:rPr>
+          <w:rFonts w:ascii="LM Roman 12" w:hAnsi="LM Roman 12" w:eastAsia="LM Roman 12" w:cs="LM Roman 12"/>
+          <w:color w:val="51647e"/>
+          <w:sz w:val="32"/>
+          <w:szCs w:val="32"/>
+        </w:rPr>
       </w:r>
       <w:r>
         <w:rPr>
@@ -662,29 +686,6 @@
         </w:rPr>
         <w:t xml:space="preserve">6</w:t>
       </w:r>
-      <w:r/>
-    </w:p>
-    <w:p>
-      <w:pPr>
-        <w:pBdr/>
-        <w:shd w:val="nil"/>
-        <w:spacing/>
-        <w:ind/>
-        <w:rPr/>
-      </w:pPr>
-      <w:r>
-        <w:br w:type="page" w:clear="all"/>
-      </w:r>
-      <w:r/>
-      <w:r/>
-    </w:p>
-    <w:p>
-      <w:pPr>
-        <w:pBdr/>
-        <w:spacing w:after="0"/>
-        <w:ind w:left="114"/>
-        <w:rPr/>
-      </w:pPr>
       <w:r>
         <w:rPr>
           <w:rFonts w:ascii="LM Roman 12" w:hAnsi="LM Roman 12" w:eastAsia="LM Roman 12" w:cs="LM Roman 12"/>
@@ -694,6 +695,27 @@
           <w:highlight w:val="none"/>
         </w:rPr>
       </w:r>
+    </w:p>
+    <w:p>
+      <w:pPr>
+        <w:pBdr/>
+        <w:shd w:val="nil" w:color="auto"/>
+        <w:spacing/>
+        <w:ind/>
+        <w:rPr/>
+      </w:pPr>
+      <w:r>
+        <w:br w:type="page" w:clear="all"/>
+      </w:r>
+      <w:r/>
+    </w:p>
+    <w:p>
+      <w:pPr>
+        <w:pBdr/>
+        <w:spacing w:after="0"/>
+        <w:ind w:left="114"/>
+        <w:rPr/>
+      </w:pPr>
       <w:r>
         <w:rPr>
           <w:rFonts w:ascii="LM Roman 12" w:hAnsi="LM Roman 12" w:eastAsia="LM Roman 12" w:cs="LM Roman 12"/>
@@ -712,6 +734,7 @@
           <w:highlight w:val="none"/>
         </w:rPr>
       </w:r>
+      <w:r/>
     </w:p>
     <w:sdt>
       <w:sdtPr>
@@ -733,7 +756,7 @@
       <w:sdtContent>
         <w:p>
           <w:pPr>
-            <w:pStyle w:val="821"/>
+            <w:pStyle w:val="1007"/>
             <w:pBdr/>
             <w:spacing/>
             <w:ind/>
@@ -746,7 +769,7 @@
         </w:p>
         <w:p>
           <w:pPr>
-            <w:pStyle w:val="822"/>
+            <w:pStyle w:val="1008"/>
             <w:pBdr/>
             <w:tabs>
               <w:tab w:val="right" w:leader="dot" w:pos="9062"/>
@@ -766,22 +789,21 @@
           <w:r>
             <w:fldChar w:fldCharType="separate"/>
           </w:r>
-          <w:r/>
           <w:hyperlink w:tooltip="#_Toc1" w:anchor="_Toc1" w:history="1">
             <w:r>
               <w:rPr>
-                <w:rStyle w:val="823"/>
+                <w:rStyle w:val="1009"/>
               </w:rPr>
             </w:r>
             <w:r>
               <w:rPr>
-                <w:rStyle w:val="823"/>
+                <w:rStyle w:val="1009"/>
               </w:rPr>
               <w:t xml:space="preserve">Introduction</w:t>
             </w:r>
             <w:r>
               <w:rPr>
-                <w:rStyle w:val="823"/>
+                <w:rStyle w:val="1009"/>
               </w:rPr>
             </w:r>
             <w:r>
@@ -800,10 +822,15 @@
               <w:highlight w:val="none"/>
             </w:rPr>
           </w:r>
+          <w:r>
+            <w:rPr>
+              <w:highlight w:val="none"/>
+            </w:rPr>
+          </w:r>
         </w:p>
         <w:p>
           <w:pPr>
-            <w:pStyle w:val="822"/>
+            <w:pStyle w:val="1008"/>
             <w:pBdr/>
             <w:tabs>
               <w:tab w:val="right" w:leader="dot" w:pos="9062"/>
@@ -812,27 +839,28 @@
             <w:ind/>
             <w:rPr/>
           </w:pPr>
+          <w:r/>
           <w:hyperlink w:tooltip="#_Toc2" w:anchor="_Toc2" w:history="1">
             <w:r>
               <w:rPr>
-                <w:rStyle w:val="823"/>
+                <w:rStyle w:val="1009"/>
               </w:rPr>
             </w:r>
             <w:r>
               <w:rPr>
-                <w:rStyle w:val="823"/>
+                <w:rStyle w:val="1009"/>
               </w:rPr>
               <w:t xml:space="preserve">Description </w:t>
             </w:r>
             <w:r>
               <w:rPr>
-                <w:rStyle w:val="823"/>
+                <w:rStyle w:val="1009"/>
               </w:rPr>
               <w:t xml:space="preserve">des données</w:t>
             </w:r>
             <w:r>
               <w:rPr>
-                <w:rStyle w:val="823"/>
+                <w:rStyle w:val="1009"/>
               </w:rPr>
             </w:r>
             <w:r>
@@ -847,10 +875,11 @@
             </w:r>
           </w:hyperlink>
           <w:r/>
+          <w:r/>
         </w:p>
         <w:p>
           <w:pPr>
-            <w:pStyle w:val="822"/>
+            <w:pStyle w:val="1008"/>
             <w:pBdr/>
             <w:tabs>
               <w:tab w:val="right" w:leader="dot" w:pos="9062"/>
@@ -859,27 +888,28 @@
             <w:ind/>
             <w:rPr/>
           </w:pPr>
+          <w:r/>
           <w:hyperlink w:tooltip="#_Toc3" w:anchor="_Toc3" w:history="1">
             <w:r>
               <w:rPr>
-                <w:rStyle w:val="823"/>
+                <w:rStyle w:val="1009"/>
               </w:rPr>
             </w:r>
             <w:r>
               <w:rPr>
-                <w:rStyle w:val="823"/>
+                <w:rStyle w:val="1009"/>
               </w:rPr>
               <w:t xml:space="preserve">Nettoyage des données</w:t>
             </w:r>
             <w:r>
               <w:rPr>
-                <w:rStyle w:val="823"/>
+                <w:rStyle w:val="1009"/>
               </w:rPr>
               <w:t xml:space="preserve"> </w:t>
             </w:r>
             <w:r>
               <w:rPr>
-                <w:rStyle w:val="823"/>
+                <w:rStyle w:val="1009"/>
               </w:rPr>
             </w:r>
             <w:r>
@@ -894,10 +924,11 @@
             </w:r>
           </w:hyperlink>
           <w:r/>
+          <w:r/>
         </w:p>
         <w:p>
           <w:pPr>
-            <w:pStyle w:val="822"/>
+            <w:pStyle w:val="1008"/>
             <w:pBdr/>
             <w:tabs>
               <w:tab w:val="right" w:leader="dot" w:pos="9062"/>
@@ -906,33 +937,34 @@
             <w:ind/>
             <w:rPr/>
           </w:pPr>
+          <w:r/>
           <w:hyperlink w:tooltip="#_Toc4" w:anchor="_Toc4" w:history="1">
             <w:r>
               <w:rPr>
-                <w:rStyle w:val="823"/>
+                <w:rStyle w:val="1009"/>
               </w:rPr>
             </w:r>
             <w:r>
               <w:rPr>
-                <w:rStyle w:val="823"/>
+                <w:rStyle w:val="1009"/>
               </w:rPr>
               <w:t xml:space="preserve">Visu</w:t>
             </w:r>
             <w:r>
               <w:rPr>
-                <w:rStyle w:val="823"/>
+                <w:rStyle w:val="1009"/>
               </w:rPr>
               <w:t xml:space="preserve">alisation des données</w:t>
             </w:r>
             <w:r>
               <w:rPr>
-                <w:rStyle w:val="823"/>
+                <w:rStyle w:val="1009"/>
               </w:rPr>
               <w:t xml:space="preserve"> </w:t>
             </w:r>
             <w:r>
               <w:rPr>
-                <w:rStyle w:val="823"/>
+                <w:rStyle w:val="1009"/>
               </w:rPr>
             </w:r>
             <w:r>
@@ -947,10 +979,11 @@
             </w:r>
           </w:hyperlink>
           <w:r/>
+          <w:r/>
         </w:p>
         <w:p>
           <w:pPr>
-            <w:pStyle w:val="822"/>
+            <w:pStyle w:val="1008"/>
             <w:pBdr/>
             <w:tabs>
               <w:tab w:val="right" w:leader="dot" w:pos="9062"/>
@@ -959,27 +992,28 @@
             <w:ind/>
             <w:rPr/>
           </w:pPr>
+          <w:r/>
           <w:hyperlink w:tooltip="#_Toc5" w:anchor="_Toc5" w:history="1">
             <w:r>
               <w:rPr>
-                <w:rStyle w:val="823"/>
+                <w:rStyle w:val="1009"/>
               </w:rPr>
             </w:r>
             <w:r>
               <w:rPr>
-                <w:rStyle w:val="823"/>
+                <w:rStyle w:val="1009"/>
               </w:rPr>
               <w:t xml:space="preserve">Etudes des corrélations entre variables</w:t>
             </w:r>
             <w:r>
               <w:rPr>
-                <w:rStyle w:val="823"/>
+                <w:rStyle w:val="1009"/>
               </w:rPr>
               <w:t xml:space="preserve"> </w:t>
             </w:r>
             <w:r>
               <w:rPr>
-                <w:rStyle w:val="823"/>
+                <w:rStyle w:val="1009"/>
               </w:rPr>
             </w:r>
             <w:r>
@@ -994,10 +1028,11 @@
             </w:r>
           </w:hyperlink>
           <w:r/>
+          <w:r/>
         </w:p>
         <w:p>
           <w:pPr>
-            <w:pStyle w:val="822"/>
+            <w:pStyle w:val="1008"/>
             <w:pBdr/>
             <w:tabs>
               <w:tab w:val="right" w:leader="dot" w:pos="9062"/>
@@ -1006,27 +1041,28 @@
             <w:ind/>
             <w:rPr/>
           </w:pPr>
+          <w:r/>
           <w:hyperlink w:tooltip="#_Toc6" w:anchor="_Toc6" w:history="1">
             <w:r>
               <w:rPr>
-                <w:rStyle w:val="823"/>
+                <w:rStyle w:val="1009"/>
               </w:rPr>
             </w:r>
             <w:r>
               <w:rPr>
-                <w:rStyle w:val="823"/>
+                <w:rStyle w:val="1009"/>
               </w:rPr>
               <w:t xml:space="preserve">Prédiction </w:t>
             </w:r>
             <w:r>
               <w:rPr>
-                <w:rStyle w:val="823"/>
+                <w:rStyle w:val="1009"/>
               </w:rPr>
               <w:t xml:space="preserve">et régression </w:t>
             </w:r>
             <w:r>
               <w:rPr>
-                <w:rStyle w:val="823"/>
+                <w:rStyle w:val="1009"/>
               </w:rPr>
             </w:r>
             <w:r>
@@ -1041,10 +1077,11 @@
             </w:r>
           </w:hyperlink>
           <w:r/>
+          <w:r/>
         </w:p>
         <w:p>
           <w:pPr>
-            <w:pStyle w:val="822"/>
+            <w:pStyle w:val="1008"/>
             <w:pBdr/>
             <w:tabs>
               <w:tab w:val="right" w:leader="dot" w:pos="9062"/>
@@ -1053,21 +1090,22 @@
             <w:ind/>
             <w:rPr/>
           </w:pPr>
+          <w:r/>
           <w:hyperlink w:tooltip="#_Toc7" w:anchor="_Toc7" w:history="1">
             <w:r>
               <w:rPr>
-                <w:rStyle w:val="823"/>
+                <w:rStyle w:val="1009"/>
               </w:rPr>
             </w:r>
             <w:r>
               <w:rPr>
-                <w:rStyle w:val="823"/>
+                <w:rStyle w:val="1009"/>
               </w:rPr>
               <w:t xml:space="preserve">Conclusion</w:t>
             </w:r>
             <w:r>
               <w:rPr>
-                <w:rStyle w:val="823"/>
+                <w:rStyle w:val="1009"/>
               </w:rPr>
             </w:r>
             <w:r>
@@ -1082,10 +1120,11 @@
             </w:r>
           </w:hyperlink>
           <w:r/>
+          <w:r/>
         </w:p>
         <w:p>
           <w:pPr>
-            <w:pStyle w:val="822"/>
+            <w:pStyle w:val="1008"/>
             <w:pBdr/>
             <w:tabs>
               <w:tab w:val="right" w:leader="dot" w:pos="9062"/>
@@ -1096,22 +1135,22 @@
               <w14:ligatures w14:val="none"/>
             </w:rPr>
           </w:pPr>
+          <w:r/>
           <w:hyperlink w:tooltip="#_Toc8" w:anchor="_Toc8" w:history="1">
             <w:r>
               <w:rPr>
-                <w:rStyle w:val="823"/>
+                <w:rStyle w:val="1009"/>
               </w:rPr>
             </w:r>
             <w:r>
               <w:rPr>
-                <w:rStyle w:val="823"/>
-                <w:lang w:val="undefined"/>
+                <w:rStyle w:val="1009"/>
               </w:rPr>
               <w:t xml:space="preserve">Annexe</w:t>
             </w:r>
             <w:r>
               <w:rPr>
-                <w:rStyle w:val="823"/>
+                <w:rStyle w:val="1009"/>
               </w:rPr>
             </w:r>
             <w:r>
@@ -1130,6 +1169,11 @@
               <w14:ligatures w14:val="none"/>
             </w:rPr>
           </w:r>
+          <w:r>
+            <w:rPr>
+              <w14:ligatures w14:val="none"/>
+            </w:rPr>
+          </w:r>
         </w:p>
         <w:p>
           <w:pPr>
@@ -1138,7 +1182,6 @@
             <w:ind/>
             <w:rPr/>
           </w:pPr>
-          <w:r/>
           <w:r>
             <w:rPr>
               <w:b/>
@@ -1147,14 +1190,13 @@
             <w:fldChar w:fldCharType="end"/>
           </w:r>
           <w:r/>
-          <w:r/>
         </w:p>
       </w:sdtContent>
     </w:sdt>
     <w:p>
       <w:pPr>
         <w:pBdr/>
-        <w:shd w:val="nil"/>
+        <w:shd w:val="nil" w:color="auto"/>
         <w:spacing/>
         <w:ind/>
         <w:rPr/>
@@ -1170,29 +1212,53 @@
           <w:highlight w:val="none"/>
         </w:rPr>
       </w:r>
-      <w:r>
+      <w:r/>
+    </w:p>
+    <w:p>
+      <w:pPr>
+        <w:pStyle w:val="984"/>
+        <w:pBdr/>
+        <w:spacing/>
+        <w:ind/>
         <w:rPr>
           <w:highlight w:val="none"/>
         </w:rPr>
-      </w:r>
-    </w:p>
-    <w:p>
-      <w:pPr>
-        <w:pStyle w:val="798"/>
-        <w:pBdr/>
-        <w:spacing/>
-        <w:ind/>
+      </w:pPr>
+      <w:r/>
+      <w:bookmarkStart w:id="1" w:name="_Toc1"/>
+      <w:r>
+        <w:t xml:space="preserve">Introduction</w:t>
+      </w:r>
+      <w:bookmarkEnd w:id="1"/>
+      <w:r/>
+      <w:r>
         <w:rPr>
           <w:highlight w:val="none"/>
         </w:rPr>
-      </w:pPr>
-      <w:r/>
-      <w:bookmarkStart w:id="1" w:name="_Toc1"/>
-      <w:r>
-        <w:t xml:space="preserve">Introduction</w:t>
-      </w:r>
-      <w:bookmarkEnd w:id="1"/>
-      <w:r/>
+      </w:r>
+    </w:p>
+    <w:p>
+      <w:pPr>
+        <w:pBdr/>
+        <w:spacing/>
+        <w:ind/>
+        <w:rPr/>
+      </w:pPr>
+      <w:r>
+        <w:t xml:space="preserve">L’objectif de ce projet de Big Data est </w:t>
+      </w:r>
+      <w:r>
+        <w:t xml:space="preserve">de c</w:t>
+      </w:r>
+      <w:r>
+        <w:t xml:space="preserve">oncevoir et développer une application d’étude des données IRVE</w:t>
+      </w:r>
+      <w:r>
+        <w:t xml:space="preserve"> (</w:t>
+      </w:r>
+      <w:r>
+        <w:t xml:space="preserve">Infrastructures de Recharge pour Véhicules Électriques).</w:t>
+      </w:r>
       <w:r/>
     </w:p>
     <w:p>
@@ -1200,107 +1266,83 @@
         <w:pBdr/>
         <w:spacing/>
         <w:ind/>
+        <w:rPr>
+          <w:highlight w:val="none"/>
+        </w:rPr>
+      </w:pPr>
+      <w:r>
+        <w:t xml:space="preserve">Dans ce rapport, </w:t>
+      </w:r>
+      <w:r>
+        <w:t xml:space="preserve">nous allons présenter </w:t>
+      </w:r>
+      <w:r>
+        <w:t xml:space="preserve">les choix que nous avons pris pour le nettoyage des données,</w:t>
+      </w:r>
+      <w:r>
+        <w:t xml:space="preserve"> la stratégie utilisée,</w:t>
+      </w:r>
+      <w:r>
+        <w:t xml:space="preserve"> </w:t>
+      </w:r>
+      <w:r>
+        <w:t xml:space="preserve">nos résultats</w:t>
+      </w:r>
+      <w:r>
+        <w:t xml:space="preserve"> et </w:t>
+      </w:r>
+      <w:r>
+        <w:t xml:space="preserve">notamment les représentations graphiques</w:t>
+      </w:r>
+      <w:r>
+        <w:t xml:space="preserve"> </w:t>
+      </w:r>
+      <w:r>
+        <w:t xml:space="preserve">que nous </w:t>
+      </w:r>
+      <w:r>
+        <w:t xml:space="preserve">allons analyser et interpréter</w:t>
+      </w:r>
+      <w:r>
+        <w:t xml:space="preserve">.</w:t>
+      </w:r>
+      <w:r>
+        <w:t xml:space="preserve"> </w:t>
+      </w:r>
+      <w:r>
+        <w:t xml:space="preserve">Nous allons également </w:t>
+      </w:r>
+      <w:r>
+        <w:t xml:space="preserve">présenter notre modèle de prédiction / régression.</w:t>
+      </w:r>
+      <w:r>
+        <w:rPr>
+          <w:highlight w:val="none"/>
+        </w:rPr>
+      </w:r>
+    </w:p>
+    <w:p>
+      <w:pPr>
+        <w:pBdr/>
+        <w:spacing/>
+        <w:ind/>
         <w:rPr/>
       </w:pPr>
       <w:r>
-        <w:t xml:space="preserve">L’objectif de ce projet de Big Data est </w:t>
-      </w:r>
-      <w:r>
-        <w:t xml:space="preserve">de c</w:t>
-      </w:r>
-      <w:r>
-        <w:t xml:space="preserve">oncevoir et développer une application d’étude des données IRVE</w:t>
-      </w:r>
-      <w:r>
-        <w:t xml:space="preserve"> (</w:t>
-      </w:r>
-      <w:r>
-        <w:t xml:space="preserve">Infrastructures de Recharge pour Véhicules Électriques).</w:t>
+        <w:rPr>
+          <w:highlight w:val="none"/>
+        </w:rPr>
+      </w:r>
+      <w:r>
+        <w:rPr>
+          <w:highlight w:val="none"/>
+        </w:rPr>
       </w:r>
       <w:r/>
     </w:p>
     <w:p>
       <w:pPr>
-        <w:pBdr/>
-        <w:spacing/>
-        <w:ind/>
-        <w:rPr>
-          <w:highlight w:val="none"/>
-        </w:rPr>
-      </w:pPr>
-      <w:r>
-        <w:t xml:space="preserve">Dans ce rapport, </w:t>
-      </w:r>
-      <w:r>
-        <w:t xml:space="preserve">nous allons présenter </w:t>
-      </w:r>
-      <w:r>
-        <w:t xml:space="preserve">les choix que nous avons pris pour le nettoyage des données,</w:t>
-      </w:r>
-      <w:r>
-        <w:t xml:space="preserve"> la stratégie utilisée,</w:t>
-      </w:r>
-      <w:r>
-        <w:t xml:space="preserve"> </w:t>
-      </w:r>
-      <w:r>
-        <w:t xml:space="preserve">nos résultats</w:t>
-      </w:r>
-      <w:r>
-        <w:t xml:space="preserve"> et </w:t>
-      </w:r>
-      <w:r>
-        <w:t xml:space="preserve">notamment les représentations graphiques</w:t>
-      </w:r>
-      <w:r>
-        <w:t xml:space="preserve"> </w:t>
-      </w:r>
-      <w:r>
-        <w:t xml:space="preserve">que nous </w:t>
-      </w:r>
-      <w:r>
-        <w:t xml:space="preserve">allons analyser et interpréter</w:t>
-      </w:r>
-      <w:r>
-        <w:t xml:space="preserve">.</w:t>
-      </w:r>
-      <w:r>
-        <w:t xml:space="preserve"> </w:t>
-      </w:r>
-      <w:r>
-        <w:t xml:space="preserve">Nous allons également </w:t>
-      </w:r>
-      <w:r>
-        <w:t xml:space="preserve">présenter notre modèle de prédiction / régression.</w:t>
-      </w:r>
-      <w:r/>
-    </w:p>
-    <w:p>
-      <w:pPr>
-        <w:pBdr/>
-        <w:spacing/>
-        <w:ind/>
-        <w:rPr/>
-      </w:pPr>
-      <w:r>
-        <w:rPr>
-          <w:highlight w:val="none"/>
-        </w:rPr>
-      </w:r>
-      <w:r>
-        <w:rPr>
-          <w:highlight w:val="none"/>
-        </w:rPr>
-      </w:r>
-      <w:r>
-        <w:rPr>
-          <w:highlight w:val="none"/>
-        </w:rPr>
-      </w:r>
-    </w:p>
-    <w:p>
-      <w:pPr>
-        <w:pStyle w:val="798"/>
+        <w:pStyle w:val="984"/>
         <w:pBdr/>
         <w:spacing/>
         <w:ind/>
@@ -1314,7 +1356,6 @@
       <w:r>
         <w:t xml:space="preserve">des données</w:t>
       </w:r>
-      <w:r/>
       <w:bookmarkEnd w:id="2"/>
       <w:r/>
       <w:r/>
@@ -1370,7 +1411,7 @@
     </w:p>
     <w:p>
       <w:pPr>
-        <w:pStyle w:val="798"/>
+        <w:pStyle w:val="984"/>
         <w:pBdr/>
         <w:spacing/>
         <w:ind/>
@@ -1405,7 +1446,7 @@
     </w:p>
     <w:p>
       <w:pPr>
-        <w:pStyle w:val="816"/>
+        <w:pStyle w:val="1002"/>
         <w:numPr>
           <w:ilvl w:val="0"/>
           <w:numId w:val="5"/>
@@ -1476,7 +1517,7 @@
     </w:p>
     <w:p>
       <w:pPr>
-        <w:pStyle w:val="816"/>
+        <w:pStyle w:val="1002"/>
         <w:numPr>
           <w:ilvl w:val="0"/>
           <w:numId w:val="5"/>
@@ -1523,7 +1564,7 @@
     </w:p>
     <w:p>
       <w:pPr>
-        <w:pStyle w:val="816"/>
+        <w:pStyle w:val="1002"/>
         <w:numPr>
           <w:ilvl w:val="0"/>
           <w:numId w:val="5"/>
@@ -1538,7 +1579,7 @@
       </w:r>
       <w:r>
         <w:rPr>
-          <w:rStyle w:val="183"/>
+          <w:rStyle w:val="968"/>
         </w:rPr>
         <w:footnoteReference w:id="2"/>
       </w:r>
@@ -1561,7 +1602,7 @@
     </w:p>
     <w:p>
       <w:pPr>
-        <w:pStyle w:val="816"/>
+        <w:pStyle w:val="1002"/>
         <w:numPr>
           <w:ilvl w:val="0"/>
           <w:numId w:val="5"/>
@@ -1578,7 +1619,7 @@
     </w:p>
     <w:p>
       <w:pPr>
-        <w:pStyle w:val="816"/>
+        <w:pStyle w:val="1002"/>
         <w:numPr>
           <w:ilvl w:val="0"/>
           <w:numId w:val="5"/>
@@ -1595,7 +1636,7 @@
     </w:p>
     <w:p>
       <w:pPr>
-        <w:pStyle w:val="816"/>
+        <w:pStyle w:val="1002"/>
         <w:numPr>
           <w:ilvl w:val="0"/>
           <w:numId w:val="6"/>
@@ -1654,7 +1695,7 @@
     </w:p>
     <w:p>
       <w:pPr>
-        <w:pStyle w:val="816"/>
+        <w:pStyle w:val="1002"/>
         <w:numPr>
           <w:ilvl w:val="0"/>
           <w:numId w:val="6"/>
@@ -1743,7 +1784,7 @@
     </w:p>
     <w:p>
       <w:pPr>
-        <w:pStyle w:val="816"/>
+        <w:pStyle w:val="1002"/>
         <w:numPr>
           <w:ilvl w:val="0"/>
           <w:numId w:val="6"/>
@@ -1763,7 +1804,7 @@
     </w:p>
     <w:p>
       <w:pPr>
-        <w:pStyle w:val="816"/>
+        <w:pStyle w:val="1002"/>
         <w:numPr>
           <w:ilvl w:val="0"/>
           <w:numId w:val="6"/>
@@ -1784,15 +1825,11 @@
           <w:highlight w:val="none"/>
         </w:rPr>
       </w:r>
-      <w:r>
-        <w:rPr>
-          <w:highlight w:val="none"/>
-        </w:rPr>
-      </w:r>
+      <w:r/>
     </w:p>
     <w:p>
       <w:pPr>
-        <w:pStyle w:val="816"/>
+        <w:pStyle w:val="1002"/>
         <w:numPr>
           <w:ilvl w:val="0"/>
           <w:numId w:val="5"/>
@@ -1806,17 +1843,24 @@
         <w:rPr>
           <w:highlight w:val="none"/>
         </w:rPr>
-        <w:t xml:space="preserve">Pour les colonnes de tarification, de puissance et des dates de mise à jour nous avons supprimés celles où les valeurs étaient aberrantes comme les prix trop élevés, les puissances nulles et trop élevées, pour les dates celles dans le futur et trop anciennes.</w:t>
+        <w:t xml:space="preserve">Pou</w:t>
       </w:r>
       <w:r>
         <w:rPr>
           <w:highlight w:val="none"/>
         </w:rPr>
-      </w:r>
+        <w:t xml:space="preserve">r les colonnes de tarification, de puissance et des dates de mise à jour nous avons supprimés celles où les valeurs étaient aberrantes comme les prix trop élevés, les puissances nulles et trop élevées, pour les dates celles dans le futur et trop anciennes.</w:t>
+      </w:r>
+      <w:r>
+        <w:rPr>
+          <w:highlight w:val="none"/>
+        </w:rPr>
+      </w:r>
+      <w:r/>
     </w:p>
     <w:p>
       <w:pPr>
-        <w:pStyle w:val="816"/>
+        <w:pStyle w:val="1002"/>
         <w:numPr>
           <w:ilvl w:val="0"/>
           <w:numId w:val="5"/>
@@ -1848,7 +1892,7 @@
     </w:p>
     <w:p>
       <w:pPr>
-        <w:pStyle w:val="816"/>
+        <w:pStyle w:val="1002"/>
         <w:numPr>
           <w:ilvl w:val="0"/>
           <w:numId w:val="5"/>
@@ -1871,7 +1915,7 @@
     </w:p>
     <w:p>
       <w:pPr>
-        <w:pStyle w:val="816"/>
+        <w:pStyle w:val="1002"/>
         <w:numPr>
           <w:ilvl w:val="0"/>
           <w:numId w:val="5"/>
@@ -1894,7 +1938,7 @@
     </w:p>
     <w:p>
       <w:pPr>
-        <w:pStyle w:val="816"/>
+        <w:pStyle w:val="1002"/>
         <w:numPr>
           <w:ilvl w:val="0"/>
           <w:numId w:val="5"/>
@@ -1953,7 +1997,7 @@
     </w:p>
     <w:p>
       <w:pPr>
-        <w:pStyle w:val="798"/>
+        <w:pStyle w:val="984"/>
         <w:pBdr/>
         <w:spacing/>
         <w:ind/>
@@ -2019,11 +2063,15 @@
       <w:r>
         <w:t xml:space="preserve"> celles que nous allons présenter.</w:t>
       </w:r>
-      <w:r/>
+      <w:r>
+        <w:rPr>
+          <w:highlight w:val="none"/>
+        </w:rPr>
+      </w:r>
     </w:p>
     <w:p>
       <w:pPr>
-        <w:pStyle w:val="800"/>
+        <w:pStyle w:val="986"/>
         <w:pBdr/>
         <w:spacing/>
         <w:ind/>
@@ -2032,14 +2080,12 @@
         </w:rPr>
       </w:pPr>
       <w:r>
+        <w:t xml:space="preserve">Répartition des puissance nominales</w:t>
+      </w:r>
+      <w:r/>
+      <w:r>
         <w:rPr>
-          <w:lang w:val="undefined"/>
-        </w:rPr>
-        <w:t xml:space="preserve">Répartition des puissance nominales</w:t>
-      </w:r>
-      <w:r>
-        <w:rPr>
-          <w:lang w:val="undefined"/>
+          <w14:ligatures w14:val="none"/>
         </w:rPr>
       </w:r>
     </w:p>
@@ -2199,335 +2245,345 @@
       <w:r>
         <w:t xml:space="preserve">ûteuses et gaspillent énormément d’énergie pour atteindre ces vitesses de charge.</w:t>
       </w:r>
+      <w:r>
+        <w:rPr>
+          <w:highlight w:val="none"/>
+        </w:rPr>
+      </w:r>
+    </w:p>
+    <w:p>
+      <w:pPr>
+        <w:pStyle w:val="986"/>
+        <w:pBdr/>
+        <w:spacing/>
+        <w:ind/>
+        <w:rPr/>
+      </w:pPr>
+      <w:r>
+        <w:rPr>
+          <w:highlight w:val="none"/>
+        </w:rPr>
+        <w:t xml:space="preserve">Nombre annuel de stations mises en service</w:t>
+      </w:r>
+      <w:r>
+        <w:rPr>
+          <w:highlight w:val="none"/>
+        </w:rPr>
+      </w:r>
+      <w:r/>
+    </w:p>
+    <w:p>
+      <w:pPr>
+        <w:pBdr/>
+        <w:spacing/>
+        <w:ind/>
+        <w:rPr>
+          <w:highlight w:val="none"/>
+        </w:rPr>
+      </w:pPr>
+      <w:r>
+        <w:t xml:space="preserve">Le graphique 2 représente le nombre de points de charge mis en service chaque année</w:t>
+      </w:r>
+      <w:r>
+        <w:t xml:space="preserve">. Sur ce graphe on observe 4 périodes distinctes</w:t>
+      </w:r>
+      <w:r>
+        <w:t xml:space="preserve"> :</w:t>
+      </w:r>
+      <w:r>
+        <w:rPr>
+          <w:highlight w:val="none"/>
+        </w:rPr>
+      </w:r>
+    </w:p>
+    <w:p>
+      <w:pPr>
+        <w:pBdr/>
+        <w:spacing/>
+        <w:ind/>
+        <w:rPr/>
+      </w:pPr>
+      <w:r>
+        <w:t xml:space="preserve">2018 – 2020 Une phase d’amorçage</w:t>
+      </w:r>
+      <w:r>
+        <w:t xml:space="preserve"> : </w:t>
+      </w:r>
+      <w:r>
+        <w:t xml:space="preserve">durant cette période, le déploiement reste timide mais progresse de manière linéaire, passant d’une vingtaine d’unités à un peu plus de 60 nouvelles installations en 2020</w:t>
+      </w:r>
+      <w:r>
+        <w:t xml:space="preserve"> soi</w:t>
+      </w:r>
+      <w:r>
+        <w:t xml:space="preserve">t</w:t>
+      </w:r>
+      <w:r>
+        <w:t xml:space="preserve"> 75 environs</w:t>
+      </w:r>
+      <w:r>
+        <w:t xml:space="preserve">.</w:t>
+      </w:r>
+      <w:r/>
+    </w:p>
+    <w:p>
+      <w:pPr>
+        <w:pBdr/>
+        <w:spacing/>
+        <w:ind/>
+        <w:rPr/>
+      </w:pPr>
+      <w:r>
+        <w:t xml:space="preserve">2021 Le pic</w:t>
+      </w:r>
+      <w:r>
+        <w:t xml:space="preserve"> : </w:t>
+      </w:r>
+      <w:r>
+        <w:t xml:space="preserve">cette année marque un tournant radical avec un pic massif d’installations, culminant à près de 370 points</w:t>
+      </w:r>
+      <w:r>
+        <w:t xml:space="preserve"> </w:t>
+      </w:r>
+      <w:r>
+        <w:t xml:space="preserve">mis en service </w:t>
+      </w:r>
+      <w:r>
+        <w:t xml:space="preserve">en une seule année cependant cela peut </w:t>
+      </w:r>
+      <w:r>
+        <w:t xml:space="preserve">âtre d</w:t>
+      </w:r>
+      <w:r>
+        <w:t xml:space="preserve">û un plus grand nombre de données pour cette période</w:t>
+      </w:r>
+      <w:r>
+        <w:t xml:space="preserve">.</w:t>
+      </w:r>
+      <w:r/>
+    </w:p>
+    <w:p>
+      <w:pPr>
+        <w:pBdr/>
+        <w:spacing/>
+        <w:ind/>
+        <w:rPr/>
+      </w:pPr>
+      <w:r>
+        <w:t xml:space="preserve">2022-2025 Une phase de consolidation</w:t>
+      </w:r>
+      <w:r>
+        <w:t xml:space="preserve"> : </w:t>
+      </w:r>
+      <w:r>
+        <w:t xml:space="preserve">après le record de 2021, on observe une légère baisse suivie d’une stabilisation des ouvertures, oscillant entre 200 et 280 nouvelles installations par an.</w:t>
+      </w:r>
+      <w:r/>
+    </w:p>
+    <w:p>
+      <w:pPr>
+        <w:pBdr/>
+        <w:spacing/>
+        <w:ind/>
+        <w:rPr>
+          <w:highlight w:val="none"/>
+        </w:rPr>
+      </w:pPr>
+      <w:r>
+        <w:t xml:space="preserve">2026 : </w:t>
+      </w:r>
+      <w:r>
+        <w:t xml:space="preserve">Des d</w:t>
+      </w:r>
+      <w:r>
+        <w:t xml:space="preserve">onnées </w:t>
+      </w:r>
+      <w:r>
+        <w:t xml:space="preserve">partielles</w:t>
+      </w:r>
+      <w:r>
+        <w:t xml:space="preserve">. </w:t>
+      </w:r>
+      <w:r>
+        <w:t xml:space="preserve">La chute brutale observée en 2026 ne </w:t>
+      </w:r>
+      <w:r>
+        <w:t xml:space="preserve">reflète</w:t>
+      </w:r>
+      <w:r>
+        <w:t xml:space="preserve"> pas un arrêt des installations mais s’explique par le fait que l’année en cours est </w:t>
+      </w:r>
+      <w:r>
+        <w:t xml:space="preserve">incomplète</w:t>
+      </w:r>
+      <w:r>
+        <w:t xml:space="preserve"> et que les données de reporting les plus récentes </w:t>
+      </w:r>
+      <w:r>
+        <w:t xml:space="preserve">sont encore en cours de consolidation dans le fichier.</w:t>
+      </w:r>
+      <w:r>
+        <w:rPr>
+          <w:highlight w:val="none"/>
+        </w:rPr>
+      </w:r>
+    </w:p>
+    <w:p>
+      <w:pPr>
+        <w:pStyle w:val="986"/>
+        <w:pBdr/>
+        <w:spacing/>
+        <w:ind/>
+        <w:rPr/>
+      </w:pPr>
+      <w:r>
+        <w:rPr>
+          <w:highlight w:val="none"/>
+        </w:rPr>
+      </w:r>
+      <w:r>
+        <w:rPr>
+          <w:highlight w:val="none"/>
+        </w:rPr>
+        <w:t xml:space="preserve">Nombre d’instalation de stations</w:t>
+      </w:r>
+      <w:r>
+        <w:rPr>
+          <w:highlight w:val="none"/>
+        </w:rPr>
+        <w:t xml:space="preserve"> mensuellement</w:t>
+      </w:r>
+      <w:r>
+        <w:rPr>
+          <w:highlight w:val="none"/>
+        </w:rPr>
+      </w:r>
+      <w:r/>
+    </w:p>
+    <w:p>
+      <w:pPr>
+        <w:pBdr/>
+        <w:spacing/>
+        <w:ind/>
+        <w:rPr/>
+      </w:pPr>
+      <w:r>
+        <w:t xml:space="preserve">Le graphique 3</w:t>
+      </w:r>
+      <w:r>
+        <w:t xml:space="preserve"> illustre l’évolution </w:t>
+      </w:r>
+      <w:r>
+        <w:t xml:space="preserve">mensu</w:t>
+      </w:r>
+      <w:r>
+        <w:t xml:space="preserve">elle </w:t>
+      </w:r>
+      <w:r>
+        <w:t xml:space="preserve">des mises en </w:t>
+      </w:r>
+      <w:r>
+        <w:t xml:space="preserve">service des points </w:t>
+      </w:r>
+      <w:r>
+        <w:t xml:space="preserve">de recharge sur</w:t>
+      </w:r>
+      <w:r>
+        <w:t xml:space="preserve"> l’ensemble des </w:t>
+      </w:r>
+      <w:r>
+        <w:t xml:space="preserve">années </w:t>
+      </w:r>
+      <w:r>
+        <w:t xml:space="preserve">permetta</w:t>
+      </w:r>
+      <w:r>
+        <w:t xml:space="preserve">nt d’identifier les </w:t>
+      </w:r>
+      <w:r>
+        <w:t xml:space="preserve">tendances </w:t>
+      </w:r>
+      <w:r>
+        <w:t xml:space="preserve">saisonnières de l’activité</w:t>
+      </w:r>
+      <w:r>
+        <w:t xml:space="preserve">. On observe notement que les instalations se font particulièrement en juillet, octobre et novembre, mais sont très peu nombreuses en mars, ao</w:t>
+      </w:r>
+      <w:r>
+        <w:t xml:space="preserve">ût et septembre</w:t>
+      </w:r>
+      <w:r/>
+    </w:p>
+    <w:p>
+      <w:pPr>
+        <w:pStyle w:val="986"/>
+        <w:pBdr/>
+        <w:spacing/>
+        <w:ind/>
+        <w:rPr>
+          <w:bCs/>
+        </w:rPr>
+      </w:pPr>
+      <w:r>
+        <w:rPr>
+          <w:bCs/>
+        </w:rPr>
+        <w:t xml:space="preserve">Parts de marché des opérateurs</w:t>
+      </w:r>
+      <w:r>
+        <w:rPr>
+          <w:bCs/>
+        </w:rPr>
+      </w:r>
+      <w:r>
+        <w:rPr>
+          <w:bCs/>
+        </w:rPr>
+      </w:r>
+    </w:p>
+    <w:p>
+      <w:pPr>
+        <w:pBdr/>
+        <w:spacing/>
+        <w:ind/>
+        <w:rPr/>
+      </w:pPr>
+      <w:r>
+        <w:t xml:space="preserve">Le graphique 4 re</w:t>
+      </w:r>
+      <w:r>
+        <w:rPr>
+          <w:rFonts w:ascii="Aptos" w:hAnsi="Aptos" w:eastAsia="Aptos" w:cs="Aptos"/>
+        </w:rPr>
+        <w:t xml:space="preserve">présente la répartition en </w:t>
+      </w:r>
+      <w:r>
+        <w:rPr>
+          <w:rFonts w:ascii="Aptos" w:hAnsi="Aptos" w:eastAsia="Aptos" w:cs="Aptos"/>
+        </w:rPr>
+        <w:t xml:space="preserve">pourcentage des parts de marché des opérateurs de bornes de recharge installées. On observe une forte domination de l’opérateur SPBR1, qui possède près de 70% du marché, suivi par </w:t>
+      </w:r>
+      <w:r>
+        <w:t xml:space="preserve">ZEPHYRE SAS à 4%. Les opérateurs présents dans la section AUTRES sont les opérateurs représentant moins de 1% des parts du marché. Il est important de noter que nous n’a</w:t>
+      </w:r>
+      <w:r>
+        <w:t xml:space="preserve">vons pas pris en compte les installations dont l’opérateur nous est inconnu, cela fausserait les données et les conclusions seraient biaisées.</w:t>
+      </w:r>
+      <w:r/>
+    </w:p>
+    <w:p>
+      <w:pPr>
+        <w:pBdr/>
+        <w:spacing/>
+        <w:ind/>
+        <w:rPr/>
+      </w:pPr>
       <w:r/>
       <w:r/>
     </w:p>
     <w:p>
       <w:pPr>
-        <w:pStyle w:val="800"/>
-        <w:pBdr/>
-        <w:spacing/>
-        <w:ind/>
-        <w:rPr/>
-      </w:pPr>
-      <w:r>
-        <w:rPr>
-          <w:highlight w:val="none"/>
-        </w:rPr>
-        <w:t xml:space="preserve">Nombre annuel de stations mises en service</w:t>
-      </w:r>
-      <w:r>
-        <w:rPr>
-          <w:highlight w:val="none"/>
-        </w:rPr>
-      </w:r>
-      <w:r>
-        <w:rPr>
-          <w:highlight w:val="none"/>
-        </w:rPr>
-      </w:r>
-    </w:p>
-    <w:p>
-      <w:pPr>
-        <w:pBdr/>
-        <w:spacing/>
-        <w:ind/>
-        <w:rPr>
-          <w:highlight w:val="none"/>
-        </w:rPr>
-      </w:pPr>
-      <w:r>
-        <w:t xml:space="preserve">Le graphique 2 représente le nombre de points de charge mis en service chaque année</w:t>
-      </w:r>
-      <w:r>
-        <w:t xml:space="preserve">. Sur ce graphe on observe 4 périodes distinctes</w:t>
-      </w:r>
-      <w:r>
-        <w:t xml:space="preserve"> :</w:t>
-      </w:r>
-      <w:r/>
-      <w:r/>
-    </w:p>
-    <w:p>
-      <w:pPr>
-        <w:pBdr/>
-        <w:spacing/>
-        <w:ind/>
-        <w:rPr/>
-      </w:pPr>
-      <w:r>
-        <w:t xml:space="preserve">2018 – 2020 Une phase d’amorçage</w:t>
-      </w:r>
-      <w:r>
-        <w:t xml:space="preserve"> : </w:t>
-      </w:r>
-      <w:r>
-        <w:t xml:space="preserve">durant cette période, le déploiement reste timide mais progresse de manière linéaire, passant d’une vingtaine d’unités à un peu plus de 60 nouvelles installations en 2020</w:t>
-      </w:r>
-      <w:r>
-        <w:t xml:space="preserve"> soi</w:t>
-      </w:r>
-      <w:r>
-        <w:t xml:space="preserve">t</w:t>
-      </w:r>
-      <w:r>
-        <w:t xml:space="preserve"> 75 environs</w:t>
-      </w:r>
-      <w:r>
-        <w:t xml:space="preserve">.</w:t>
-      </w:r>
-      <w:r/>
-      <w:r/>
-    </w:p>
-    <w:p>
-      <w:pPr>
-        <w:pBdr/>
-        <w:spacing/>
-        <w:ind/>
-        <w:rPr/>
-      </w:pPr>
-      <w:r>
-        <w:t xml:space="preserve">2021 Le pic</w:t>
-      </w:r>
-      <w:r>
-        <w:t xml:space="preserve"> : </w:t>
-      </w:r>
-      <w:r>
-        <w:t xml:space="preserve">cette année marque un tournant radical avec un pic massif d’installations, culminant à près de 370 points</w:t>
-      </w:r>
-      <w:r>
-        <w:t xml:space="preserve"> </w:t>
-      </w:r>
-      <w:r>
-        <w:t xml:space="preserve">mis en service </w:t>
-      </w:r>
-      <w:r>
-        <w:t xml:space="preserve">en une seule année cependant cela peut </w:t>
-      </w:r>
-      <w:r>
-        <w:t xml:space="preserve">âtre d</w:t>
-      </w:r>
-      <w:r>
-        <w:t xml:space="preserve">û un plus grand nombre de données pour cette période</w:t>
-      </w:r>
-      <w:r>
-        <w:t xml:space="preserve">.</w:t>
-      </w:r>
-      <w:r/>
-    </w:p>
-    <w:p>
-      <w:pPr>
-        <w:pBdr/>
-        <w:spacing/>
-        <w:ind/>
-        <w:rPr/>
-      </w:pPr>
-      <w:r>
-        <w:t xml:space="preserve">2022-2025 Une phase de consolidation</w:t>
-      </w:r>
-      <w:r>
-        <w:t xml:space="preserve"> : </w:t>
-      </w:r>
-      <w:r>
-        <w:t xml:space="preserve">après le record de 2021, on observe une légère baisse suivie d’une stabilisation des ouvertures, oscillant entre 200 et 280 nouvelles installations par an.</w:t>
-      </w:r>
-      <w:r/>
-    </w:p>
-    <w:p>
-      <w:pPr>
-        <w:pBdr/>
-        <w:spacing/>
-        <w:ind/>
-        <w:rPr>
-          <w:highlight w:val="none"/>
-        </w:rPr>
-      </w:pPr>
-      <w:r>
-        <w:t xml:space="preserve">2026 : </w:t>
-      </w:r>
-      <w:r>
-        <w:t xml:space="preserve">Des d</w:t>
-      </w:r>
-      <w:r>
-        <w:t xml:space="preserve">onnées </w:t>
-      </w:r>
-      <w:r>
-        <w:t xml:space="preserve">partielles</w:t>
-      </w:r>
-      <w:r>
-        <w:t xml:space="preserve">. </w:t>
-      </w:r>
-      <w:r>
-        <w:t xml:space="preserve">La chute brutale observée en 2026 ne </w:t>
-      </w:r>
-      <w:r>
-        <w:t xml:space="preserve">reflète</w:t>
-      </w:r>
-      <w:r>
-        <w:t xml:space="preserve"> pas un arrêt des installations mais s’explique par le fait que l’année en cours est </w:t>
-      </w:r>
-      <w:r>
-        <w:t xml:space="preserve">incomplète</w:t>
-      </w:r>
-      <w:r>
-        <w:t xml:space="preserve"> et que les données de reporting les plus récentes </w:t>
-      </w:r>
-      <w:r>
-        <w:t xml:space="preserve">sont encore en cours de consolidation dans le fichier.</w:t>
-      </w:r>
-      <w:r/>
-    </w:p>
-    <w:p>
-      <w:pPr>
-        <w:pStyle w:val="800"/>
-        <w:pBdr/>
-        <w:spacing/>
-        <w:ind/>
-        <w:rPr/>
-      </w:pPr>
-      <w:r>
-        <w:rPr>
-          <w:highlight w:val="none"/>
-        </w:rPr>
-      </w:r>
-      <w:r>
-        <w:rPr>
-          <w:highlight w:val="none"/>
-        </w:rPr>
-        <w:t xml:space="preserve">Nombre d’instalation de stations</w:t>
-      </w:r>
-      <w:r>
-        <w:rPr>
-          <w:highlight w:val="none"/>
-        </w:rPr>
-        <w:t xml:space="preserve"> mensuellement</w:t>
-      </w:r>
-      <w:r>
-        <w:rPr>
-          <w:highlight w:val="none"/>
-        </w:rPr>
-      </w:r>
-    </w:p>
-    <w:p>
-      <w:pPr>
-        <w:pBdr/>
-        <w:spacing/>
-        <w:ind/>
-        <w:rPr/>
-      </w:pPr>
-      <w:r>
-        <w:t xml:space="preserve">Le graphique 3</w:t>
-      </w:r>
-      <w:r>
-        <w:t xml:space="preserve"> illustre l’évolution </w:t>
-      </w:r>
-      <w:r>
-        <w:t xml:space="preserve">mensu</w:t>
-      </w:r>
-      <w:r>
-        <w:t xml:space="preserve">elle </w:t>
-      </w:r>
-      <w:r>
-        <w:t xml:space="preserve">des mises en </w:t>
-      </w:r>
-      <w:r>
-        <w:t xml:space="preserve">service des points </w:t>
-      </w:r>
-      <w:r>
-        <w:t xml:space="preserve">de recharge sur</w:t>
-      </w:r>
-      <w:r>
-        <w:t xml:space="preserve"> l’ensemble des </w:t>
-      </w:r>
-      <w:r>
-        <w:t xml:space="preserve">années </w:t>
-      </w:r>
-      <w:r>
-        <w:t xml:space="preserve">permetta</w:t>
-      </w:r>
-      <w:r>
-        <w:t xml:space="preserve">nt d’identifier les </w:t>
-      </w:r>
-      <w:r>
-        <w:t xml:space="preserve">tendances </w:t>
-      </w:r>
-      <w:r>
-        <w:t xml:space="preserve">saisonnières de l’activité</w:t>
-      </w:r>
-      <w:r>
-        <w:t xml:space="preserve">. On observe notement que les instalations se font particulièrement en juillet, octobre et novembre, mais sont très peu nombreuses en mars, ao</w:t>
-      </w:r>
-      <w:r>
-        <w:t xml:space="preserve">ût et septembre</w:t>
-      </w:r>
-      <w:r/>
-      <w:r/>
-    </w:p>
-    <w:p>
-      <w:pPr>
-        <w:pStyle w:val="800"/>
-        <w:pBdr/>
-        <w:spacing/>
-        <w:ind/>
-        <w:rPr>
-          <w:bCs/>
-        </w:rPr>
-      </w:pPr>
-      <w:r>
-        <w:rPr>
-          <w:bCs/>
-        </w:rPr>
-        <w:t xml:space="preserve">Parts de marché des opérateurs</w:t>
-      </w:r>
-      <w:r>
-        <w:rPr>
-          <w:bCs/>
-        </w:rPr>
-      </w:r>
-    </w:p>
-    <w:p>
-      <w:pPr>
-        <w:pBdr/>
-        <w:spacing/>
-        <w:ind/>
-        <w:rPr/>
-      </w:pPr>
-      <w:r>
-        <w:t xml:space="preserve">Le graphique 4 re</w:t>
-      </w:r>
-      <w:r>
-        <w:rPr>
-          <w:rFonts w:ascii="Aptos" w:hAnsi="Aptos" w:eastAsia="Aptos" w:cs="Aptos"/>
-        </w:rPr>
-        <w:t xml:space="preserve">présente la répartition en </w:t>
-      </w:r>
-      <w:r>
-        <w:rPr>
-          <w:rFonts w:ascii="Aptos" w:hAnsi="Aptos" w:eastAsia="Aptos" w:cs="Aptos"/>
-        </w:rPr>
-        <w:t xml:space="preserve">pourcentage des parts de marché des opérateurs de bornes de recharge installées. On observe une forte domination de l’opérateur SPBR1, qui possède près de 70% du marché, suivi par </w:t>
-      </w:r>
-      <w:r>
-        <w:t xml:space="preserve">ZEPHYRE SAS à 4%. Les opérateurs présents dans la section AUTRES sont les opérateurs représentant moins de 1% des parts du marché. Il est important de noter que nous n’a</w:t>
-      </w:r>
-      <w:r>
-        <w:t xml:space="preserve">vons pas pris en compte les installations dont l’opérateur nous est inconnu, cela fausserait les données et les conclusions seraient biaisées.</w:t>
-      </w:r>
-      <w:r/>
-    </w:p>
-    <w:p>
-      <w:pPr>
-        <w:pBdr/>
-        <w:spacing/>
-        <w:ind/>
-        <w:rPr/>
-      </w:pPr>
-      <w:r/>
-      <w:r/>
-    </w:p>
-    <w:p>
-      <w:pPr>
-        <w:pStyle w:val="798"/>
+        <w:pStyle w:val="984"/>
         <w:pBdr/>
         <w:spacing/>
         <w:ind/>
@@ -2571,7 +2627,7 @@
     </w:p>
     <w:p>
       <w:pPr>
-        <w:pStyle w:val="800"/>
+        <w:pStyle w:val="986"/>
         <w:pBdr/>
         <w:spacing/>
         <w:ind/>
@@ -2702,9 +2758,44 @@
         <w:t xml:space="preserve"> Et on accompagne ce résultat d’un nuage de points sur le graphe 5.</w:t>
       </w:r>
       <w:r/>
-      <w:r/>
-      <w:r/>
-      <w:r/>
+    </w:p>
+    <w:p>
+      <w:pPr>
+        <w:pBdr/>
+        <w:spacing/>
+        <w:ind/>
+        <w:rPr/>
+      </w:pPr>
+      <w:r>
+        <w:t xml:space="preserve">Le</w:t>
+      </w:r>
+      <w:r>
+        <w:t xml:space="preserve"> coefficient de 0,326 indique une corrélation positive mais modérée, voire faible. </w:t>
+      </w:r>
+      <w:r>
+        <w:t xml:space="preserve">Ça</w:t>
+      </w:r>
+      <w:r>
+        <w:t xml:space="preserve"> signifie qu’il y a bien </w:t>
+      </w:r>
+      <w:r>
+        <w:t xml:space="preserve">une tendance générale à la hausse</w:t>
+      </w:r>
+      <w:r>
+        <w:t xml:space="preserve"> : </w:t>
+      </w:r>
+      <w:r>
+        <w:t xml:space="preserve">quand la puissance augmente, le prix tend à augmenter, mais la puissance n'est pas le seul facteur qui </w:t>
+      </w:r>
+      <w:r>
+        <w:t xml:space="preserve">régit </w:t>
+      </w:r>
+      <w:r>
+        <w:t xml:space="preserve">le prix. La relation n'est pas stricte.</w:t>
+      </w:r>
+      <w:r>
+        <w:t xml:space="preserve"> </w:t>
+      </w:r>
       <w:r/>
     </w:p>
     <w:p>
@@ -2715,121 +2806,82 @@
         <w:rPr/>
       </w:pPr>
       <w:r>
-        <w:t xml:space="preserve">Le</w:t>
-      </w:r>
-      <w:r>
-        <w:t xml:space="preserve"> coefficient de 0,326 indique une corrélation positive mais modérée, voire faible. </w:t>
-      </w:r>
-      <w:r>
-        <w:t xml:space="preserve">Ça</w:t>
-      </w:r>
-      <w:r>
-        <w:t xml:space="preserve"> signifie qu’il y a bien </w:t>
-      </w:r>
-      <w:r>
-        <w:t xml:space="preserve">une tendance générale à la hausse</w:t>
-      </w:r>
-      <w:r>
-        <w:t xml:space="preserve"> : </w:t>
-      </w:r>
-      <w:r>
-        <w:t xml:space="preserve">quand la puissance augmente, le prix tend à augmenter, mais la puissance n'est pas le seul facteur qui </w:t>
-      </w:r>
-      <w:r>
-        <w:t xml:space="preserve">régit </w:t>
-      </w:r>
-      <w:r>
-        <w:t xml:space="preserve">le prix. La relation n'est pas stricte.</w:t>
-      </w:r>
-      <w:r>
-        <w:t xml:space="preserve"> </w:t>
+        <w:t xml:space="preserve">Sur le nuage de points, on observe que la </w:t>
+      </w:r>
+      <w:r>
+        <w:t xml:space="preserve">ligne de tendance en ro</w:t>
+      </w:r>
+      <w:r>
+        <w:t xml:space="preserve">uge </w:t>
+      </w:r>
+      <w:r>
+        <w:t xml:space="preserve">monte légèrement, ce qui </w:t>
+      </w:r>
+      <w:r>
+        <w:t xml:space="preserve">semble logique : </w:t>
+      </w:r>
+      <w:r>
+        <w:t xml:space="preserve">les super-chargeurs</w:t>
+      </w:r>
+      <w:r>
+        <w:t xml:space="preserve"> (200 à 350 kW de puissance) coûtent plus chers à installer et donc </w:t>
+      </w:r>
+      <w:r>
+        <w:t xml:space="preserve">la recharge coûte plus cher que sur des bornes </w:t>
+      </w:r>
+      <w:r>
+        <w:t xml:space="preserve">moins puissantes qui auraient coûtées moins cher à installer. On voit qu’on </w:t>
+      </w:r>
+      <w:r>
+        <w:t xml:space="preserve">a</w:t>
+      </w:r>
+      <w:r>
+        <w:t xml:space="preserve"> un « mur » de points à la puissance 22 kW : pour </w:t>
+      </w:r>
+      <w:r>
+        <w:t xml:space="preserve">une</w:t>
+      </w:r>
+      <w:r>
+        <w:t xml:space="preserve"> même puissance de 22 kW, on a une tarific</w:t>
+      </w:r>
+      <w:r>
+        <w:t xml:space="preserve">ation qui varie </w:t>
+      </w:r>
+      <w:r>
+        <w:t xml:space="preserve">énormément,</w:t>
+      </w:r>
+      <w:r>
+        <w:t xml:space="preserve"> allant de gratuite </w:t>
+      </w:r>
+      <w:r>
+        <w:t xml:space="preserve">jusqu’à plus de 1€/kWh</w:t>
+      </w:r>
+      <w:r>
+        <w:t xml:space="preserve">. Cette forte variabilité fragilise notre corrélation. Et on observe aussi quelques valeurs aberrantes</w:t>
+      </w:r>
+      <w:r>
+        <w:t xml:space="preserve"> : 2</w:t>
+      </w:r>
+      <w:r>
+        <w:t xml:space="preserve">€ et 3€ le kWh pour des petites puissances</w:t>
+      </w:r>
+      <w:r>
+        <w:t xml:space="preserve">. C</w:t>
+      </w:r>
+      <w:r>
+        <w:t xml:space="preserve">e sont </w:t>
+      </w:r>
+      <w:r>
+        <w:t xml:space="preserve">des born</w:t>
+      </w:r>
+      <w:r>
+        <w:t xml:space="preserve">es d’établissement qui surfacturent le service de recharge.</w:t>
       </w:r>
       <w:r/>
     </w:p>
     <w:p>
       <w:pPr>
-        <w:pBdr/>
-        <w:spacing/>
-        <w:ind/>
-        <w:rPr/>
-      </w:pPr>
-      <w:r>
-        <w:t xml:space="preserve">Sur le nuage de points, on observe que la </w:t>
-      </w:r>
-      <w:r>
-        <w:t xml:space="preserve">ligne de tendance en ro</w:t>
-      </w:r>
-      <w:r>
-        <w:t xml:space="preserve">uge </w:t>
-      </w:r>
-      <w:r>
-        <w:t xml:space="preserve">monte légèrement, ce qui </w:t>
-      </w:r>
-      <w:r>
-        <w:t xml:space="preserve">semble logique : </w:t>
-      </w:r>
-      <w:r>
-        <w:t xml:space="preserve">les super-chargeurs</w:t>
-      </w:r>
-      <w:r>
-        <w:t xml:space="preserve"> (200 à 350 kW de puissance) coûtent plus chers à installer et donc </w:t>
-      </w:r>
-      <w:r>
-        <w:t xml:space="preserve">la recharge coûte plus cher que sur des bornes </w:t>
-      </w:r>
-      <w:r>
-        <w:t xml:space="preserve">moins puissantes qui auraient coûtées moins cher à installer. On voit qu’on </w:t>
-      </w:r>
-      <w:r>
-        <w:t xml:space="preserve">a</w:t>
-      </w:r>
-      <w:r>
-        <w:t xml:space="preserve"> un « mur » de points à la puissance 22 kW : pour </w:t>
-      </w:r>
-      <w:r>
-        <w:t xml:space="preserve">une</w:t>
-      </w:r>
-      <w:r>
-        <w:t xml:space="preserve"> même puissance de 22 kW, on a une tarific</w:t>
-      </w:r>
-      <w:r>
-        <w:t xml:space="preserve">ation qui varie </w:t>
-      </w:r>
-      <w:r>
-        <w:t xml:space="preserve">énormément,</w:t>
-      </w:r>
-      <w:r>
-        <w:t xml:space="preserve"> allant de gratuite </w:t>
-      </w:r>
-      <w:r>
-        <w:t xml:space="preserve">jusqu’à plus de 1€/kWh</w:t>
-      </w:r>
-      <w:r>
-        <w:t xml:space="preserve">. Cette forte variabilité fragilise notre corrélation. Et on observe aussi quelques valeurs aberrantes</w:t>
-      </w:r>
-      <w:r>
-        <w:t xml:space="preserve"> : 2</w:t>
-      </w:r>
-      <w:r>
-        <w:t xml:space="preserve">€ et 3€ le kWh pour des petites puissances</w:t>
-      </w:r>
-      <w:r>
-        <w:t xml:space="preserve">. C</w:t>
-      </w:r>
-      <w:r>
-        <w:t xml:space="preserve">e sont </w:t>
-      </w:r>
-      <w:r>
-        <w:t xml:space="preserve">des born</w:t>
-      </w:r>
-      <w:r>
-        <w:t xml:space="preserve">es d’établissement qui surfacturent le service de recharge.</w:t>
-      </w:r>
-      <w:r/>
-    </w:p>
-    <w:p>
-      <w:pPr>
-        <w:pStyle w:val="800"/>
+        <w:pStyle w:val="986"/>
         <w:pBdr/>
         <w:spacing/>
         <w:ind/>
@@ -2880,8 +2932,16 @@
           <w:highlight w:val="none"/>
         </w:rPr>
       </w:pPr>
-      <w:r/>
-      <w:r/>
+      <w:r>
+        <w:rPr>
+          <w:highlight w:val="none"/>
+        </w:rPr>
+      </w:r>
+      <w:r>
+        <w:rPr>
+          <w:highlight w:val="none"/>
+        </w:rPr>
+      </w:r>
     </w:p>
     <w:p>
       <w:pPr>
@@ -3133,7 +3193,7 @@
     </w:p>
     <w:p>
       <w:pPr>
-        <w:pStyle w:val="800"/>
+        <w:pStyle w:val="986"/>
         <w:pBdr/>
         <w:spacing/>
         <w:ind/>
@@ -3216,7 +3276,6 @@
       <w:r>
         <w:t xml:space="preserve">Khi-deux</w:t>
       </w:r>
-      <w:r/>
       <m:oMath>
         <m:sSup>
           <m:sSupPr>
@@ -3247,8 +3306,6 @@
           </m:sup>
         </m:sSup>
       </m:oMath>
-      <w:r/>
-      <w:r/>
       <w:r>
         <w:rPr>
           <w:rFonts w:eastAsiaTheme="minorEastAsia"/>
@@ -3260,6 +3317,11 @@
           <w:rFonts w:eastAsiaTheme="minorEastAsia"/>
         </w:rPr>
       </w:r>
+      <w:r>
+        <w:rPr>
+          <w:rFonts w:eastAsiaTheme="minorEastAsia"/>
+        </w:rPr>
+      </w:r>
     </w:p>
     <w:p>
       <w:pPr>
@@ -3299,17 +3361,21 @@
           <w:rFonts w:eastAsiaTheme="minorEastAsia"/>
         </w:rPr>
       </w:r>
-    </w:p>
-    <w:p>
-      <w:pPr>
-        <w:pBdr/>
-        <w:spacing/>
-        <w:ind/>
+      <w:r>
         <w:rPr>
           <w:rFonts w:eastAsiaTheme="minorEastAsia"/>
         </w:rPr>
-      </w:pPr>
-      <w:r/>
+      </w:r>
+    </w:p>
+    <w:p>
+      <w:pPr>
+        <w:pBdr/>
+        <w:spacing/>
+        <w:ind/>
+        <w:rPr>
+          <w:rFonts w:eastAsiaTheme="minorEastAsia"/>
+        </w:rPr>
+      </w:pPr>
       <w:r>
         <w:rPr>
           <w:rFonts w:eastAsiaTheme="minorEastAsia"/>
@@ -3435,15 +3501,20 @@
           <w:rFonts w:eastAsiaTheme="minorEastAsia"/>
         </w:rPr>
       </w:r>
-    </w:p>
-    <w:p>
-      <w:pPr>
-        <w:pBdr/>
-        <w:spacing/>
-        <w:ind/>
+      <w:r>
         <w:rPr>
           <w:rFonts w:eastAsiaTheme="minorEastAsia"/>
         </w:rPr>
+      </w:r>
+    </w:p>
+    <w:p>
+      <w:pPr>
+        <w:pBdr/>
+        <w:spacing/>
+        <w:ind/>
+        <w:rPr>
+          <w:rFonts w:eastAsiaTheme="minorEastAsia"/>
+        </w:rPr>
       </w:pPr>
       <w:r>
         <w:t xml:space="preserve">Pour lire ce type de graphique</w:t>
@@ -3474,6 +3545,11 @@
       </w:r>
       <w:r>
         <w:t xml:space="preserve">.</w:t>
+      </w:r>
+      <w:r>
+        <w:rPr>
+          <w:rFonts w:eastAsiaTheme="minorEastAsia"/>
+        </w:rPr>
       </w:r>
       <w:r>
         <w:rPr>
@@ -3703,7 +3779,7 @@
     </w:p>
     <w:p>
       <w:pPr>
-        <w:pStyle w:val="798"/>
+        <w:pStyle w:val="984"/>
         <w:pBdr/>
         <w:spacing/>
         <w:ind/>
@@ -3742,12 +3818,15 @@
       <w:r>
         <w:t xml:space="preserve"> et prédire la puissance nominale d’une station.</w:t>
       </w:r>
-      <w:r/>
-      <w:r/>
+      <w:r>
+        <w:rPr>
+          <w:highlight w:val="none"/>
+        </w:rPr>
+      </w:r>
     </w:p>
     <w:p>
       <w:pPr>
-        <w:pStyle w:val="800"/>
+        <w:pStyle w:val="986"/>
         <w:pBdr/>
         <w:spacing/>
         <w:ind/>
@@ -3764,11 +3843,7 @@
           <w:highlight w:val="none"/>
         </w:rPr>
       </w:r>
-      <w:r>
-        <w:rPr>
-          <w:highlight w:val="none"/>
-        </w:rPr>
-      </w:r>
+      <w:r/>
     </w:p>
     <w:p>
       <w:pPr>
@@ -3780,7 +3855,6 @@
       <w:r>
         <w:t xml:space="preserve">La première chose que nous avons fait est une matrice du </w:t>
       </w:r>
-      <w:r/>
       <m:oMath>
         <m:sSup>
           <m:sSupPr>
@@ -3835,7 +3909,6 @@
       <w:r>
         <w:t xml:space="preserve"> appliqué le V de Cramer sur chaque p-valeur de la matrice de </w:t>
       </w:r>
-      <w:r/>
       <m:oMath>
         <m:sSup>
           <m:sSupPr>
@@ -3948,7 +4021,6 @@
         </w:rPr>
         <w:t xml:space="preserve"> </w:t>
       </w:r>
-      <w:r/>
       <w:r>
         <w:rPr>
           <w:u w:val="single"/>
@@ -3974,7 +4046,7 @@
     </w:p>
     <w:p>
       <w:pPr>
-        <w:pStyle w:val="800"/>
+        <w:pStyle w:val="986"/>
         <w:pBdr/>
         <w:spacing/>
         <w:ind/>
@@ -3996,7 +4068,10 @@
         <w:t xml:space="preserve">Dans notre cas pour la tarification les valeurs </w:t>
       </w:r>
       <w:r>
-        <w:t xml:space="preserve">du V de Cramer sont comprises entre 0 et 0.21 (cf graphique 11), donc il n'y a que de très faibles associations entre le tarif et les autres variables. Pour la puissance les valeurs vont de 0 à 0.52, donc une meilleure association entre la puissance et les autres variables.</w:t>
+        <w:t xml:space="preserve">du V de Cramer son</w:t>
+      </w:r>
+      <w:r>
+        <w:t xml:space="preserve">t comprises entre 0 et 0.21 (cf graphique 11), donc il n'y a que de très faibles associations entre le tarif et les autres variables. Pour la puissance les valeurs vont de 0 à 0.52, donc une meilleure association entre la puissance et les autres variables.</w:t>
       </w:r>
       <w:r/>
     </w:p>
@@ -4036,7 +4111,7 @@
       </w:r>
       <w:r>
         <w:rPr>
-          <w:rStyle w:val="183"/>
+          <w:rStyle w:val="968"/>
         </w:rPr>
         <w:footnoteReference w:id="3"/>
       </w:r>
@@ -4059,7 +4134,7 @@
     </w:p>
     <w:p>
       <w:pPr>
-        <w:pStyle w:val="816"/>
+        <w:pStyle w:val="1002"/>
         <w:numPr>
           <w:ilvl w:val="0"/>
           <w:numId w:val="1"/>
@@ -4079,7 +4154,7 @@
     </w:p>
     <w:p>
       <w:pPr>
-        <w:pStyle w:val="816"/>
+        <w:pStyle w:val="1002"/>
         <w:numPr>
           <w:ilvl w:val="0"/>
           <w:numId w:val="1"/>
@@ -4129,7 +4204,7 @@
     </w:p>
     <w:p>
       <w:pPr>
-        <w:pStyle w:val="800"/>
+        <w:pStyle w:val="986"/>
         <w:pBdr/>
         <w:spacing/>
         <w:ind/>
@@ -4184,7 +4259,13 @@
         <w:t xml:space="preserve">on aura jamais</w:t>
       </w:r>
       <w:r>
-        <w:t xml:space="preserve"> un score de 100%. On obtiens finalement le graphique 13 sur le quel on peut voir que de peu de points sont proche de la ligne rouge, qui correspond à une prédiction juste, mais on peut noter que autour des 22 kW un a un nuage de points assez concentré, mais comme c’est aussi pour cette puissance nominale que l’on a le plus de données ce n’est pas très surprenant. On peut aussi obtenir le graphe 14 qui nous dit de combien notre modèle s’est trompé dans sa prédiction, plus on est proche de la ligne rouge pointillée moins on s’est trompé, encore une fois autour des 22 kW on voit que notre modèle fait un écart plus faible mais dès que l’on monte en puissance l’écart est énorme.</w:t>
+        <w:t xml:space="preserve"> un score de 100%. On obtiens finalement le graphique 13 sur le quel on peut voir que de peu de points sont proche de la ligne rouge, qui correspond à une prédiction juste</w:t>
+      </w:r>
+      <w:r>
+        <w:t xml:space="preserve">, mais on peut noter que autour des 22 kW un a un nuage de points assez concentré, mais comme c’est aussi pour cette puissance nominale que l’on a le plus de données ce n’est pas très surprenant. On peut aussi obtenir le graphe 14 qui nous dit de combien n</w:t>
+      </w:r>
+      <w:r>
+        <w:t xml:space="preserve">otre modèle s’est trompé dans sa prédiction, plus on est proche de la ligne rouge pointillée moins on s’est trompé, encore une fois autour des 22 kW on voit que notre modèle fait un écart plus faible mais dès que l’on monte en puissance l’écart est énorme.</w:t>
       </w:r>
       <w:r/>
     </w:p>
@@ -4198,6 +4279,15 @@
       <w:r>
         <w:t xml:space="preserve">Le résultat est assez décevant, on a une erreur de prédiction moyenne de 17.58 kW alors que la puissance moyenne est de 30 kW, et on explique 47,19% de la variance ce qui veut dire que 53% reste inexpliquée par nos variables.</w:t>
       </w:r>
+      <w:r/>
+    </w:p>
+    <w:p>
+      <w:pPr>
+        <w:pBdr/>
+        <w:spacing/>
+        <w:ind/>
+        <w:rPr/>
+      </w:pPr>
       <w:r/>
       <w:r/>
     </w:p>
@@ -4213,17 +4303,7 @@
     </w:p>
     <w:p>
       <w:pPr>
-        <w:pBdr/>
-        <w:spacing/>
-        <w:ind/>
-        <w:rPr/>
-      </w:pPr>
-      <w:r/>
-      <w:r/>
-    </w:p>
-    <w:p>
-      <w:pPr>
-        <w:pStyle w:val="798"/>
+        <w:pStyle w:val="984"/>
         <w:pBdr/>
         <w:spacing/>
         <w:ind/>
@@ -4358,25 +4438,28 @@
       <w:r>
         <w:t xml:space="preserve">.</w:t>
       </w:r>
+      <w:r>
+        <w:rPr>
+          <w:highlight w:val="none"/>
+        </w:rPr>
+      </w:r>
+    </w:p>
+    <w:p>
+      <w:pPr>
+        <w:pBdr/>
+        <w:shd w:val="nil" w:color="auto"/>
+        <w:spacing/>
+        <w:ind/>
+        <w:rPr/>
+      </w:pPr>
+      <w:r>
+        <w:br w:type="page" w:clear="all"/>
+      </w:r>
       <w:r/>
     </w:p>
     <w:p>
       <w:pPr>
-        <w:pBdr/>
-        <w:shd w:val="nil"/>
-        <w:spacing/>
-        <w:ind/>
-        <w:rPr/>
-      </w:pPr>
-      <w:r>
-        <w:br w:type="page" w:clear="all"/>
-      </w:r>
-      <w:r/>
-      <w:r/>
-    </w:p>
-    <w:p>
-      <w:pPr>
-        <w:pStyle w:val="798"/>
+        <w:pStyle w:val="984"/>
         <w:pBdr/>
         <w:spacing/>
         <w:ind/>
@@ -4387,19 +4470,16 @@
       <w:r/>
       <w:bookmarkStart w:id="8" w:name="_Toc8"/>
       <w:r>
-        <w:rPr>
-          <w:lang w:val="undefined"/>
-        </w:rPr>
         <w:t xml:space="preserve">Annexe</w:t>
       </w:r>
-      <w:r>
-        <w:rPr>
-          <w:lang w:val="undefined" w:bidi="undefined"/>
-        </w:rPr>
-      </w:r>
+      <w:r/>
       <w:bookmarkEnd w:id="8"/>
       <w:r/>
-      <w:r/>
+      <w:r>
+        <w:rPr>
+          <w14:ligatures w14:val="none"/>
+        </w:rPr>
+      </w:r>
     </w:p>
     <w:p>
       <w:pPr>
@@ -4452,7 +4532,7 @@
                       <pic:spPr bwMode="auto">
                         <a:xfrm>
                           <a:off x="0" y="0"/>
-                          <a:ext cx="5760720" cy="3609974"/>
+                          <a:ext cx="5760720" cy="3609973"/>
                         </a:xfrm>
                         <a:prstGeom prst="rect">
                           <a:avLst/>
@@ -4502,6 +4582,7 @@
       </w:r>
       <w:r>
         <w:rPr>
+          <w:highlight w:val="none"/>
           <w:u w:val="single"/>
         </w:rPr>
       </w:r>
@@ -4530,7 +4611,6 @@
       </w:r>
       <w:r>
         <w:rPr>
-          <w:highlight w:val="none"/>
           <w:u w:val="single"/>
         </w:rPr>
       </w:r>
@@ -4613,7 +4693,6 @@
           </mc:Fallback>
         </mc:AlternateContent>
       </w:r>
-      <w:r/>
       <w:r/>
     </w:p>
     <w:p>
@@ -4758,7 +4837,6 @@
           <w:highlight w:val="none"/>
         </w:rPr>
       </w:pPr>
-      <w:r/>
       <w:r>
         <mc:AlternateContent>
           <mc:Choice Requires="wpg">
@@ -4855,7 +4933,6 @@
         <w:t xml:space="preserve">Graphique 4 : Répartition des parts de marché par opérateur</w:t>
       </w:r>
       <w:r/>
-      <w:r/>
     </w:p>
     <w:p>
       <w:pPr>
@@ -4937,23 +5014,17 @@
           </mc:Fallback>
         </mc:AlternateContent>
       </w:r>
-      <w:r/>
-      <w:r/>
-      <w:r/>
-      <w:r/>
-      <w:r/>
-      <w:r/>
-      <w:r/>
       <w:r>
         <w:rPr>
           <w:u w:val="single"/>
         </w:rPr>
         <w:t xml:space="preserve">Graphique 5 : Régression linéaire entre le prix en €/kWh etet la puissance nominale de la borne en kW</w:t>
       </w:r>
-      <w:r/>
-      <w:r/>
-      <w:r/>
-      <w:r/>
+      <w:r>
+        <w:rPr>
+          <w:highlight w:val="none"/>
+        </w:rPr>
+      </w:r>
     </w:p>
     <w:p>
       <w:pPr>
@@ -4963,8 +5034,6 @@
         <w:jc w:val="center"/>
         <w:rPr/>
       </w:pPr>
-      <w:r/>
-      <w:r/>
       <w:r>
         <mc:AlternateContent>
           <mc:Choice Requires="wpg">
@@ -5036,8 +5105,6 @@
         </mc:AlternateContent>
       </w:r>
       <w:r/>
-      <w:r/>
-      <w:r/>
     </w:p>
     <w:p>
       <w:pPr>
@@ -5075,7 +5142,6 @@
         <w:jc w:val="center"/>
         <w:rPr/>
       </w:pPr>
-      <w:r/>
       <w:r>
         <mc:AlternateContent>
           <mc:Choice Requires="wpg">
@@ -5150,16 +5216,6 @@
         </mc:AlternateContent>
       </w:r>
       <w:r/>
-      <w:r/>
-      <w:r/>
-      <w:r/>
-      <w:r/>
-      <w:r/>
-      <w:r/>
-      <w:r/>
-      <w:r/>
-      <w:r/>
-      <w:r/>
     </w:p>
     <w:p>
       <w:pPr>
@@ -5175,7 +5231,7 @@
         <w:rPr>
           <w:u w:val="single"/>
         </w:rPr>
-        <w:t xml:space="preserve">Graphique 7 : Relation entre le type d’implantation et la prix en €/kWh</w:t>
+        <w:t xml:space="preserve">Graphique 7 : Relation entre le type d’implantation et la gratuité</w:t>
       </w:r>
       <w:r>
         <w:rPr>
@@ -5267,7 +5323,6 @@
         </mc:AlternateContent>
       </w:r>
       <w:r/>
-      <w:r/>
     </w:p>
     <w:p>
       <w:pPr>
@@ -5293,6 +5348,7 @@
       </w:r>
       <w:r>
         <w:rPr>
+          <w:highlight w:val="none"/>
           <w:u w:val="single"/>
         </w:rPr>
       </w:r>
@@ -5308,12 +5364,6 @@
           <w:u w:val="none"/>
         </w:rPr>
       </w:pPr>
-      <w:r>
-        <w:rPr>
-          <w:highlight w:val="none"/>
-          <w:u w:val="none"/>
-        </w:rPr>
-      </w:r>
       <w:r>
         <w:rPr>
           <w:highlight w:val="none"/>
@@ -5406,12 +5456,6 @@
           <w:u w:val="none"/>
         </w:rPr>
       </w:r>
-      <w:r>
-        <w:rPr>
-          <w:highlight w:val="none"/>
-          <w:u w:val="none"/>
-        </w:rPr>
-      </w:r>
     </w:p>
     <w:p>
       <w:pPr>
@@ -5480,7 +5524,7 @@
                       </pic:nvPicPr>
                       <pic:blipFill rotWithShape="1">
                         <a:blip r:embed="rId23"/>
-                        <a:srcRect l="4419" t="2852" r="5845" b="0"/>
+                        <a:srcRect l="4419" t="2852" r="5844" b="0"/>
                         <a:stretch/>
                       </pic:blipFill>
                       <pic:spPr bwMode="auto">
@@ -5520,7 +5564,7 @@
                 <o:lock v:ext="edit" aspectratio="t"/>
               </v:shapetype>
               <v:shape id="_x0000_i11" o:spid="_x0000_s11" type="#_x0000_t75" style="width:388.31pt;height:350.20pt;mso-wrap-distance-left:0.00pt;mso-wrap-distance-top:0.00pt;mso-wrap-distance-right:0.00pt;mso-wrap-distance-bottom:0.00pt;z-index:1;" stroked="false">
-                <v:imagedata r:id="rId23" o:title="" croptop="1869f" cropleft="2896f" cropbottom="0f" cropright="3831f"/>
+                <v:imagedata r:id="rId23" o:title="" croptop="1869f" cropleft="2896f" cropbottom="0f" cropright="3830f"/>
                 <o:lock v:ext="edit" rotation="t"/>
               </v:shape>
             </w:pict>
@@ -5539,7 +5583,6 @@
           <w:highlight w:val="none"/>
         </w:rPr>
       </w:pPr>
-      <w:r/>
       <w:r>
         <w:rPr>
           <w:u w:val="single"/>
@@ -5559,7 +5602,11 @@
           <w:highlight w:val="none"/>
         </w:rPr>
       </w:r>
-      <w:r/>
+      <w:r>
+        <w:rPr>
+          <w:highlight w:val="none"/>
+        </w:rPr>
+      </w:r>
     </w:p>
     <w:p>
       <w:pPr>
@@ -5597,7 +5644,7 @@
                       </pic:nvPicPr>
                       <pic:blipFill rotWithShape="1">
                         <a:blip r:embed="rId24"/>
-                        <a:srcRect l="4210" t="2720" r="5851" b="0"/>
+                        <a:srcRect l="4210" t="2720" r="5850" b="0"/>
                         <a:stretch/>
                       </pic:blipFill>
                       <pic:spPr bwMode="auto">
@@ -5637,7 +5684,7 @@
                 <o:lock v:ext="edit" aspectratio="t"/>
               </v:shapetype>
               <v:shape id="_x0000_i12" o:spid="_x0000_s12" type="#_x0000_t75" style="width:407.96pt;height:367.72pt;mso-wrap-distance-left:0.00pt;mso-wrap-distance-top:0.00pt;mso-wrap-distance-right:0.00pt;mso-wrap-distance-bottom:0.00pt;z-index:1;" stroked="false">
-                <v:imagedata r:id="rId24" o:title="" croptop="1783f" cropleft="2759f" cropbottom="0f" cropright="3835f"/>
+                <v:imagedata r:id="rId24" o:title="" croptop="1783f" cropleft="2759f" cropbottom="0f" cropright="3834f"/>
                 <o:lock v:ext="edit" rotation="t"/>
               </v:shape>
             </w:pict>
@@ -5654,7 +5701,6 @@
           <w:highlight w:val="none"/>
         </w:rPr>
       </w:r>
-      <w:r/>
     </w:p>
     <w:p>
       <w:pPr>
@@ -5676,6 +5722,12 @@
       </w:r>
       <w:r>
         <w:rPr>
+          <w:u w:val="single"/>
+        </w:rPr>
+      </w:r>
+      <w:r>
+        <w:rPr>
+          <w:highlight w:val="none"/>
           <w:u w:val="single"/>
         </w:rPr>
       </w:r>
@@ -5770,6 +5822,12 @@
           <w:u w:val="none"/>
         </w:rPr>
       </w:r>
+      <w:r>
+        <w:rPr>
+          <w:highlight w:val="none"/>
+          <w:u w:val="none"/>
+        </w:rPr>
+      </w:r>
     </w:p>
     <w:p>
       <w:pPr>
@@ -5796,6 +5854,7 @@
       </w:r>
       <w:r>
         <w:rPr>
+          <w:highlight w:val="none"/>
           <w:u w:val="single"/>
         </w:rPr>
       </w:r>
@@ -5898,6 +5957,12 @@
           <w:u w:val="none"/>
         </w:rPr>
       </w:r>
+      <w:r>
+        <w:rPr>
+          <w:highlight w:val="none"/>
+          <w:u w:val="none"/>
+        </w:rPr>
+      </w:r>
     </w:p>
     <w:p>
       <w:pPr>
@@ -5919,6 +5984,12 @@
       </w:r>
       <w:r>
         <w:rPr>
+          <w:u w:val="single"/>
+        </w:rPr>
+      </w:r>
+      <w:r>
+        <w:rPr>
+          <w:highlight w:val="none"/>
           <w:u w:val="single"/>
         </w:rPr>
       </w:r>
@@ -6021,6 +6092,12 @@
           <w:u w:val="none"/>
         </w:rPr>
       </w:r>
+      <w:r>
+        <w:rPr>
+          <w:highlight w:val="none"/>
+          <w:u w:val="none"/>
+        </w:rPr>
+      </w:r>
     </w:p>
     <w:p>
       <w:pPr>
@@ -6041,8 +6118,7 @@
       </w:r>
       <w:r>
         <w:rPr>
-          <w:highlight w:val="none"/>
-          <w:u w:val="none"/>
+          <w:u w:val="single"/>
         </w:rPr>
       </w:r>
       <w:r>
@@ -6117,7 +6193,7 @@
     <w:sdtContent>
       <w:p>
         <w:pPr>
-          <w:pStyle w:val="811"/>
+          <w:pStyle w:val="997"/>
           <w:pBdr/>
           <w:spacing/>
           <w:ind/>
@@ -6145,7 +6221,7 @@
   </w:sdt>
   <w:p>
     <w:pPr>
-      <w:pStyle w:val="811"/>
+      <w:pStyle w:val="997"/>
       <w:pBdr/>
       <w:spacing/>
       <w:ind/>
@@ -6248,11 +6324,10 @@
       </mc:AlternateContent>
     </w:r>
     <w:r/>
-    <w:r/>
   </w:p>
   <w:p>
     <w:pPr>
-      <w:pStyle w:val="811"/>
+      <w:pStyle w:val="997"/>
       <w:pBdr/>
       <w:spacing/>
       <w:ind/>
@@ -6297,7 +6372,7 @@
   <w:footnote w:id="2">
     <w:p>
       <w:pPr>
-        <w:pStyle w:val="181"/>
+        <w:pStyle w:val="966"/>
         <w:pBdr/>
         <w:spacing/>
         <w:ind/>
@@ -6305,32 +6380,29 @@
       </w:pPr>
       <w:r>
         <w:rPr>
-          <w:rStyle w:val="183"/>
+          <w:rStyle w:val="968"/>
         </w:rPr>
         <w:footnoteRef/>
       </w:r>
       <w:r>
         <w:t xml:space="preserve"> </w:t>
       </w:r>
-      <w:r/>
       <w:hyperlink r:id="rId1" w:tooltip="https://schema.data.gouv.fr/etalab/schema-irve-statique/2.3.1/documentation.html" w:history="1">
         <w:r>
           <w:rPr>
-            <w:rStyle w:val="823"/>
+            <w:rStyle w:val="1009"/>
           </w:rPr>
           <w:t xml:space="preserve">https://schema.data.gouv.fr/etalab/schema-irve-statique/2.3.1/documentation.html</w:t>
         </w:r>
       </w:hyperlink>
       <w:r/>
       <w:r/>
-      <w:r/>
-      <w:r/>
     </w:p>
   </w:footnote>
   <w:footnote w:id="3">
     <w:p>
       <w:pPr>
-        <w:pStyle w:val="181"/>
+        <w:pStyle w:val="966"/>
         <w:pBdr/>
         <w:spacing/>
         <w:ind/>
@@ -6338,22 +6410,18 @@
       </w:pPr>
       <w:r>
         <w:rPr>
-          <w:rStyle w:val="183"/>
+          <w:rStyle w:val="968"/>
         </w:rPr>
         <w:footnoteRef/>
       </w:r>
-      <w:r/>
       <w:hyperlink r:id="rId2" w:tooltip="https://fr.wikipedia.org/wiki/R%C3%A9gression_logistique" w:history="1">
         <w:r>
           <w:t xml:space="preserve">https://fr.wikipedia.org/wiki/R%C3%A9gression_logistique</w:t>
         </w:r>
       </w:hyperlink>
-      <w:r/>
-      <w:r/>
       <w:r>
         <w:t xml:space="preserve"> </w:t>
       </w:r>
-      <w:r/>
       <w:r/>
     </w:p>
   </w:footnote>
@@ -6465,10 +6533,6 @@
         </mc:Fallback>
       </mc:AlternateContent>
     </w:r>
-    <w:r/>
-    <w:r/>
-    <w:r/>
-    <w:r/>
     <w:r/>
   </w:p>
 </w:hdr>
@@ -7688,9 +7752,9 @@
     <w:lsdException w:name="Bibliography" w:uiPriority="37"/>
     <w:lsdException w:name="TOC Heading" w:uiPriority="39" w:qFormat="1"/>
   </w:latentStyles>
-  <w:style w:type="table" w:styleId="13">
+  <w:style w:type="table" w:styleId="820">
     <w:name w:val="Table Grid Light"/>
-    <w:basedOn w:val="807"/>
+    <w:basedOn w:val="993"/>
     <w:uiPriority w:val="59"/>
     <w:pPr>
       <w:pBdr/>
@@ -7887,9 +7951,9 @@
       </w:tcPr>
     </w:tblStylePr>
   </w:style>
-  <w:style w:type="table" w:styleId="14">
+  <w:style w:type="table" w:styleId="821">
     <w:name w:val="Plain Table 1"/>
-    <w:basedOn w:val="807"/>
+    <w:basedOn w:val="993"/>
     <w:uiPriority w:val="59"/>
     <w:pPr>
       <w:pBdr/>
@@ -8112,9 +8176,9 @@
       </w:tcPr>
     </w:tblStylePr>
   </w:style>
-  <w:style w:type="table" w:styleId="15">
+  <w:style w:type="table" w:styleId="822">
     <w:name w:val="Plain Table 2"/>
-    <w:basedOn w:val="807"/>
+    <w:basedOn w:val="993"/>
     <w:uiPriority w:val="59"/>
     <w:pPr>
       <w:pBdr/>
@@ -8345,9 +8409,9 @@
       </w:tcPr>
     </w:tblStylePr>
   </w:style>
-  <w:style w:type="table" w:styleId="16">
+  <w:style w:type="table" w:styleId="823">
     <w:name w:val="Plain Table 3"/>
-    <w:basedOn w:val="807"/>
+    <w:basedOn w:val="993"/>
     <w:uiPriority w:val="99"/>
     <w:pPr>
       <w:pBdr/>
@@ -8575,9 +8639,9 @@
       </w:tcPr>
     </w:tblStylePr>
   </w:style>
-  <w:style w:type="table" w:styleId="17">
+  <w:style w:type="table" w:styleId="824">
     <w:name w:val="Plain Table 4"/>
-    <w:basedOn w:val="807"/>
+    <w:basedOn w:val="993"/>
     <w:uiPriority w:val="99"/>
     <w:pPr>
       <w:pBdr/>
@@ -8791,9 +8855,9 @@
       </w:tcPr>
     </w:tblStylePr>
   </w:style>
-  <w:style w:type="table" w:styleId="18">
+  <w:style w:type="table" w:styleId="825">
     <w:name w:val="Plain Table 5"/>
-    <w:basedOn w:val="807"/>
+    <w:basedOn w:val="993"/>
     <w:uiPriority w:val="99"/>
     <w:pPr>
       <w:pBdr/>
@@ -9024,9 +9088,9 @@
       </w:tcPr>
     </w:tblStylePr>
   </w:style>
-  <w:style w:type="table" w:styleId="19">
+  <w:style w:type="table" w:styleId="826">
     <w:name w:val="Grid Table 1 Light"/>
-    <w:basedOn w:val="807"/>
+    <w:basedOn w:val="993"/>
     <w:uiPriority w:val="99"/>
     <w:pPr>
       <w:pBdr/>
@@ -9247,9 +9311,9 @@
       </w:tcPr>
     </w:tblStylePr>
   </w:style>
-  <w:style w:type="table" w:styleId="20">
+  <w:style w:type="table" w:styleId="827">
     <w:name w:val="Grid Table 1 Light - Accent 1"/>
-    <w:basedOn w:val="807"/>
+    <w:basedOn w:val="993"/>
     <w:uiPriority w:val="99"/>
     <w:pPr>
       <w:pBdr/>
@@ -9470,9 +9534,9 @@
       </w:tcPr>
     </w:tblStylePr>
   </w:style>
-  <w:style w:type="table" w:styleId="21">
+  <w:style w:type="table" w:styleId="828">
     <w:name w:val="Grid Table 1 Light - Accent 2"/>
-    <w:basedOn w:val="807"/>
+    <w:basedOn w:val="993"/>
     <w:uiPriority w:val="99"/>
     <w:pPr>
       <w:pBdr/>
@@ -9693,9 +9757,9 @@
       </w:tcPr>
     </w:tblStylePr>
   </w:style>
-  <w:style w:type="table" w:styleId="22">
+  <w:style w:type="table" w:styleId="829">
     <w:name w:val="Grid Table 1 Light - Accent 3"/>
-    <w:basedOn w:val="807"/>
+    <w:basedOn w:val="993"/>
     <w:uiPriority w:val="99"/>
     <w:pPr>
       <w:pBdr/>
@@ -9916,9 +9980,9 @@
       </w:tcPr>
     </w:tblStylePr>
   </w:style>
-  <w:style w:type="table" w:styleId="23">
+  <w:style w:type="table" w:styleId="830">
     <w:name w:val="Grid Table 1 Light - Accent 4"/>
-    <w:basedOn w:val="807"/>
+    <w:basedOn w:val="993"/>
     <w:uiPriority w:val="99"/>
     <w:pPr>
       <w:pBdr/>
@@ -10139,9 +10203,9 @@
       </w:tcPr>
     </w:tblStylePr>
   </w:style>
-  <w:style w:type="table" w:styleId="24">
+  <w:style w:type="table" w:styleId="831">
     <w:name w:val="Grid Table 1 Light - Accent 5"/>
-    <w:basedOn w:val="807"/>
+    <w:basedOn w:val="993"/>
     <w:uiPriority w:val="99"/>
     <w:pPr>
       <w:pBdr/>
@@ -10362,9 +10426,9 @@
       </w:tcPr>
     </w:tblStylePr>
   </w:style>
-  <w:style w:type="table" w:styleId="25">
+  <w:style w:type="table" w:styleId="832">
     <w:name w:val="Grid Table 1 Light - Accent 6"/>
-    <w:basedOn w:val="807"/>
+    <w:basedOn w:val="993"/>
     <w:uiPriority w:val="99"/>
     <w:pPr>
       <w:pBdr/>
@@ -10585,9 +10649,9 @@
       </w:tcPr>
     </w:tblStylePr>
   </w:style>
-  <w:style w:type="table" w:styleId="26">
+  <w:style w:type="table" w:styleId="833">
     <w:name w:val="Grid Table 2"/>
-    <w:basedOn w:val="807"/>
+    <w:basedOn w:val="993"/>
     <w:uiPriority w:val="99"/>
     <w:pPr>
       <w:pBdr/>
@@ -10817,9 +10881,9 @@
       </w:tcPr>
     </w:tblStylePr>
   </w:style>
-  <w:style w:type="table" w:styleId="27">
+  <w:style w:type="table" w:styleId="834">
     <w:name w:val="Grid Table 2 - Accent 1"/>
-    <w:basedOn w:val="807"/>
+    <w:basedOn w:val="993"/>
     <w:uiPriority w:val="99"/>
     <w:pPr>
       <w:pBdr/>
@@ -11049,9 +11113,9 @@
       </w:tcPr>
     </w:tblStylePr>
   </w:style>
-  <w:style w:type="table" w:styleId="28">
+  <w:style w:type="table" w:styleId="835">
     <w:name w:val="Grid Table 2 - Accent 2"/>
-    <w:basedOn w:val="807"/>
+    <w:basedOn w:val="993"/>
     <w:uiPriority w:val="99"/>
     <w:pPr>
       <w:pBdr/>
@@ -11281,9 +11345,9 @@
       </w:tcPr>
     </w:tblStylePr>
   </w:style>
-  <w:style w:type="table" w:styleId="29">
+  <w:style w:type="table" w:styleId="836">
     <w:name w:val="Grid Table 2 - Accent 3"/>
-    <w:basedOn w:val="807"/>
+    <w:basedOn w:val="993"/>
     <w:uiPriority w:val="99"/>
     <w:pPr>
       <w:pBdr/>
@@ -11513,9 +11577,9 @@
       </w:tcPr>
     </w:tblStylePr>
   </w:style>
-  <w:style w:type="table" w:styleId="30">
+  <w:style w:type="table" w:styleId="837">
     <w:name w:val="Grid Table 2 - Accent 4"/>
-    <w:basedOn w:val="807"/>
+    <w:basedOn w:val="993"/>
     <w:uiPriority w:val="99"/>
     <w:pPr>
       <w:pBdr/>
@@ -11745,9 +11809,9 @@
       </w:tcPr>
     </w:tblStylePr>
   </w:style>
-  <w:style w:type="table" w:styleId="31">
+  <w:style w:type="table" w:styleId="838">
     <w:name w:val="Grid Table 2 - Accent 5"/>
-    <w:basedOn w:val="807"/>
+    <w:basedOn w:val="993"/>
     <w:uiPriority w:val="99"/>
     <w:pPr>
       <w:pBdr/>
@@ -11977,9 +12041,9 @@
       </w:tcPr>
     </w:tblStylePr>
   </w:style>
-  <w:style w:type="table" w:styleId="32">
+  <w:style w:type="table" w:styleId="839">
     <w:name w:val="Grid Table 2 - Accent 6"/>
-    <w:basedOn w:val="807"/>
+    <w:basedOn w:val="993"/>
     <w:uiPriority w:val="99"/>
     <w:pPr>
       <w:pBdr/>
@@ -12209,9 +12273,9 @@
       </w:tcPr>
     </w:tblStylePr>
   </w:style>
-  <w:style w:type="table" w:styleId="33">
+  <w:style w:type="table" w:styleId="840">
     <w:name w:val="Grid Table 3"/>
-    <w:basedOn w:val="807"/>
+    <w:basedOn w:val="993"/>
     <w:uiPriority w:val="99"/>
     <w:pPr>
       <w:pBdr/>
@@ -12310,29 +12374,6 @@
         <w:tblBorders/>
       </w:tblPr>
       <w:tcPr>
-        <w:shd w:color="ffffff"/>
-        <w:tcBorders>
-          <w:top w:val="none" w:color="000000" w:sz="4" w:space="0"/>
-          <w:left w:val="none" w:color="000000" w:sz="4" w:space="0"/>
-          <w:bottom w:val="none" w:color="000000" w:sz="4" w:space="0"/>
-          <w:right w:val="none" w:color="000000" w:sz="4" w:space="0"/>
-        </w:tcBorders>
-      </w:tcPr>
-    </w:tblStylePr>
-    <w:tblStylePr w:type="firstRow">
-      <w:rPr>
-        <w:b/>
-        <w:color w:val="404040"/>
-      </w:rPr>
-      <w:pPr>
-        <w:pBdr/>
-        <w:spacing/>
-        <w:ind/>
-      </w:pPr>
-      <w:tblPr>
-        <w:tblBorders/>
-      </w:tblPr>
-      <w:tcPr>
         <w:shd w:val="clear" w:color="ffffff"/>
         <w:tcBorders>
           <w:top w:val="none" w:color="000000" w:sz="4" w:space="0"/>
@@ -12342,30 +12383,7 @@
         </w:tcBorders>
       </w:tcPr>
     </w:tblStylePr>
-    <w:tblStylePr w:type="lastCol">
-      <w:rPr>
-        <w:i/>
-        <w:color w:val="404040"/>
-      </w:rPr>
-      <w:pPr>
-        <w:pBdr/>
-        <w:spacing/>
-        <w:ind/>
-      </w:pPr>
-      <w:tblPr>
-        <w:tblBorders/>
-      </w:tblPr>
-      <w:tcPr>
-        <w:shd w:color="ffffff"/>
-        <w:tcBorders>
-          <w:top w:val="none" w:color="000000" w:sz="4" w:space="0"/>
-          <w:left w:val="none" w:color="000000" w:sz="4" w:space="0"/>
-          <w:bottom w:val="none" w:color="000000" w:sz="4" w:space="0"/>
-          <w:right w:val="none" w:color="000000" w:sz="4" w:space="0"/>
-        </w:tcBorders>
-      </w:tcPr>
-    </w:tblStylePr>
-    <w:tblStylePr w:type="lastRow">
+    <w:tblStylePr w:type="firstRow">
       <w:rPr>
         <w:b/>
         <w:color w:val="404040"/>
@@ -12388,6 +12406,52 @@
         </w:tcBorders>
       </w:tcPr>
     </w:tblStylePr>
+    <w:tblStylePr w:type="lastCol">
+      <w:rPr>
+        <w:i/>
+        <w:color w:val="404040"/>
+      </w:rPr>
+      <w:pPr>
+        <w:pBdr/>
+        <w:spacing/>
+        <w:ind/>
+      </w:pPr>
+      <w:tblPr>
+        <w:tblBorders/>
+      </w:tblPr>
+      <w:tcPr>
+        <w:shd w:val="clear" w:color="ffffff"/>
+        <w:tcBorders>
+          <w:top w:val="none" w:color="000000" w:sz="4" w:space="0"/>
+          <w:left w:val="none" w:color="000000" w:sz="4" w:space="0"/>
+          <w:bottom w:val="none" w:color="000000" w:sz="4" w:space="0"/>
+          <w:right w:val="none" w:color="000000" w:sz="4" w:space="0"/>
+        </w:tcBorders>
+      </w:tcPr>
+    </w:tblStylePr>
+    <w:tblStylePr w:type="lastRow">
+      <w:rPr>
+        <w:b/>
+        <w:color w:val="404040"/>
+      </w:rPr>
+      <w:pPr>
+        <w:pBdr/>
+        <w:spacing/>
+        <w:ind/>
+      </w:pPr>
+      <w:tblPr>
+        <w:tblBorders/>
+      </w:tblPr>
+      <w:tcPr>
+        <w:shd w:val="clear" w:color="ffffff"/>
+        <w:tcBorders>
+          <w:top w:val="none" w:color="000000" w:sz="4" w:space="0"/>
+          <w:left w:val="none" w:color="000000" w:sz="4" w:space="0"/>
+          <w:bottom w:val="none" w:color="000000" w:sz="4" w:space="0"/>
+          <w:right w:val="none" w:color="000000" w:sz="4" w:space="0"/>
+        </w:tcBorders>
+      </w:tcPr>
+    </w:tblStylePr>
     <w:tblStylePr w:type="nwCell">
       <w:pPr>
         <w:pBdr/>
@@ -12454,9 +12518,9 @@
       </w:tcPr>
     </w:tblStylePr>
   </w:style>
-  <w:style w:type="table" w:styleId="34">
+  <w:style w:type="table" w:styleId="841">
     <w:name w:val="Grid Table 3 - Accent 1"/>
-    <w:basedOn w:val="807"/>
+    <w:basedOn w:val="993"/>
     <w:uiPriority w:val="99"/>
     <w:pPr>
       <w:pBdr/>
@@ -12555,29 +12619,6 @@
         <w:tblBorders/>
       </w:tblPr>
       <w:tcPr>
-        <w:shd w:color="ffffff"/>
-        <w:tcBorders>
-          <w:top w:val="none" w:color="000000" w:sz="4" w:space="0"/>
-          <w:left w:val="none" w:color="000000" w:sz="4" w:space="0"/>
-          <w:bottom w:val="none" w:color="000000" w:sz="4" w:space="0"/>
-          <w:right w:val="none" w:color="000000" w:sz="4" w:space="0"/>
-        </w:tcBorders>
-      </w:tcPr>
-    </w:tblStylePr>
-    <w:tblStylePr w:type="firstRow">
-      <w:rPr>
-        <w:b/>
-        <w:color w:val="404040"/>
-      </w:rPr>
-      <w:pPr>
-        <w:pBdr/>
-        <w:spacing/>
-        <w:ind/>
-      </w:pPr>
-      <w:tblPr>
-        <w:tblBorders/>
-      </w:tblPr>
-      <w:tcPr>
         <w:shd w:val="clear" w:color="ffffff"/>
         <w:tcBorders>
           <w:top w:val="none" w:color="000000" w:sz="4" w:space="0"/>
@@ -12587,30 +12628,7 @@
         </w:tcBorders>
       </w:tcPr>
     </w:tblStylePr>
-    <w:tblStylePr w:type="lastCol">
-      <w:rPr>
-        <w:i/>
-        <w:color w:val="404040"/>
-      </w:rPr>
-      <w:pPr>
-        <w:pBdr/>
-        <w:spacing/>
-        <w:ind/>
-      </w:pPr>
-      <w:tblPr>
-        <w:tblBorders/>
-      </w:tblPr>
-      <w:tcPr>
-        <w:shd w:color="ffffff"/>
-        <w:tcBorders>
-          <w:top w:val="none" w:color="000000" w:sz="4" w:space="0"/>
-          <w:left w:val="none" w:color="000000" w:sz="4" w:space="0"/>
-          <w:bottom w:val="none" w:color="000000" w:sz="4" w:space="0"/>
-          <w:right w:val="none" w:color="000000" w:sz="4" w:space="0"/>
-        </w:tcBorders>
-      </w:tcPr>
-    </w:tblStylePr>
-    <w:tblStylePr w:type="lastRow">
+    <w:tblStylePr w:type="firstRow">
       <w:rPr>
         <w:b/>
         <w:color w:val="404040"/>
@@ -12633,6 +12651,52 @@
         </w:tcBorders>
       </w:tcPr>
     </w:tblStylePr>
+    <w:tblStylePr w:type="lastCol">
+      <w:rPr>
+        <w:i/>
+        <w:color w:val="404040"/>
+      </w:rPr>
+      <w:pPr>
+        <w:pBdr/>
+        <w:spacing/>
+        <w:ind/>
+      </w:pPr>
+      <w:tblPr>
+        <w:tblBorders/>
+      </w:tblPr>
+      <w:tcPr>
+        <w:shd w:val="clear" w:color="ffffff"/>
+        <w:tcBorders>
+          <w:top w:val="none" w:color="000000" w:sz="4" w:space="0"/>
+          <w:left w:val="none" w:color="000000" w:sz="4" w:space="0"/>
+          <w:bottom w:val="none" w:color="000000" w:sz="4" w:space="0"/>
+          <w:right w:val="none" w:color="000000" w:sz="4" w:space="0"/>
+        </w:tcBorders>
+      </w:tcPr>
+    </w:tblStylePr>
+    <w:tblStylePr w:type="lastRow">
+      <w:rPr>
+        <w:b/>
+        <w:color w:val="404040"/>
+      </w:rPr>
+      <w:pPr>
+        <w:pBdr/>
+        <w:spacing/>
+        <w:ind/>
+      </w:pPr>
+      <w:tblPr>
+        <w:tblBorders/>
+      </w:tblPr>
+      <w:tcPr>
+        <w:shd w:val="clear" w:color="ffffff"/>
+        <w:tcBorders>
+          <w:top w:val="none" w:color="000000" w:sz="4" w:space="0"/>
+          <w:left w:val="none" w:color="000000" w:sz="4" w:space="0"/>
+          <w:bottom w:val="none" w:color="000000" w:sz="4" w:space="0"/>
+          <w:right w:val="none" w:color="000000" w:sz="4" w:space="0"/>
+        </w:tcBorders>
+      </w:tcPr>
+    </w:tblStylePr>
     <w:tblStylePr w:type="nwCell">
       <w:pPr>
         <w:pBdr/>
@@ -12699,9 +12763,9 @@
       </w:tcPr>
     </w:tblStylePr>
   </w:style>
-  <w:style w:type="table" w:styleId="35">
+  <w:style w:type="table" w:styleId="842">
     <w:name w:val="Grid Table 3 - Accent 2"/>
-    <w:basedOn w:val="807"/>
+    <w:basedOn w:val="993"/>
     <w:uiPriority w:val="99"/>
     <w:pPr>
       <w:pBdr/>
@@ -12800,29 +12864,6 @@
         <w:tblBorders/>
       </w:tblPr>
       <w:tcPr>
-        <w:shd w:color="ffffff"/>
-        <w:tcBorders>
-          <w:top w:val="none" w:color="000000" w:sz="4" w:space="0"/>
-          <w:left w:val="none" w:color="000000" w:sz="4" w:space="0"/>
-          <w:bottom w:val="none" w:color="000000" w:sz="4" w:space="0"/>
-          <w:right w:val="none" w:color="000000" w:sz="4" w:space="0"/>
-        </w:tcBorders>
-      </w:tcPr>
-    </w:tblStylePr>
-    <w:tblStylePr w:type="firstRow">
-      <w:rPr>
-        <w:b/>
-        <w:color w:val="404040"/>
-      </w:rPr>
-      <w:pPr>
-        <w:pBdr/>
-        <w:spacing/>
-        <w:ind/>
-      </w:pPr>
-      <w:tblPr>
-        <w:tblBorders/>
-      </w:tblPr>
-      <w:tcPr>
         <w:shd w:val="clear" w:color="ffffff"/>
         <w:tcBorders>
           <w:top w:val="none" w:color="000000" w:sz="4" w:space="0"/>
@@ -12832,30 +12873,7 @@
         </w:tcBorders>
       </w:tcPr>
     </w:tblStylePr>
-    <w:tblStylePr w:type="lastCol">
-      <w:rPr>
-        <w:i/>
-        <w:color w:val="404040"/>
-      </w:rPr>
-      <w:pPr>
-        <w:pBdr/>
-        <w:spacing/>
-        <w:ind/>
-      </w:pPr>
-      <w:tblPr>
-        <w:tblBorders/>
-      </w:tblPr>
-      <w:tcPr>
-        <w:shd w:color="ffffff"/>
-        <w:tcBorders>
-          <w:top w:val="none" w:color="000000" w:sz="4" w:space="0"/>
-          <w:left w:val="none" w:color="000000" w:sz="4" w:space="0"/>
-          <w:bottom w:val="none" w:color="000000" w:sz="4" w:space="0"/>
-          <w:right w:val="none" w:color="000000" w:sz="4" w:space="0"/>
-        </w:tcBorders>
-      </w:tcPr>
-    </w:tblStylePr>
-    <w:tblStylePr w:type="lastRow">
+    <w:tblStylePr w:type="firstRow">
       <w:rPr>
         <w:b/>
         <w:color w:val="404040"/>
@@ -12878,6 +12896,52 @@
         </w:tcBorders>
       </w:tcPr>
     </w:tblStylePr>
+    <w:tblStylePr w:type="lastCol">
+      <w:rPr>
+        <w:i/>
+        <w:color w:val="404040"/>
+      </w:rPr>
+      <w:pPr>
+        <w:pBdr/>
+        <w:spacing/>
+        <w:ind/>
+      </w:pPr>
+      <w:tblPr>
+        <w:tblBorders/>
+      </w:tblPr>
+      <w:tcPr>
+        <w:shd w:val="clear" w:color="ffffff"/>
+        <w:tcBorders>
+          <w:top w:val="none" w:color="000000" w:sz="4" w:space="0"/>
+          <w:left w:val="none" w:color="000000" w:sz="4" w:space="0"/>
+          <w:bottom w:val="none" w:color="000000" w:sz="4" w:space="0"/>
+          <w:right w:val="none" w:color="000000" w:sz="4" w:space="0"/>
+        </w:tcBorders>
+      </w:tcPr>
+    </w:tblStylePr>
+    <w:tblStylePr w:type="lastRow">
+      <w:rPr>
+        <w:b/>
+        <w:color w:val="404040"/>
+      </w:rPr>
+      <w:pPr>
+        <w:pBdr/>
+        <w:spacing/>
+        <w:ind/>
+      </w:pPr>
+      <w:tblPr>
+        <w:tblBorders/>
+      </w:tblPr>
+      <w:tcPr>
+        <w:shd w:val="clear" w:color="ffffff"/>
+        <w:tcBorders>
+          <w:top w:val="none" w:color="000000" w:sz="4" w:space="0"/>
+          <w:left w:val="none" w:color="000000" w:sz="4" w:space="0"/>
+          <w:bottom w:val="none" w:color="000000" w:sz="4" w:space="0"/>
+          <w:right w:val="none" w:color="000000" w:sz="4" w:space="0"/>
+        </w:tcBorders>
+      </w:tcPr>
+    </w:tblStylePr>
     <w:tblStylePr w:type="nwCell">
       <w:pPr>
         <w:pBdr/>
@@ -12944,9 +13008,9 @@
       </w:tcPr>
     </w:tblStylePr>
   </w:style>
-  <w:style w:type="table" w:styleId="36">
+  <w:style w:type="table" w:styleId="843">
     <w:name w:val="Grid Table 3 - Accent 3"/>
-    <w:basedOn w:val="807"/>
+    <w:basedOn w:val="993"/>
     <w:uiPriority w:val="99"/>
     <w:pPr>
       <w:pBdr/>
@@ -13045,29 +13109,6 @@
         <w:tblBorders/>
       </w:tblPr>
       <w:tcPr>
-        <w:shd w:color="ffffff"/>
-        <w:tcBorders>
-          <w:top w:val="none" w:color="000000" w:sz="4" w:space="0"/>
-          <w:left w:val="none" w:color="000000" w:sz="4" w:space="0"/>
-          <w:bottom w:val="none" w:color="000000" w:sz="4" w:space="0"/>
-          <w:right w:val="none" w:color="000000" w:sz="4" w:space="0"/>
-        </w:tcBorders>
-      </w:tcPr>
-    </w:tblStylePr>
-    <w:tblStylePr w:type="firstRow">
-      <w:rPr>
-        <w:b/>
-        <w:color w:val="404040"/>
-      </w:rPr>
-      <w:pPr>
-        <w:pBdr/>
-        <w:spacing/>
-        <w:ind/>
-      </w:pPr>
-      <w:tblPr>
-        <w:tblBorders/>
-      </w:tblPr>
-      <w:tcPr>
         <w:shd w:val="clear" w:color="ffffff"/>
         <w:tcBorders>
           <w:top w:val="none" w:color="000000" w:sz="4" w:space="0"/>
@@ -13077,30 +13118,7 @@
         </w:tcBorders>
       </w:tcPr>
     </w:tblStylePr>
-    <w:tblStylePr w:type="lastCol">
-      <w:rPr>
-        <w:i/>
-        <w:color w:val="404040"/>
-      </w:rPr>
-      <w:pPr>
-        <w:pBdr/>
-        <w:spacing/>
-        <w:ind/>
-      </w:pPr>
-      <w:tblPr>
-        <w:tblBorders/>
-      </w:tblPr>
-      <w:tcPr>
-        <w:shd w:color="ffffff"/>
-        <w:tcBorders>
-          <w:top w:val="none" w:color="000000" w:sz="4" w:space="0"/>
-          <w:left w:val="none" w:color="000000" w:sz="4" w:space="0"/>
-          <w:bottom w:val="none" w:color="000000" w:sz="4" w:space="0"/>
-          <w:right w:val="none" w:color="000000" w:sz="4" w:space="0"/>
-        </w:tcBorders>
-      </w:tcPr>
-    </w:tblStylePr>
-    <w:tblStylePr w:type="lastRow">
+    <w:tblStylePr w:type="firstRow">
       <w:rPr>
         <w:b/>
         <w:color w:val="404040"/>
@@ -13123,6 +13141,52 @@
         </w:tcBorders>
       </w:tcPr>
     </w:tblStylePr>
+    <w:tblStylePr w:type="lastCol">
+      <w:rPr>
+        <w:i/>
+        <w:color w:val="404040"/>
+      </w:rPr>
+      <w:pPr>
+        <w:pBdr/>
+        <w:spacing/>
+        <w:ind/>
+      </w:pPr>
+      <w:tblPr>
+        <w:tblBorders/>
+      </w:tblPr>
+      <w:tcPr>
+        <w:shd w:val="clear" w:color="ffffff"/>
+        <w:tcBorders>
+          <w:top w:val="none" w:color="000000" w:sz="4" w:space="0"/>
+          <w:left w:val="none" w:color="000000" w:sz="4" w:space="0"/>
+          <w:bottom w:val="none" w:color="000000" w:sz="4" w:space="0"/>
+          <w:right w:val="none" w:color="000000" w:sz="4" w:space="0"/>
+        </w:tcBorders>
+      </w:tcPr>
+    </w:tblStylePr>
+    <w:tblStylePr w:type="lastRow">
+      <w:rPr>
+        <w:b/>
+        <w:color w:val="404040"/>
+      </w:rPr>
+      <w:pPr>
+        <w:pBdr/>
+        <w:spacing/>
+        <w:ind/>
+      </w:pPr>
+      <w:tblPr>
+        <w:tblBorders/>
+      </w:tblPr>
+      <w:tcPr>
+        <w:shd w:val="clear" w:color="ffffff"/>
+        <w:tcBorders>
+          <w:top w:val="none" w:color="000000" w:sz="4" w:space="0"/>
+          <w:left w:val="none" w:color="000000" w:sz="4" w:space="0"/>
+          <w:bottom w:val="none" w:color="000000" w:sz="4" w:space="0"/>
+          <w:right w:val="none" w:color="000000" w:sz="4" w:space="0"/>
+        </w:tcBorders>
+      </w:tcPr>
+    </w:tblStylePr>
     <w:tblStylePr w:type="nwCell">
       <w:pPr>
         <w:pBdr/>
@@ -13189,9 +13253,9 @@
       </w:tcPr>
     </w:tblStylePr>
   </w:style>
-  <w:style w:type="table" w:styleId="37">
+  <w:style w:type="table" w:styleId="844">
     <w:name w:val="Grid Table 3 - Accent 4"/>
-    <w:basedOn w:val="807"/>
+    <w:basedOn w:val="993"/>
     <w:uiPriority w:val="99"/>
     <w:pPr>
       <w:pBdr/>
@@ -13290,29 +13354,6 @@
         <w:tblBorders/>
       </w:tblPr>
       <w:tcPr>
-        <w:shd w:color="ffffff"/>
-        <w:tcBorders>
-          <w:top w:val="none" w:color="000000" w:sz="4" w:space="0"/>
-          <w:left w:val="none" w:color="000000" w:sz="4" w:space="0"/>
-          <w:bottom w:val="none" w:color="000000" w:sz="4" w:space="0"/>
-          <w:right w:val="none" w:color="000000" w:sz="4" w:space="0"/>
-        </w:tcBorders>
-      </w:tcPr>
-    </w:tblStylePr>
-    <w:tblStylePr w:type="firstRow">
-      <w:rPr>
-        <w:b/>
-        <w:color w:val="404040"/>
-      </w:rPr>
-      <w:pPr>
-        <w:pBdr/>
-        <w:spacing/>
-        <w:ind/>
-      </w:pPr>
-      <w:tblPr>
-        <w:tblBorders/>
-      </w:tblPr>
-      <w:tcPr>
         <w:shd w:val="clear" w:color="ffffff"/>
         <w:tcBorders>
           <w:top w:val="none" w:color="000000" w:sz="4" w:space="0"/>
@@ -13322,30 +13363,7 @@
         </w:tcBorders>
       </w:tcPr>
     </w:tblStylePr>
-    <w:tblStylePr w:type="lastCol">
-      <w:rPr>
-        <w:i/>
-        <w:color w:val="404040"/>
-      </w:rPr>
-      <w:pPr>
-        <w:pBdr/>
-        <w:spacing/>
-        <w:ind/>
-      </w:pPr>
-      <w:tblPr>
-        <w:tblBorders/>
-      </w:tblPr>
-      <w:tcPr>
-        <w:shd w:color="ffffff"/>
-        <w:tcBorders>
-          <w:top w:val="none" w:color="000000" w:sz="4" w:space="0"/>
-          <w:left w:val="none" w:color="000000" w:sz="4" w:space="0"/>
-          <w:bottom w:val="none" w:color="000000" w:sz="4" w:space="0"/>
-          <w:right w:val="none" w:color="000000" w:sz="4" w:space="0"/>
-        </w:tcBorders>
-      </w:tcPr>
-    </w:tblStylePr>
-    <w:tblStylePr w:type="lastRow">
+    <w:tblStylePr w:type="firstRow">
       <w:rPr>
         <w:b/>
         <w:color w:val="404040"/>
@@ -13368,6 +13386,52 @@
         </w:tcBorders>
       </w:tcPr>
     </w:tblStylePr>
+    <w:tblStylePr w:type="lastCol">
+      <w:rPr>
+        <w:i/>
+        <w:color w:val="404040"/>
+      </w:rPr>
+      <w:pPr>
+        <w:pBdr/>
+        <w:spacing/>
+        <w:ind/>
+      </w:pPr>
+      <w:tblPr>
+        <w:tblBorders/>
+      </w:tblPr>
+      <w:tcPr>
+        <w:shd w:val="clear" w:color="ffffff"/>
+        <w:tcBorders>
+          <w:top w:val="none" w:color="000000" w:sz="4" w:space="0"/>
+          <w:left w:val="none" w:color="000000" w:sz="4" w:space="0"/>
+          <w:bottom w:val="none" w:color="000000" w:sz="4" w:space="0"/>
+          <w:right w:val="none" w:color="000000" w:sz="4" w:space="0"/>
+        </w:tcBorders>
+      </w:tcPr>
+    </w:tblStylePr>
+    <w:tblStylePr w:type="lastRow">
+      <w:rPr>
+        <w:b/>
+        <w:color w:val="404040"/>
+      </w:rPr>
+      <w:pPr>
+        <w:pBdr/>
+        <w:spacing/>
+        <w:ind/>
+      </w:pPr>
+      <w:tblPr>
+        <w:tblBorders/>
+      </w:tblPr>
+      <w:tcPr>
+        <w:shd w:val="clear" w:color="ffffff"/>
+        <w:tcBorders>
+          <w:top w:val="none" w:color="000000" w:sz="4" w:space="0"/>
+          <w:left w:val="none" w:color="000000" w:sz="4" w:space="0"/>
+          <w:bottom w:val="none" w:color="000000" w:sz="4" w:space="0"/>
+          <w:right w:val="none" w:color="000000" w:sz="4" w:space="0"/>
+        </w:tcBorders>
+      </w:tcPr>
+    </w:tblStylePr>
     <w:tblStylePr w:type="nwCell">
       <w:pPr>
         <w:pBdr/>
@@ -13434,9 +13498,9 @@
       </w:tcPr>
     </w:tblStylePr>
   </w:style>
-  <w:style w:type="table" w:styleId="38">
+  <w:style w:type="table" w:styleId="845">
     <w:name w:val="Grid Table 3 - Accent 5"/>
-    <w:basedOn w:val="807"/>
+    <w:basedOn w:val="993"/>
     <w:uiPriority w:val="99"/>
     <w:pPr>
       <w:pBdr/>
@@ -13535,29 +13599,6 @@
         <w:tblBorders/>
       </w:tblPr>
       <w:tcPr>
-        <w:shd w:color="ffffff"/>
-        <w:tcBorders>
-          <w:top w:val="none" w:color="000000" w:sz="4" w:space="0"/>
-          <w:left w:val="none" w:color="000000" w:sz="4" w:space="0"/>
-          <w:bottom w:val="none" w:color="000000" w:sz="4" w:space="0"/>
-          <w:right w:val="none" w:color="000000" w:sz="4" w:space="0"/>
-        </w:tcBorders>
-      </w:tcPr>
-    </w:tblStylePr>
-    <w:tblStylePr w:type="firstRow">
-      <w:rPr>
-        <w:b/>
-        <w:color w:val="404040"/>
-      </w:rPr>
-      <w:pPr>
-        <w:pBdr/>
-        <w:spacing/>
-        <w:ind/>
-      </w:pPr>
-      <w:tblPr>
-        <w:tblBorders/>
-      </w:tblPr>
-      <w:tcPr>
         <w:shd w:val="clear" w:color="ffffff"/>
         <w:tcBorders>
           <w:top w:val="none" w:color="000000" w:sz="4" w:space="0"/>
@@ -13567,30 +13608,7 @@
         </w:tcBorders>
       </w:tcPr>
     </w:tblStylePr>
-    <w:tblStylePr w:type="lastCol">
-      <w:rPr>
-        <w:i/>
-        <w:color w:val="404040"/>
-      </w:rPr>
-      <w:pPr>
-        <w:pBdr/>
-        <w:spacing/>
-        <w:ind/>
-      </w:pPr>
-      <w:tblPr>
-        <w:tblBorders/>
-      </w:tblPr>
-      <w:tcPr>
-        <w:shd w:color="ffffff"/>
-        <w:tcBorders>
-          <w:top w:val="none" w:color="000000" w:sz="4" w:space="0"/>
-          <w:left w:val="none" w:color="000000" w:sz="4" w:space="0"/>
-          <w:bottom w:val="none" w:color="000000" w:sz="4" w:space="0"/>
-          <w:right w:val="none" w:color="000000" w:sz="4" w:space="0"/>
-        </w:tcBorders>
-      </w:tcPr>
-    </w:tblStylePr>
-    <w:tblStylePr w:type="lastRow">
+    <w:tblStylePr w:type="firstRow">
       <w:rPr>
         <w:b/>
         <w:color w:val="404040"/>
@@ -13613,6 +13631,52 @@
         </w:tcBorders>
       </w:tcPr>
     </w:tblStylePr>
+    <w:tblStylePr w:type="lastCol">
+      <w:rPr>
+        <w:i/>
+        <w:color w:val="404040"/>
+      </w:rPr>
+      <w:pPr>
+        <w:pBdr/>
+        <w:spacing/>
+        <w:ind/>
+      </w:pPr>
+      <w:tblPr>
+        <w:tblBorders/>
+      </w:tblPr>
+      <w:tcPr>
+        <w:shd w:val="clear" w:color="ffffff"/>
+        <w:tcBorders>
+          <w:top w:val="none" w:color="000000" w:sz="4" w:space="0"/>
+          <w:left w:val="none" w:color="000000" w:sz="4" w:space="0"/>
+          <w:bottom w:val="none" w:color="000000" w:sz="4" w:space="0"/>
+          <w:right w:val="none" w:color="000000" w:sz="4" w:space="0"/>
+        </w:tcBorders>
+      </w:tcPr>
+    </w:tblStylePr>
+    <w:tblStylePr w:type="lastRow">
+      <w:rPr>
+        <w:b/>
+        <w:color w:val="404040"/>
+      </w:rPr>
+      <w:pPr>
+        <w:pBdr/>
+        <w:spacing/>
+        <w:ind/>
+      </w:pPr>
+      <w:tblPr>
+        <w:tblBorders/>
+      </w:tblPr>
+      <w:tcPr>
+        <w:shd w:val="clear" w:color="ffffff"/>
+        <w:tcBorders>
+          <w:top w:val="none" w:color="000000" w:sz="4" w:space="0"/>
+          <w:left w:val="none" w:color="000000" w:sz="4" w:space="0"/>
+          <w:bottom w:val="none" w:color="000000" w:sz="4" w:space="0"/>
+          <w:right w:val="none" w:color="000000" w:sz="4" w:space="0"/>
+        </w:tcBorders>
+      </w:tcPr>
+    </w:tblStylePr>
     <w:tblStylePr w:type="nwCell">
       <w:pPr>
         <w:pBdr/>
@@ -13679,9 +13743,9 @@
       </w:tcPr>
     </w:tblStylePr>
   </w:style>
-  <w:style w:type="table" w:styleId="39">
+  <w:style w:type="table" w:styleId="846">
     <w:name w:val="Grid Table 3 - Accent 6"/>
-    <w:basedOn w:val="807"/>
+    <w:basedOn w:val="993"/>
     <w:uiPriority w:val="99"/>
     <w:pPr>
       <w:pBdr/>
@@ -13780,29 +13844,6 @@
         <w:tblBorders/>
       </w:tblPr>
       <w:tcPr>
-        <w:shd w:color="ffffff"/>
-        <w:tcBorders>
-          <w:top w:val="none" w:color="000000" w:sz="4" w:space="0"/>
-          <w:left w:val="none" w:color="000000" w:sz="4" w:space="0"/>
-          <w:bottom w:val="none" w:color="000000" w:sz="4" w:space="0"/>
-          <w:right w:val="none" w:color="000000" w:sz="4" w:space="0"/>
-        </w:tcBorders>
-      </w:tcPr>
-    </w:tblStylePr>
-    <w:tblStylePr w:type="firstRow">
-      <w:rPr>
-        <w:b/>
-        <w:color w:val="404040"/>
-      </w:rPr>
-      <w:pPr>
-        <w:pBdr/>
-        <w:spacing/>
-        <w:ind/>
-      </w:pPr>
-      <w:tblPr>
-        <w:tblBorders/>
-      </w:tblPr>
-      <w:tcPr>
         <w:shd w:val="clear" w:color="ffffff"/>
         <w:tcBorders>
           <w:top w:val="none" w:color="000000" w:sz="4" w:space="0"/>
@@ -13812,30 +13853,7 @@
         </w:tcBorders>
       </w:tcPr>
     </w:tblStylePr>
-    <w:tblStylePr w:type="lastCol">
-      <w:rPr>
-        <w:i/>
-        <w:color w:val="404040"/>
-      </w:rPr>
-      <w:pPr>
-        <w:pBdr/>
-        <w:spacing/>
-        <w:ind/>
-      </w:pPr>
-      <w:tblPr>
-        <w:tblBorders/>
-      </w:tblPr>
-      <w:tcPr>
-        <w:shd w:color="ffffff"/>
-        <w:tcBorders>
-          <w:top w:val="none" w:color="000000" w:sz="4" w:space="0"/>
-          <w:left w:val="none" w:color="000000" w:sz="4" w:space="0"/>
-          <w:bottom w:val="none" w:color="000000" w:sz="4" w:space="0"/>
-          <w:right w:val="none" w:color="000000" w:sz="4" w:space="0"/>
-        </w:tcBorders>
-      </w:tcPr>
-    </w:tblStylePr>
-    <w:tblStylePr w:type="lastRow">
+    <w:tblStylePr w:type="firstRow">
       <w:rPr>
         <w:b/>
         <w:color w:val="404040"/>
@@ -13858,6 +13876,52 @@
         </w:tcBorders>
       </w:tcPr>
     </w:tblStylePr>
+    <w:tblStylePr w:type="lastCol">
+      <w:rPr>
+        <w:i/>
+        <w:color w:val="404040"/>
+      </w:rPr>
+      <w:pPr>
+        <w:pBdr/>
+        <w:spacing/>
+        <w:ind/>
+      </w:pPr>
+      <w:tblPr>
+        <w:tblBorders/>
+      </w:tblPr>
+      <w:tcPr>
+        <w:shd w:val="clear" w:color="ffffff"/>
+        <w:tcBorders>
+          <w:top w:val="none" w:color="000000" w:sz="4" w:space="0"/>
+          <w:left w:val="none" w:color="000000" w:sz="4" w:space="0"/>
+          <w:bottom w:val="none" w:color="000000" w:sz="4" w:space="0"/>
+          <w:right w:val="none" w:color="000000" w:sz="4" w:space="0"/>
+        </w:tcBorders>
+      </w:tcPr>
+    </w:tblStylePr>
+    <w:tblStylePr w:type="lastRow">
+      <w:rPr>
+        <w:b/>
+        <w:color w:val="404040"/>
+      </w:rPr>
+      <w:pPr>
+        <w:pBdr/>
+        <w:spacing/>
+        <w:ind/>
+      </w:pPr>
+      <w:tblPr>
+        <w:tblBorders/>
+      </w:tblPr>
+      <w:tcPr>
+        <w:shd w:val="clear" w:color="ffffff"/>
+        <w:tcBorders>
+          <w:top w:val="none" w:color="000000" w:sz="4" w:space="0"/>
+          <w:left w:val="none" w:color="000000" w:sz="4" w:space="0"/>
+          <w:bottom w:val="none" w:color="000000" w:sz="4" w:space="0"/>
+          <w:right w:val="none" w:color="000000" w:sz="4" w:space="0"/>
+        </w:tcBorders>
+      </w:tcPr>
+    </w:tblStylePr>
     <w:tblStylePr w:type="nwCell">
       <w:pPr>
         <w:pBdr/>
@@ -13924,9 +13988,9 @@
       </w:tcPr>
     </w:tblStylePr>
   </w:style>
-  <w:style w:type="table" w:styleId="40">
+  <w:style w:type="table" w:styleId="847">
     <w:name w:val="Grid Table 4"/>
-    <w:basedOn w:val="807"/>
+    <w:basedOn w:val="993"/>
     <w:uiPriority w:val="59"/>
     <w:pPr>
       <w:pBdr/>
@@ -14157,9 +14221,9 @@
       </w:tcPr>
     </w:tblStylePr>
   </w:style>
-  <w:style w:type="table" w:styleId="41">
+  <w:style w:type="table" w:styleId="848">
     <w:name w:val="Grid Table 4 - Accent 1"/>
-    <w:basedOn w:val="807"/>
+    <w:basedOn w:val="993"/>
     <w:uiPriority w:val="59"/>
     <w:pPr>
       <w:pBdr/>
@@ -14390,9 +14454,9 @@
       </w:tcPr>
     </w:tblStylePr>
   </w:style>
-  <w:style w:type="table" w:styleId="42">
+  <w:style w:type="table" w:styleId="849">
     <w:name w:val="Grid Table 4 - Accent 2"/>
-    <w:basedOn w:val="807"/>
+    <w:basedOn w:val="993"/>
     <w:uiPriority w:val="59"/>
     <w:pPr>
       <w:pBdr/>
@@ -14623,9 +14687,9 @@
       </w:tcPr>
     </w:tblStylePr>
   </w:style>
-  <w:style w:type="table" w:styleId="43">
+  <w:style w:type="table" w:styleId="850">
     <w:name w:val="Grid Table 4 - Accent 3"/>
-    <w:basedOn w:val="807"/>
+    <w:basedOn w:val="993"/>
     <w:uiPriority w:val="59"/>
     <w:pPr>
       <w:pBdr/>
@@ -14856,9 +14920,9 @@
       </w:tcPr>
     </w:tblStylePr>
   </w:style>
-  <w:style w:type="table" w:styleId="44">
+  <w:style w:type="table" w:styleId="851">
     <w:name w:val="Grid Table 4 - Accent 4"/>
-    <w:basedOn w:val="807"/>
+    <w:basedOn w:val="993"/>
     <w:uiPriority w:val="59"/>
     <w:pPr>
       <w:pBdr/>
@@ -15089,9 +15153,9 @@
       </w:tcPr>
     </w:tblStylePr>
   </w:style>
-  <w:style w:type="table" w:styleId="45">
+  <w:style w:type="table" w:styleId="852">
     <w:name w:val="Grid Table 4 - Accent 5"/>
-    <w:basedOn w:val="807"/>
+    <w:basedOn w:val="993"/>
     <w:uiPriority w:val="59"/>
     <w:pPr>
       <w:pBdr/>
@@ -15322,9 +15386,9 @@
       </w:tcPr>
     </w:tblStylePr>
   </w:style>
-  <w:style w:type="table" w:styleId="46">
+  <w:style w:type="table" w:styleId="853">
     <w:name w:val="Grid Table 4 - Accent 6"/>
-    <w:basedOn w:val="807"/>
+    <w:basedOn w:val="993"/>
     <w:uiPriority w:val="59"/>
     <w:pPr>
       <w:pBdr/>
@@ -15555,9 +15619,9 @@
       </w:tcPr>
     </w:tblStylePr>
   </w:style>
-  <w:style w:type="table" w:styleId="47">
+  <w:style w:type="table" w:styleId="854">
     <w:name w:val="Grid Table 5 Dark"/>
-    <w:basedOn w:val="807"/>
+    <w:basedOn w:val="993"/>
     <w:uiPriority w:val="99"/>
     <w:pPr>
       <w:pBdr/>
@@ -15783,9 +15847,9 @@
       </w:tcPr>
     </w:tblStylePr>
   </w:style>
-  <w:style w:type="table" w:styleId="48">
+  <w:style w:type="table" w:styleId="855">
     <w:name w:val="Grid Table 5 Dark- Accent 1"/>
-    <w:basedOn w:val="807"/>
+    <w:basedOn w:val="993"/>
     <w:uiPriority w:val="99"/>
     <w:pPr>
       <w:pBdr/>
@@ -16011,9 +16075,9 @@
       </w:tcPr>
     </w:tblStylePr>
   </w:style>
-  <w:style w:type="table" w:styleId="49">
+  <w:style w:type="table" w:styleId="856">
     <w:name w:val="Grid Table 5 Dark - Accent 2"/>
-    <w:basedOn w:val="807"/>
+    <w:basedOn w:val="993"/>
     <w:uiPriority w:val="99"/>
     <w:pPr>
       <w:pBdr/>
@@ -16239,9 +16303,9 @@
       </w:tcPr>
     </w:tblStylePr>
   </w:style>
-  <w:style w:type="table" w:styleId="50">
+  <w:style w:type="table" w:styleId="857">
     <w:name w:val="Grid Table 5 Dark - Accent 3"/>
-    <w:basedOn w:val="807"/>
+    <w:basedOn w:val="993"/>
     <w:uiPriority w:val="99"/>
     <w:pPr>
       <w:pBdr/>
@@ -16467,9 +16531,9 @@
       </w:tcPr>
     </w:tblStylePr>
   </w:style>
-  <w:style w:type="table" w:styleId="51">
+  <w:style w:type="table" w:styleId="858">
     <w:name w:val="Grid Table 5 Dark- Accent 4"/>
-    <w:basedOn w:val="807"/>
+    <w:basedOn w:val="993"/>
     <w:uiPriority w:val="99"/>
     <w:pPr>
       <w:pBdr/>
@@ -16695,9 +16759,9 @@
       </w:tcPr>
     </w:tblStylePr>
   </w:style>
-  <w:style w:type="table" w:styleId="52">
+  <w:style w:type="table" w:styleId="859">
     <w:name w:val="Grid Table 5 Dark - Accent 5"/>
-    <w:basedOn w:val="807"/>
+    <w:basedOn w:val="993"/>
     <w:uiPriority w:val="99"/>
     <w:pPr>
       <w:pBdr/>
@@ -16923,9 +16987,9 @@
       </w:tcPr>
     </w:tblStylePr>
   </w:style>
-  <w:style w:type="table" w:styleId="53">
+  <w:style w:type="table" w:styleId="860">
     <w:name w:val="Grid Table 5 Dark - Accent 6"/>
-    <w:basedOn w:val="807"/>
+    <w:basedOn w:val="993"/>
     <w:uiPriority w:val="99"/>
     <w:pPr>
       <w:pBdr/>
@@ -17151,9 +17215,9 @@
       </w:tcPr>
     </w:tblStylePr>
   </w:style>
-  <w:style w:type="table" w:styleId="54">
+  <w:style w:type="table" w:styleId="861">
     <w:name w:val="Grid Table 6 Colorful"/>
-    <w:basedOn w:val="807"/>
+    <w:basedOn w:val="993"/>
     <w:uiPriority w:val="99"/>
     <w:pPr>
       <w:pBdr/>
@@ -17381,9 +17445,9 @@
       </w:tcPr>
     </w:tblStylePr>
   </w:style>
-  <w:style w:type="table" w:styleId="55">
+  <w:style w:type="table" w:styleId="862">
     <w:name w:val="Grid Table 6 Colorful - Accent 1"/>
-    <w:basedOn w:val="807"/>
+    <w:basedOn w:val="993"/>
     <w:uiPriority w:val="99"/>
     <w:pPr>
       <w:pBdr/>
@@ -17611,9 +17675,9 @@
       </w:tcPr>
     </w:tblStylePr>
   </w:style>
-  <w:style w:type="table" w:styleId="56">
+  <w:style w:type="table" w:styleId="863">
     <w:name w:val="Grid Table 6 Colorful - Accent 2"/>
-    <w:basedOn w:val="807"/>
+    <w:basedOn w:val="993"/>
     <w:uiPriority w:val="99"/>
     <w:pPr>
       <w:pBdr/>
@@ -17841,9 +17905,9 @@
       </w:tcPr>
     </w:tblStylePr>
   </w:style>
-  <w:style w:type="table" w:styleId="57">
+  <w:style w:type="table" w:styleId="864">
     <w:name w:val="Grid Table 6 Colorful - Accent 3"/>
-    <w:basedOn w:val="807"/>
+    <w:basedOn w:val="993"/>
     <w:uiPriority w:val="99"/>
     <w:pPr>
       <w:pBdr/>
@@ -18071,9 +18135,9 @@
       </w:tcPr>
     </w:tblStylePr>
   </w:style>
-  <w:style w:type="table" w:styleId="58">
+  <w:style w:type="table" w:styleId="865">
     <w:name w:val="Grid Table 6 Colorful - Accent 4"/>
-    <w:basedOn w:val="807"/>
+    <w:basedOn w:val="993"/>
     <w:uiPriority w:val="99"/>
     <w:pPr>
       <w:pBdr/>
@@ -18301,9 +18365,9 @@
       </w:tcPr>
     </w:tblStylePr>
   </w:style>
-  <w:style w:type="table" w:styleId="59">
+  <w:style w:type="table" w:styleId="866">
     <w:name w:val="Grid Table 6 Colorful - Accent 5"/>
-    <w:basedOn w:val="807"/>
+    <w:basedOn w:val="993"/>
     <w:uiPriority w:val="99"/>
     <w:pPr>
       <w:pBdr/>
@@ -18531,9 +18595,9 @@
       </w:tcPr>
     </w:tblStylePr>
   </w:style>
-  <w:style w:type="table" w:styleId="60">
+  <w:style w:type="table" w:styleId="867">
     <w:name w:val="Grid Table 6 Colorful - Accent 6"/>
-    <w:basedOn w:val="807"/>
+    <w:basedOn w:val="993"/>
     <w:uiPriority w:val="99"/>
     <w:pPr>
       <w:pBdr/>
@@ -18761,9 +18825,9 @@
       </w:tcPr>
     </w:tblStylePr>
   </w:style>
-  <w:style w:type="table" w:styleId="61">
+  <w:style w:type="table" w:styleId="868">
     <w:name w:val="Grid Table 7 Colorful"/>
-    <w:basedOn w:val="807"/>
+    <w:basedOn w:val="993"/>
     <w:uiPriority w:val="99"/>
     <w:pPr>
       <w:pBdr/>
@@ -18865,11 +18929,11 @@
         <w:tblBorders/>
       </w:tblPr>
       <w:tcPr>
-        <w:shd w:color="ffffff"/>
+        <w:shd w:val="clear" w:color="ffffff"/>
         <w:tcBorders>
-          <w:top w:val="none"/>
-          <w:left w:val="none"/>
-          <w:bottom w:val="none"/>
+          <w:top w:val="none" w:color="000000" w:sz="4" w:space="0"/>
+          <w:left w:val="none" w:color="000000" w:sz="4" w:space="0"/>
+          <w:bottom w:val="none" w:color="000000" w:sz="4" w:space="0"/>
           <w:right w:val="single" w:color="000000" w:themeColor="text1" w:themeTint="80" w:sz="4" w:space="0"/>
         </w:tcBorders>
       </w:tcPr>
@@ -18892,10 +18956,10 @@
       <w:tcPr>
         <w:shd w:val="clear" w:color="ffffff" w:themeColor="light1" w:fill="ffffff" w:themeFill="light1"/>
         <w:tcBorders>
-          <w:top w:val="none"/>
-          <w:left w:val="none"/>
+          <w:top w:val="none" w:color="000000" w:sz="4" w:space="0"/>
+          <w:left w:val="none" w:color="000000" w:sz="4" w:space="0"/>
           <w:bottom w:val="single" w:color="000000" w:themeColor="text1" w:themeTint="80" w:sz="4" w:space="0"/>
-          <w:right w:val="none"/>
+          <w:right w:val="none" w:color="000000" w:sz="4" w:space="0"/>
         </w:tcBorders>
       </w:tcPr>
     </w:tblStylePr>
@@ -18915,12 +18979,12 @@
         <w:tblBorders/>
       </w:tblPr>
       <w:tcPr>
-        <w:shd w:color="ffffff"/>
+        <w:shd w:val="clear" w:color="ffffff"/>
         <w:tcBorders>
-          <w:top w:val="none"/>
+          <w:top w:val="none" w:color="000000" w:sz="4" w:space="0"/>
           <w:left w:val="single" w:color="000000" w:themeColor="text1" w:themeTint="80" w:sz="4" w:space="0"/>
-          <w:bottom w:val="none"/>
-          <w:right w:val="none"/>
+          <w:bottom w:val="none" w:color="000000" w:sz="4" w:space="0"/>
+          <w:right w:val="none" w:color="000000" w:sz="4" w:space="0"/>
         </w:tcBorders>
       </w:tcPr>
     </w:tblStylePr>
@@ -18943,9 +19007,9 @@
         <w:shd w:val="clear" w:color="ffffff" w:themeColor="light1" w:fill="ffffff" w:themeFill="light1"/>
         <w:tcBorders>
           <w:top w:val="single" w:color="000000" w:themeColor="text1" w:themeTint="80" w:sz="4" w:space="0"/>
-          <w:left w:val="none"/>
-          <w:bottom w:val="none"/>
-          <w:right w:val="none"/>
+          <w:left w:val="none" w:color="000000" w:sz="4" w:space="0"/>
+          <w:bottom w:val="none" w:color="000000" w:sz="4" w:space="0"/>
+          <w:right w:val="none" w:color="000000" w:sz="4" w:space="0"/>
         </w:tcBorders>
       </w:tcPr>
     </w:tblStylePr>
@@ -19015,9 +19079,9 @@
       </w:tcPr>
     </w:tblStylePr>
   </w:style>
-  <w:style w:type="table" w:styleId="62">
+  <w:style w:type="table" w:styleId="869">
     <w:name w:val="Grid Table 7 Colorful - Accent 1"/>
-    <w:basedOn w:val="807"/>
+    <w:basedOn w:val="993"/>
     <w:uiPriority w:val="99"/>
     <w:pPr>
       <w:pBdr/>
@@ -19119,11 +19183,11 @@
         <w:tblBorders/>
       </w:tblPr>
       <w:tcPr>
-        <w:shd w:color="ffffff"/>
+        <w:shd w:val="clear" w:color="ffffff"/>
         <w:tcBorders>
-          <w:top w:val="none"/>
-          <w:left w:val="none"/>
-          <w:bottom w:val="none"/>
+          <w:top w:val="none" w:color="000000" w:sz="4" w:space="0"/>
+          <w:left w:val="none" w:color="000000" w:sz="4" w:space="0"/>
+          <w:bottom w:val="none" w:color="000000" w:sz="4" w:space="0"/>
           <w:right w:val="single" w:color="000000" w:themeColor="accent1" w:themeTint="80" w:sz="4" w:space="0"/>
         </w:tcBorders>
       </w:tcPr>
@@ -19146,10 +19210,10 @@
       <w:tcPr>
         <w:shd w:val="clear" w:color="ffffff" w:themeColor="light1" w:fill="ffffff" w:themeFill="light1"/>
         <w:tcBorders>
-          <w:top w:val="none"/>
-          <w:left w:val="none"/>
+          <w:top w:val="none" w:color="000000" w:sz="4" w:space="0"/>
+          <w:left w:val="none" w:color="000000" w:sz="4" w:space="0"/>
           <w:bottom w:val="single" w:color="000000" w:themeColor="accent1" w:themeTint="80" w:sz="4" w:space="0"/>
-          <w:right w:val="none"/>
+          <w:right w:val="none" w:color="000000" w:sz="4" w:space="0"/>
         </w:tcBorders>
       </w:tcPr>
     </w:tblStylePr>
@@ -19169,12 +19233,12 @@
         <w:tblBorders/>
       </w:tblPr>
       <w:tcPr>
-        <w:shd w:color="ffffff"/>
+        <w:shd w:val="clear" w:color="ffffff"/>
         <w:tcBorders>
-          <w:top w:val="none"/>
+          <w:top w:val="none" w:color="000000" w:sz="4" w:space="0"/>
           <w:left w:val="single" w:color="000000" w:themeColor="accent1" w:themeTint="80" w:sz="4" w:space="0"/>
-          <w:bottom w:val="none"/>
-          <w:right w:val="none"/>
+          <w:bottom w:val="none" w:color="000000" w:sz="4" w:space="0"/>
+          <w:right w:val="none" w:color="000000" w:sz="4" w:space="0"/>
         </w:tcBorders>
       </w:tcPr>
     </w:tblStylePr>
@@ -19197,9 +19261,9 @@
         <w:shd w:val="clear" w:color="ffffff" w:themeColor="light1" w:fill="ffffff" w:themeFill="light1"/>
         <w:tcBorders>
           <w:top w:val="single" w:color="000000" w:themeColor="accent1" w:themeTint="80" w:sz="4" w:space="0"/>
-          <w:left w:val="none"/>
-          <w:bottom w:val="none"/>
-          <w:right w:val="none"/>
+          <w:left w:val="none" w:color="000000" w:sz="4" w:space="0"/>
+          <w:bottom w:val="none" w:color="000000" w:sz="4" w:space="0"/>
+          <w:right w:val="none" w:color="000000" w:sz="4" w:space="0"/>
         </w:tcBorders>
       </w:tcPr>
     </w:tblStylePr>
@@ -19269,9 +19333,9 @@
       </w:tcPr>
     </w:tblStylePr>
   </w:style>
-  <w:style w:type="table" w:styleId="63">
+  <w:style w:type="table" w:styleId="870">
     <w:name w:val="Grid Table 7 Colorful - Accent 2"/>
-    <w:basedOn w:val="807"/>
+    <w:basedOn w:val="993"/>
     <w:uiPriority w:val="99"/>
     <w:pPr>
       <w:pBdr/>
@@ -19373,11 +19437,11 @@
         <w:tblBorders/>
       </w:tblPr>
       <w:tcPr>
-        <w:shd w:color="ffffff"/>
+        <w:shd w:val="clear" w:color="ffffff"/>
         <w:tcBorders>
-          <w:top w:val="none"/>
-          <w:left w:val="none"/>
-          <w:bottom w:val="none"/>
+          <w:top w:val="none" w:color="000000" w:sz="4" w:space="0"/>
+          <w:left w:val="none" w:color="000000" w:sz="4" w:space="0"/>
+          <w:bottom w:val="none" w:color="000000" w:sz="4" w:space="0"/>
           <w:right w:val="single" w:color="000000" w:themeColor="accent2" w:themeTint="97" w:sz="4" w:space="0"/>
         </w:tcBorders>
       </w:tcPr>
@@ -19400,10 +19464,10 @@
       <w:tcPr>
         <w:shd w:val="clear" w:color="ffffff" w:themeColor="light1" w:fill="ffffff" w:themeFill="light1"/>
         <w:tcBorders>
-          <w:top w:val="none"/>
-          <w:left w:val="none"/>
+          <w:top w:val="none" w:color="000000" w:sz="4" w:space="0"/>
+          <w:left w:val="none" w:color="000000" w:sz="4" w:space="0"/>
           <w:bottom w:val="single" w:color="000000" w:themeColor="accent2" w:themeTint="97" w:sz="4" w:space="0"/>
-          <w:right w:val="none"/>
+          <w:right w:val="none" w:color="000000" w:sz="4" w:space="0"/>
         </w:tcBorders>
       </w:tcPr>
     </w:tblStylePr>
@@ -19423,12 +19487,12 @@
         <w:tblBorders/>
       </w:tblPr>
       <w:tcPr>
-        <w:shd w:color="ffffff"/>
+        <w:shd w:val="clear" w:color="ffffff"/>
         <w:tcBorders>
-          <w:top w:val="none"/>
+          <w:top w:val="none" w:color="000000" w:sz="4" w:space="0"/>
           <w:left w:val="single" w:color="000000" w:themeColor="accent2" w:themeTint="97" w:sz="4" w:space="0"/>
-          <w:bottom w:val="none"/>
-          <w:right w:val="none"/>
+          <w:bottom w:val="none" w:color="000000" w:sz="4" w:space="0"/>
+          <w:right w:val="none" w:color="000000" w:sz="4" w:space="0"/>
         </w:tcBorders>
       </w:tcPr>
     </w:tblStylePr>
@@ -19451,9 +19515,9 @@
         <w:shd w:val="clear" w:color="ffffff" w:themeColor="light1" w:fill="ffffff" w:themeFill="light1"/>
         <w:tcBorders>
           <w:top w:val="single" w:color="000000" w:themeColor="accent2" w:themeTint="97" w:sz="4" w:space="0"/>
-          <w:left w:val="none"/>
-          <w:bottom w:val="none"/>
-          <w:right w:val="none"/>
+          <w:left w:val="none" w:color="000000" w:sz="4" w:space="0"/>
+          <w:bottom w:val="none" w:color="000000" w:sz="4" w:space="0"/>
+          <w:right w:val="none" w:color="000000" w:sz="4" w:space="0"/>
         </w:tcBorders>
       </w:tcPr>
     </w:tblStylePr>
@@ -19523,9 +19587,9 @@
       </w:tcPr>
     </w:tblStylePr>
   </w:style>
-  <w:style w:type="table" w:styleId="64">
+  <w:style w:type="table" w:styleId="871">
     <w:name w:val="Grid Table 7 Colorful - Accent 3"/>
-    <w:basedOn w:val="807"/>
+    <w:basedOn w:val="993"/>
     <w:uiPriority w:val="99"/>
     <w:pPr>
       <w:pBdr/>
@@ -19627,11 +19691,11 @@
         <w:tblBorders/>
       </w:tblPr>
       <w:tcPr>
-        <w:shd w:color="ffffff"/>
+        <w:shd w:val="clear" w:color="ffffff"/>
         <w:tcBorders>
-          <w:top w:val="none"/>
-          <w:left w:val="none"/>
-          <w:bottom w:val="none"/>
+          <w:top w:val="none" w:color="000000" w:sz="4" w:space="0"/>
+          <w:left w:val="none" w:color="000000" w:sz="4" w:space="0"/>
+          <w:bottom w:val="none" w:color="000000" w:sz="4" w:space="0"/>
           <w:right w:val="single" w:color="000000" w:themeColor="accent3" w:themeTint="FE" w:sz="4" w:space="0"/>
         </w:tcBorders>
       </w:tcPr>
@@ -19654,10 +19718,10 @@
       <w:tcPr>
         <w:shd w:val="clear" w:color="ffffff" w:themeColor="light1" w:fill="ffffff" w:themeFill="light1"/>
         <w:tcBorders>
-          <w:top w:val="none"/>
-          <w:left w:val="none"/>
+          <w:top w:val="none" w:color="000000" w:sz="4" w:space="0"/>
+          <w:left w:val="none" w:color="000000" w:sz="4" w:space="0"/>
           <w:bottom w:val="single" w:color="000000" w:themeColor="accent3" w:themeTint="FE" w:sz="4" w:space="0"/>
-          <w:right w:val="none"/>
+          <w:right w:val="none" w:color="000000" w:sz="4" w:space="0"/>
         </w:tcBorders>
       </w:tcPr>
     </w:tblStylePr>
@@ -19677,12 +19741,12 @@
         <w:tblBorders/>
       </w:tblPr>
       <w:tcPr>
-        <w:shd w:color="ffffff"/>
+        <w:shd w:val="clear" w:color="ffffff"/>
         <w:tcBorders>
-          <w:top w:val="none"/>
+          <w:top w:val="none" w:color="000000" w:sz="4" w:space="0"/>
           <w:left w:val="single" w:color="000000" w:themeColor="accent3" w:themeTint="FE" w:sz="4" w:space="0"/>
-          <w:bottom w:val="none"/>
-          <w:right w:val="none"/>
+          <w:bottom w:val="none" w:color="000000" w:sz="4" w:space="0"/>
+          <w:right w:val="none" w:color="000000" w:sz="4" w:space="0"/>
         </w:tcBorders>
       </w:tcPr>
     </w:tblStylePr>
@@ -19705,9 +19769,9 @@
         <w:shd w:val="clear" w:color="ffffff" w:themeColor="light1" w:fill="ffffff" w:themeFill="light1"/>
         <w:tcBorders>
           <w:top w:val="single" w:color="000000" w:themeColor="accent3" w:themeTint="FE" w:sz="4" w:space="0"/>
-          <w:left w:val="none"/>
-          <w:bottom w:val="none"/>
-          <w:right w:val="none"/>
+          <w:left w:val="none" w:color="000000" w:sz="4" w:space="0"/>
+          <w:bottom w:val="none" w:color="000000" w:sz="4" w:space="0"/>
+          <w:right w:val="none" w:color="000000" w:sz="4" w:space="0"/>
         </w:tcBorders>
       </w:tcPr>
     </w:tblStylePr>
@@ -19777,9 +19841,9 @@
       </w:tcPr>
     </w:tblStylePr>
   </w:style>
-  <w:style w:type="table" w:styleId="65">
+  <w:style w:type="table" w:styleId="872">
     <w:name w:val="Grid Table 7 Colorful - Accent 4"/>
-    <w:basedOn w:val="807"/>
+    <w:basedOn w:val="993"/>
     <w:uiPriority w:val="99"/>
     <w:pPr>
       <w:pBdr/>
@@ -19881,11 +19945,11 @@
         <w:tblBorders/>
       </w:tblPr>
       <w:tcPr>
-        <w:shd w:color="ffffff"/>
+        <w:shd w:val="clear" w:color="ffffff"/>
         <w:tcBorders>
-          <w:top w:val="none"/>
-          <w:left w:val="none"/>
-          <w:bottom w:val="none"/>
+          <w:top w:val="none" w:color="000000" w:sz="4" w:space="0"/>
+          <w:left w:val="none" w:color="000000" w:sz="4" w:space="0"/>
+          <w:bottom w:val="none" w:color="000000" w:sz="4" w:space="0"/>
           <w:right w:val="single" w:color="000000" w:themeColor="accent4" w:themeTint="9A" w:sz="4" w:space="0"/>
         </w:tcBorders>
       </w:tcPr>
@@ -19908,10 +19972,10 @@
       <w:tcPr>
         <w:shd w:val="clear" w:color="ffffff" w:themeColor="light1" w:fill="ffffff" w:themeFill="light1"/>
         <w:tcBorders>
-          <w:top w:val="none"/>
-          <w:left w:val="none"/>
+          <w:top w:val="none" w:color="000000" w:sz="4" w:space="0"/>
+          <w:left w:val="none" w:color="000000" w:sz="4" w:space="0"/>
           <w:bottom w:val="single" w:color="000000" w:themeColor="accent4" w:themeTint="9A" w:sz="4" w:space="0"/>
-          <w:right w:val="none"/>
+          <w:right w:val="none" w:color="000000" w:sz="4" w:space="0"/>
         </w:tcBorders>
       </w:tcPr>
     </w:tblStylePr>
@@ -19931,12 +19995,12 @@
         <w:tblBorders/>
       </w:tblPr>
       <w:tcPr>
-        <w:shd w:color="ffffff"/>
+        <w:shd w:val="clear" w:color="ffffff"/>
         <w:tcBorders>
-          <w:top w:val="none"/>
+          <w:top w:val="none" w:color="000000" w:sz="4" w:space="0"/>
           <w:left w:val="single" w:color="000000" w:themeColor="accent4" w:themeTint="9A" w:sz="4" w:space="0"/>
-          <w:bottom w:val="none"/>
-          <w:right w:val="none"/>
+          <w:bottom w:val="none" w:color="000000" w:sz="4" w:space="0"/>
+          <w:right w:val="none" w:color="000000" w:sz="4" w:space="0"/>
         </w:tcBorders>
       </w:tcPr>
     </w:tblStylePr>
@@ -19959,9 +20023,9 @@
         <w:shd w:val="clear" w:color="ffffff" w:themeColor="light1" w:fill="ffffff" w:themeFill="light1"/>
         <w:tcBorders>
           <w:top w:val="single" w:color="000000" w:themeColor="accent4" w:themeTint="9A" w:sz="4" w:space="0"/>
-          <w:left w:val="none"/>
-          <w:bottom w:val="none"/>
-          <w:right w:val="none"/>
+          <w:left w:val="none" w:color="000000" w:sz="4" w:space="0"/>
+          <w:bottom w:val="none" w:color="000000" w:sz="4" w:space="0"/>
+          <w:right w:val="none" w:color="000000" w:sz="4" w:space="0"/>
         </w:tcBorders>
       </w:tcPr>
     </w:tblStylePr>
@@ -20031,9 +20095,9 @@
       </w:tcPr>
     </w:tblStylePr>
   </w:style>
-  <w:style w:type="table" w:styleId="66">
+  <w:style w:type="table" w:styleId="873">
     <w:name w:val="Grid Table 7 Colorful - Accent 5"/>
-    <w:basedOn w:val="807"/>
+    <w:basedOn w:val="993"/>
     <w:uiPriority w:val="99"/>
     <w:pPr>
       <w:pBdr/>
@@ -20135,11 +20199,11 @@
         <w:tblBorders/>
       </w:tblPr>
       <w:tcPr>
-        <w:shd w:color="ffffff"/>
+        <w:shd w:val="clear" w:color="ffffff"/>
         <w:tcBorders>
-          <w:top w:val="none"/>
-          <w:left w:val="none"/>
-          <w:bottom w:val="none"/>
+          <w:top w:val="none" w:color="000000" w:sz="4" w:space="0"/>
+          <w:left w:val="none" w:color="000000" w:sz="4" w:space="0"/>
+          <w:bottom w:val="none" w:color="000000" w:sz="4" w:space="0"/>
           <w:right w:val="single" w:color="000000" w:themeColor="accent5" w:themeTint="90" w:sz="4" w:space="0"/>
         </w:tcBorders>
       </w:tcPr>
@@ -20162,10 +20226,10 @@
       <w:tcPr>
         <w:shd w:val="clear" w:color="ffffff" w:themeColor="light1" w:fill="ffffff" w:themeFill="light1"/>
         <w:tcBorders>
-          <w:top w:val="none"/>
-          <w:left w:val="none"/>
+          <w:top w:val="none" w:color="000000" w:sz="4" w:space="0"/>
+          <w:left w:val="none" w:color="000000" w:sz="4" w:space="0"/>
           <w:bottom w:val="single" w:color="000000" w:themeColor="accent5" w:themeTint="90" w:sz="4" w:space="0"/>
-          <w:right w:val="none"/>
+          <w:right w:val="none" w:color="000000" w:sz="4" w:space="0"/>
         </w:tcBorders>
       </w:tcPr>
     </w:tblStylePr>
@@ -20185,12 +20249,12 @@
         <w:tblBorders/>
       </w:tblPr>
       <w:tcPr>
-        <w:shd w:color="ffffff"/>
+        <w:shd w:val="clear" w:color="ffffff"/>
         <w:tcBorders>
-          <w:top w:val="none"/>
+          <w:top w:val="none" w:color="000000" w:sz="4" w:space="0"/>
           <w:left w:val="single" w:color="000000" w:themeColor="accent5" w:themeTint="90" w:sz="4" w:space="0"/>
-          <w:bottom w:val="none"/>
-          <w:right w:val="none"/>
+          <w:bottom w:val="none" w:color="000000" w:sz="4" w:space="0"/>
+          <w:right w:val="none" w:color="000000" w:sz="4" w:space="0"/>
         </w:tcBorders>
       </w:tcPr>
     </w:tblStylePr>
@@ -20213,9 +20277,9 @@
         <w:shd w:val="clear" w:color="ffffff" w:themeColor="light1" w:fill="ffffff" w:themeFill="light1"/>
         <w:tcBorders>
           <w:top w:val="single" w:color="000000" w:themeColor="accent5" w:themeTint="90" w:sz="4" w:space="0"/>
-          <w:left w:val="none"/>
-          <w:bottom w:val="none"/>
-          <w:right w:val="none"/>
+          <w:left w:val="none" w:color="000000" w:sz="4" w:space="0"/>
+          <w:bottom w:val="none" w:color="000000" w:sz="4" w:space="0"/>
+          <w:right w:val="none" w:color="000000" w:sz="4" w:space="0"/>
         </w:tcBorders>
       </w:tcPr>
     </w:tblStylePr>
@@ -20285,9 +20349,9 @@
       </w:tcPr>
     </w:tblStylePr>
   </w:style>
-  <w:style w:type="table" w:styleId="67">
+  <w:style w:type="table" w:styleId="874">
     <w:name w:val="Grid Table 7 Colorful - Accent 6"/>
-    <w:basedOn w:val="807"/>
+    <w:basedOn w:val="993"/>
     <w:uiPriority w:val="99"/>
     <w:pPr>
       <w:pBdr/>
@@ -20389,11 +20453,11 @@
         <w:tblBorders/>
       </w:tblPr>
       <w:tcPr>
-        <w:shd w:color="ffffff"/>
+        <w:shd w:val="clear" w:color="ffffff"/>
         <w:tcBorders>
-          <w:top w:val="none"/>
-          <w:left w:val="none"/>
-          <w:bottom w:val="none"/>
+          <w:top w:val="none" w:color="000000" w:sz="4" w:space="0"/>
+          <w:left w:val="none" w:color="000000" w:sz="4" w:space="0"/>
+          <w:bottom w:val="none" w:color="000000" w:sz="4" w:space="0"/>
           <w:right w:val="single" w:color="000000" w:themeColor="accent6" w:themeTint="90" w:sz="4" w:space="0"/>
         </w:tcBorders>
       </w:tcPr>
@@ -20416,10 +20480,10 @@
       <w:tcPr>
         <w:shd w:val="clear" w:color="ffffff" w:themeColor="light1" w:fill="ffffff" w:themeFill="light1"/>
         <w:tcBorders>
-          <w:top w:val="none"/>
-          <w:left w:val="none"/>
+          <w:top w:val="none" w:color="000000" w:sz="4" w:space="0"/>
+          <w:left w:val="none" w:color="000000" w:sz="4" w:space="0"/>
           <w:bottom w:val="single" w:color="000000" w:themeColor="accent6" w:themeTint="90" w:sz="4" w:space="0"/>
-          <w:right w:val="none"/>
+          <w:right w:val="none" w:color="000000" w:sz="4" w:space="0"/>
         </w:tcBorders>
       </w:tcPr>
     </w:tblStylePr>
@@ -20439,12 +20503,12 @@
         <w:tblBorders/>
       </w:tblPr>
       <w:tcPr>
-        <w:shd w:color="ffffff"/>
+        <w:shd w:val="clear" w:color="ffffff"/>
         <w:tcBorders>
-          <w:top w:val="none"/>
+          <w:top w:val="none" w:color="000000" w:sz="4" w:space="0"/>
           <w:left w:val="single" w:color="000000" w:themeColor="accent6" w:themeTint="90" w:sz="4" w:space="0"/>
-          <w:bottom w:val="none"/>
-          <w:right w:val="none"/>
+          <w:bottom w:val="none" w:color="000000" w:sz="4" w:space="0"/>
+          <w:right w:val="none" w:color="000000" w:sz="4" w:space="0"/>
         </w:tcBorders>
       </w:tcPr>
     </w:tblStylePr>
@@ -20467,9 +20531,9 @@
         <w:shd w:val="clear" w:color="ffffff" w:themeColor="light1" w:fill="ffffff" w:themeFill="light1"/>
         <w:tcBorders>
           <w:top w:val="single" w:color="000000" w:themeColor="accent6" w:themeTint="90" w:sz="4" w:space="0"/>
-          <w:left w:val="none"/>
-          <w:bottom w:val="none"/>
-          <w:right w:val="none"/>
+          <w:left w:val="none" w:color="000000" w:sz="4" w:space="0"/>
+          <w:bottom w:val="none" w:color="000000" w:sz="4" w:space="0"/>
+          <w:right w:val="none" w:color="000000" w:sz="4" w:space="0"/>
         </w:tcBorders>
       </w:tcPr>
     </w:tblStylePr>
@@ -20539,9 +20603,9 @@
       </w:tcPr>
     </w:tblStylePr>
   </w:style>
-  <w:style w:type="table" w:styleId="68">
+  <w:style w:type="table" w:styleId="875">
     <w:name w:val="List Table 1 Light"/>
-    <w:basedOn w:val="807"/>
+    <w:basedOn w:val="993"/>
     <w:uiPriority w:val="99"/>
     <w:pPr>
       <w:pBdr/>
@@ -20755,9 +20819,9 @@
       </w:tcPr>
     </w:tblStylePr>
   </w:style>
-  <w:style w:type="table" w:styleId="69">
+  <w:style w:type="table" w:styleId="876">
     <w:name w:val="List Table 1 Light - Accent 1"/>
-    <w:basedOn w:val="807"/>
+    <w:basedOn w:val="993"/>
     <w:uiPriority w:val="99"/>
     <w:pPr>
       <w:pBdr/>
@@ -20971,9 +21035,9 @@
       </w:tcPr>
     </w:tblStylePr>
   </w:style>
-  <w:style w:type="table" w:styleId="70">
+  <w:style w:type="table" w:styleId="877">
     <w:name w:val="List Table 1 Light - Accent 2"/>
-    <w:basedOn w:val="807"/>
+    <w:basedOn w:val="993"/>
     <w:uiPriority w:val="99"/>
     <w:pPr>
       <w:pBdr/>
@@ -21187,9 +21251,9 @@
       </w:tcPr>
     </w:tblStylePr>
   </w:style>
-  <w:style w:type="table" w:styleId="71">
+  <w:style w:type="table" w:styleId="878">
     <w:name w:val="List Table 1 Light - Accent 3"/>
-    <w:basedOn w:val="807"/>
+    <w:basedOn w:val="993"/>
     <w:uiPriority w:val="99"/>
     <w:pPr>
       <w:pBdr/>
@@ -21403,9 +21467,9 @@
       </w:tcPr>
     </w:tblStylePr>
   </w:style>
-  <w:style w:type="table" w:styleId="72">
+  <w:style w:type="table" w:styleId="879">
     <w:name w:val="List Table 1 Light - Accent 4"/>
-    <w:basedOn w:val="807"/>
+    <w:basedOn w:val="993"/>
     <w:uiPriority w:val="99"/>
     <w:pPr>
       <w:pBdr/>
@@ -21619,9 +21683,9 @@
       </w:tcPr>
     </w:tblStylePr>
   </w:style>
-  <w:style w:type="table" w:styleId="73">
+  <w:style w:type="table" w:styleId="880">
     <w:name w:val="List Table 1 Light - Accent 5"/>
-    <w:basedOn w:val="807"/>
+    <w:basedOn w:val="993"/>
     <w:uiPriority w:val="99"/>
     <w:pPr>
       <w:pBdr/>
@@ -21835,9 +21899,9 @@
       </w:tcPr>
     </w:tblStylePr>
   </w:style>
-  <w:style w:type="table" w:styleId="74">
+  <w:style w:type="table" w:styleId="881">
     <w:name w:val="List Table 1 Light - Accent 6"/>
-    <w:basedOn w:val="807"/>
+    <w:basedOn w:val="993"/>
     <w:uiPriority w:val="99"/>
     <w:pPr>
       <w:pBdr/>
@@ -22051,9 +22115,9 @@
       </w:tcPr>
     </w:tblStylePr>
   </w:style>
-  <w:style w:type="table" w:styleId="75">
+  <w:style w:type="table" w:styleId="882">
     <w:name w:val="List Table 2"/>
-    <w:basedOn w:val="807"/>
+    <w:basedOn w:val="993"/>
     <w:uiPriority w:val="99"/>
     <w:pPr>
       <w:pBdr/>
@@ -22289,9 +22353,9 @@
       </w:tcPr>
     </w:tblStylePr>
   </w:style>
-  <w:style w:type="table" w:styleId="76">
+  <w:style w:type="table" w:styleId="883">
     <w:name w:val="List Table 2 - Accent 1"/>
-    <w:basedOn w:val="807"/>
+    <w:basedOn w:val="993"/>
     <w:uiPriority w:val="99"/>
     <w:pPr>
       <w:pBdr/>
@@ -22527,9 +22591,9 @@
       </w:tcPr>
     </w:tblStylePr>
   </w:style>
-  <w:style w:type="table" w:styleId="77">
+  <w:style w:type="table" w:styleId="884">
     <w:name w:val="List Table 2 - Accent 2"/>
-    <w:basedOn w:val="807"/>
+    <w:basedOn w:val="993"/>
     <w:uiPriority w:val="99"/>
     <w:pPr>
       <w:pBdr/>
@@ -22765,9 +22829,9 @@
       </w:tcPr>
     </w:tblStylePr>
   </w:style>
-  <w:style w:type="table" w:styleId="78">
+  <w:style w:type="table" w:styleId="885">
     <w:name w:val="List Table 2 - Accent 3"/>
-    <w:basedOn w:val="807"/>
+    <w:basedOn w:val="993"/>
     <w:uiPriority w:val="99"/>
     <w:pPr>
       <w:pBdr/>
@@ -23003,9 +23067,9 @@
       </w:tcPr>
     </w:tblStylePr>
   </w:style>
-  <w:style w:type="table" w:styleId="79">
+  <w:style w:type="table" w:styleId="886">
     <w:name w:val="List Table 2 - Accent 4"/>
-    <w:basedOn w:val="807"/>
+    <w:basedOn w:val="993"/>
     <w:uiPriority w:val="99"/>
     <w:pPr>
       <w:pBdr/>
@@ -23241,9 +23305,9 @@
       </w:tcPr>
     </w:tblStylePr>
   </w:style>
-  <w:style w:type="table" w:styleId="80">
+  <w:style w:type="table" w:styleId="887">
     <w:name w:val="List Table 2 - Accent 5"/>
-    <w:basedOn w:val="807"/>
+    <w:basedOn w:val="993"/>
     <w:uiPriority w:val="99"/>
     <w:pPr>
       <w:pBdr/>
@@ -23479,9 +23543,9 @@
       </w:tcPr>
     </w:tblStylePr>
   </w:style>
-  <w:style w:type="table" w:styleId="81">
+  <w:style w:type="table" w:styleId="888">
     <w:name w:val="List Table 2 - Accent 6"/>
-    <w:basedOn w:val="807"/>
+    <w:basedOn w:val="993"/>
     <w:uiPriority w:val="99"/>
     <w:pPr>
       <w:pBdr/>
@@ -23717,9 +23781,9 @@
       </w:tcPr>
     </w:tblStylePr>
   </w:style>
-  <w:style w:type="table" w:styleId="82">
+  <w:style w:type="table" w:styleId="889">
     <w:name w:val="List Table 3"/>
-    <w:basedOn w:val="807"/>
+    <w:basedOn w:val="993"/>
     <w:uiPriority w:val="99"/>
     <w:pPr>
       <w:pBdr/>
@@ -23945,9 +24009,9 @@
       </w:tcPr>
     </w:tblStylePr>
   </w:style>
-  <w:style w:type="table" w:styleId="83">
+  <w:style w:type="table" w:styleId="890">
     <w:name w:val="List Table 3 - Accent 1"/>
-    <w:basedOn w:val="807"/>
+    <w:basedOn w:val="993"/>
     <w:uiPriority w:val="99"/>
     <w:pPr>
       <w:pBdr/>
@@ -24173,9 +24237,9 @@
       </w:tcPr>
     </w:tblStylePr>
   </w:style>
-  <w:style w:type="table" w:styleId="84">
+  <w:style w:type="table" w:styleId="891">
     <w:name w:val="List Table 3 - Accent 2"/>
-    <w:basedOn w:val="807"/>
+    <w:basedOn w:val="993"/>
     <w:uiPriority w:val="99"/>
     <w:pPr>
       <w:pBdr/>
@@ -24401,9 +24465,9 @@
       </w:tcPr>
     </w:tblStylePr>
   </w:style>
-  <w:style w:type="table" w:styleId="85">
+  <w:style w:type="table" w:styleId="892">
     <w:name w:val="List Table 3 - Accent 3"/>
-    <w:basedOn w:val="807"/>
+    <w:basedOn w:val="993"/>
     <w:uiPriority w:val="99"/>
     <w:pPr>
       <w:pBdr/>
@@ -24629,9 +24693,9 @@
       </w:tcPr>
     </w:tblStylePr>
   </w:style>
-  <w:style w:type="table" w:styleId="86">
+  <w:style w:type="table" w:styleId="893">
     <w:name w:val="List Table 3 - Accent 4"/>
-    <w:basedOn w:val="807"/>
+    <w:basedOn w:val="993"/>
     <w:uiPriority w:val="99"/>
     <w:pPr>
       <w:pBdr/>
@@ -24857,9 +24921,9 @@
       </w:tcPr>
     </w:tblStylePr>
   </w:style>
-  <w:style w:type="table" w:styleId="87">
+  <w:style w:type="table" w:styleId="894">
     <w:name w:val="List Table 3 - Accent 5"/>
-    <w:basedOn w:val="807"/>
+    <w:basedOn w:val="993"/>
     <w:uiPriority w:val="99"/>
     <w:pPr>
       <w:pBdr/>
@@ -25085,9 +25149,9 @@
       </w:tcPr>
     </w:tblStylePr>
   </w:style>
-  <w:style w:type="table" w:styleId="88">
+  <w:style w:type="table" w:styleId="895">
     <w:name w:val="List Table 3 - Accent 6"/>
-    <w:basedOn w:val="807"/>
+    <w:basedOn w:val="993"/>
     <w:uiPriority w:val="99"/>
     <w:pPr>
       <w:pBdr/>
@@ -25313,9 +25377,9 @@
       </w:tcPr>
     </w:tblStylePr>
   </w:style>
-  <w:style w:type="table" w:styleId="89">
+  <w:style w:type="table" w:styleId="896">
     <w:name w:val="List Table 4"/>
-    <w:basedOn w:val="807"/>
+    <w:basedOn w:val="993"/>
     <w:uiPriority w:val="99"/>
     <w:pPr>
       <w:pBdr/>
@@ -25538,9 +25602,9 @@
       </w:tcPr>
     </w:tblStylePr>
   </w:style>
-  <w:style w:type="table" w:styleId="90">
+  <w:style w:type="table" w:styleId="897">
     <w:name w:val="List Table 4 - Accent 1"/>
-    <w:basedOn w:val="807"/>
+    <w:basedOn w:val="993"/>
     <w:uiPriority w:val="99"/>
     <w:pPr>
       <w:pBdr/>
@@ -25763,9 +25827,9 @@
       </w:tcPr>
     </w:tblStylePr>
   </w:style>
-  <w:style w:type="table" w:styleId="91">
+  <w:style w:type="table" w:styleId="898">
     <w:name w:val="List Table 4 - Accent 2"/>
-    <w:basedOn w:val="807"/>
+    <w:basedOn w:val="993"/>
     <w:uiPriority w:val="99"/>
     <w:pPr>
       <w:pBdr/>
@@ -25988,9 +26052,9 @@
       </w:tcPr>
     </w:tblStylePr>
   </w:style>
-  <w:style w:type="table" w:styleId="92">
+  <w:style w:type="table" w:styleId="899">
     <w:name w:val="List Table 4 - Accent 3"/>
-    <w:basedOn w:val="807"/>
+    <w:basedOn w:val="993"/>
     <w:uiPriority w:val="99"/>
     <w:pPr>
       <w:pBdr/>
@@ -26213,9 +26277,9 @@
       </w:tcPr>
     </w:tblStylePr>
   </w:style>
-  <w:style w:type="table" w:styleId="93">
+  <w:style w:type="table" w:styleId="900">
     <w:name w:val="List Table 4 - Accent 4"/>
-    <w:basedOn w:val="807"/>
+    <w:basedOn w:val="993"/>
     <w:uiPriority w:val="99"/>
     <w:pPr>
       <w:pBdr/>
@@ -26438,9 +26502,9 @@
       </w:tcPr>
     </w:tblStylePr>
   </w:style>
-  <w:style w:type="table" w:styleId="94">
+  <w:style w:type="table" w:styleId="901">
     <w:name w:val="List Table 4 - Accent 5"/>
-    <w:basedOn w:val="807"/>
+    <w:basedOn w:val="993"/>
     <w:uiPriority w:val="99"/>
     <w:pPr>
       <w:pBdr/>
@@ -26663,9 +26727,9 @@
       </w:tcPr>
     </w:tblStylePr>
   </w:style>
-  <w:style w:type="table" w:styleId="95">
+  <w:style w:type="table" w:styleId="902">
     <w:name w:val="List Table 4 - Accent 6"/>
-    <w:basedOn w:val="807"/>
+    <w:basedOn w:val="993"/>
     <w:uiPriority w:val="99"/>
     <w:pPr>
       <w:pBdr/>
@@ -26888,9 +26952,9 @@
       </w:tcPr>
     </w:tblStylePr>
   </w:style>
-  <w:style w:type="table" w:styleId="96">
+  <w:style w:type="table" w:styleId="903">
     <w:name w:val="List Table 5 Dark"/>
-    <w:basedOn w:val="807"/>
+    <w:basedOn w:val="993"/>
     <w:uiPriority w:val="99"/>
     <w:pPr>
       <w:pBdr/>
@@ -27130,9 +27194,9 @@
       </w:tcPr>
     </w:tblStylePr>
   </w:style>
-  <w:style w:type="table" w:styleId="97">
+  <w:style w:type="table" w:styleId="904">
     <w:name w:val="List Table 5 Dark - Accent 1"/>
-    <w:basedOn w:val="807"/>
+    <w:basedOn w:val="993"/>
     <w:uiPriority w:val="99"/>
     <w:pPr>
       <w:pBdr/>
@@ -27372,9 +27436,9 @@
       </w:tcPr>
     </w:tblStylePr>
   </w:style>
-  <w:style w:type="table" w:styleId="98">
+  <w:style w:type="table" w:styleId="905">
     <w:name w:val="List Table 5 Dark - Accent 2"/>
-    <w:basedOn w:val="807"/>
+    <w:basedOn w:val="993"/>
     <w:uiPriority w:val="99"/>
     <w:pPr>
       <w:pBdr/>
@@ -27614,9 +27678,9 @@
       </w:tcPr>
     </w:tblStylePr>
   </w:style>
-  <w:style w:type="table" w:styleId="99">
+  <w:style w:type="table" w:styleId="906">
     <w:name w:val="List Table 5 Dark - Accent 3"/>
-    <w:basedOn w:val="807"/>
+    <w:basedOn w:val="993"/>
     <w:uiPriority w:val="99"/>
     <w:pPr>
       <w:pBdr/>
@@ -27856,9 +27920,9 @@
       </w:tcPr>
     </w:tblStylePr>
   </w:style>
-  <w:style w:type="table" w:styleId="100">
+  <w:style w:type="table" w:styleId="907">
     <w:name w:val="List Table 5 Dark - Accent 4"/>
-    <w:basedOn w:val="807"/>
+    <w:basedOn w:val="993"/>
     <w:uiPriority w:val="99"/>
     <w:pPr>
       <w:pBdr/>
@@ -28098,9 +28162,9 @@
       </w:tcPr>
     </w:tblStylePr>
   </w:style>
-  <w:style w:type="table" w:styleId="101">
+  <w:style w:type="table" w:styleId="908">
     <w:name w:val="List Table 5 Dark - Accent 5"/>
-    <w:basedOn w:val="807"/>
+    <w:basedOn w:val="993"/>
     <w:uiPriority w:val="99"/>
     <w:pPr>
       <w:pBdr/>
@@ -28340,9 +28404,9 @@
       </w:tcPr>
     </w:tblStylePr>
   </w:style>
-  <w:style w:type="table" w:styleId="102">
+  <w:style w:type="table" w:styleId="909">
     <w:name w:val="List Table 5 Dark - Accent 6"/>
-    <w:basedOn w:val="807"/>
+    <w:basedOn w:val="993"/>
     <w:uiPriority w:val="99"/>
     <w:pPr>
       <w:pBdr/>
@@ -28582,9 +28646,9 @@
       </w:tcPr>
     </w:tblStylePr>
   </w:style>
-  <w:style w:type="table" w:styleId="103">
+  <w:style w:type="table" w:styleId="910">
     <w:name w:val="List Table 6 Colorful"/>
-    <w:basedOn w:val="807"/>
+    <w:basedOn w:val="993"/>
     <w:uiPriority w:val="99"/>
     <w:pPr>
       <w:pBdr/>
@@ -28805,9 +28869,9 @@
       </w:tcPr>
     </w:tblStylePr>
   </w:style>
-  <w:style w:type="table" w:styleId="104">
+  <w:style w:type="table" w:styleId="911">
     <w:name w:val="List Table 6 Colorful - Accent 1"/>
-    <w:basedOn w:val="807"/>
+    <w:basedOn w:val="993"/>
     <w:uiPriority w:val="99"/>
     <w:pPr>
       <w:pBdr/>
@@ -29028,9 +29092,9 @@
       </w:tcPr>
     </w:tblStylePr>
   </w:style>
-  <w:style w:type="table" w:styleId="105">
+  <w:style w:type="table" w:styleId="912">
     <w:name w:val="List Table 6 Colorful - Accent 2"/>
-    <w:basedOn w:val="807"/>
+    <w:basedOn w:val="993"/>
     <w:uiPriority w:val="99"/>
     <w:pPr>
       <w:pBdr/>
@@ -29251,9 +29315,9 @@
       </w:tcPr>
     </w:tblStylePr>
   </w:style>
-  <w:style w:type="table" w:styleId="106">
+  <w:style w:type="table" w:styleId="913">
     <w:name w:val="List Table 6 Colorful - Accent 3"/>
-    <w:basedOn w:val="807"/>
+    <w:basedOn w:val="993"/>
     <w:uiPriority w:val="99"/>
     <w:pPr>
       <w:pBdr/>
@@ -29474,9 +29538,9 @@
       </w:tcPr>
     </w:tblStylePr>
   </w:style>
-  <w:style w:type="table" w:styleId="107">
+  <w:style w:type="table" w:styleId="914">
     <w:name w:val="List Table 6 Colorful - Accent 4"/>
-    <w:basedOn w:val="807"/>
+    <w:basedOn w:val="993"/>
     <w:uiPriority w:val="99"/>
     <w:pPr>
       <w:pBdr/>
@@ -29697,9 +29761,9 @@
       </w:tcPr>
     </w:tblStylePr>
   </w:style>
-  <w:style w:type="table" w:styleId="108">
+  <w:style w:type="table" w:styleId="915">
     <w:name w:val="List Table 6 Colorful - Accent 5"/>
-    <w:basedOn w:val="807"/>
+    <w:basedOn w:val="993"/>
     <w:uiPriority w:val="99"/>
     <w:pPr>
       <w:pBdr/>
@@ -29920,9 +29984,9 @@
       </w:tcPr>
     </w:tblStylePr>
   </w:style>
-  <w:style w:type="table" w:styleId="109">
+  <w:style w:type="table" w:styleId="916">
     <w:name w:val="List Table 6 Colorful - Accent 6"/>
-    <w:basedOn w:val="807"/>
+    <w:basedOn w:val="993"/>
     <w:uiPriority w:val="99"/>
     <w:pPr>
       <w:pBdr/>
@@ -30143,9 +30207,9 @@
       </w:tcPr>
     </w:tblStylePr>
   </w:style>
-  <w:style w:type="table" w:styleId="110">
+  <w:style w:type="table" w:styleId="917">
     <w:name w:val="List Table 7 Colorful"/>
-    <w:basedOn w:val="807"/>
+    <w:basedOn w:val="993"/>
     <w:uiPriority w:val="99"/>
     <w:pPr>
       <w:pBdr/>
@@ -30244,11 +30308,11 @@
         <w:tblBorders/>
       </w:tblPr>
       <w:tcPr>
-        <w:shd w:color="ffffff"/>
+        <w:shd w:val="clear" w:color="ffffff"/>
         <w:tcBorders>
-          <w:top w:val="none"/>
-          <w:left w:val="none"/>
-          <w:bottom w:val="none"/>
+          <w:top w:val="none" w:color="000000" w:sz="4" w:space="0"/>
+          <w:left w:val="none" w:color="000000" w:sz="4" w:space="0"/>
+          <w:bottom w:val="none" w:color="000000" w:sz="4" w:space="0"/>
           <w:right w:val="single" w:color="000000" w:themeColor="text1" w:themeTint="80" w:sz="4" w:space="0"/>
         </w:tcBorders>
       </w:tcPr>
@@ -30271,10 +30335,10 @@
       <w:tcPr>
         <w:shd w:val="clear" w:color="ffffff" w:themeColor="light1" w:fill="ffffff" w:themeFill="light1"/>
         <w:tcBorders>
-          <w:top w:val="none"/>
-          <w:left w:val="none"/>
+          <w:top w:val="none" w:color="000000" w:sz="4" w:space="0"/>
+          <w:left w:val="none" w:color="000000" w:sz="4" w:space="0"/>
           <w:bottom w:val="single" w:color="000000" w:themeColor="text1" w:themeTint="80" w:sz="4" w:space="0"/>
-          <w:right w:val="none"/>
+          <w:right w:val="none" w:color="000000" w:sz="4" w:space="0"/>
         </w:tcBorders>
       </w:tcPr>
     </w:tblStylePr>
@@ -30294,12 +30358,12 @@
         <w:tblBorders/>
       </w:tblPr>
       <w:tcPr>
-        <w:shd w:color="ffffff"/>
+        <w:shd w:val="clear" w:color="ffffff"/>
         <w:tcBorders>
-          <w:top w:val="none"/>
+          <w:top w:val="none" w:color="000000" w:sz="4" w:space="0"/>
           <w:left w:val="single" w:color="000000" w:themeColor="text1" w:themeTint="80" w:sz="4" w:space="0"/>
-          <w:bottom w:val="none"/>
-          <w:right w:val="none"/>
+          <w:bottom w:val="none" w:color="000000" w:sz="4" w:space="0"/>
+          <w:right w:val="none" w:color="000000" w:sz="4" w:space="0"/>
         </w:tcBorders>
       </w:tcPr>
     </w:tblStylePr>
@@ -30322,9 +30386,9 @@
         <w:shd w:val="clear" w:color="ffffff" w:themeColor="light1" w:fill="ffffff" w:themeFill="light1"/>
         <w:tcBorders>
           <w:top w:val="single" w:color="000000" w:themeColor="text1" w:themeTint="80" w:sz="4" w:space="0"/>
-          <w:left w:val="none"/>
-          <w:bottom w:val="none"/>
-          <w:right w:val="none"/>
+          <w:left w:val="none" w:color="000000" w:sz="4" w:space="0"/>
+          <w:bottom w:val="none" w:color="000000" w:sz="4" w:space="0"/>
+          <w:right w:val="none" w:color="000000" w:sz="4" w:space="0"/>
         </w:tcBorders>
       </w:tcPr>
     </w:tblStylePr>
@@ -30399,9 +30463,9 @@
       </w:tcPr>
     </w:tblStylePr>
   </w:style>
-  <w:style w:type="table" w:styleId="111">
+  <w:style w:type="table" w:styleId="918">
     <w:name w:val="List Table 7 Colorful - Accent 1"/>
-    <w:basedOn w:val="807"/>
+    <w:basedOn w:val="993"/>
     <w:uiPriority w:val="99"/>
     <w:pPr>
       <w:pBdr/>
@@ -30500,11 +30564,11 @@
         <w:tblBorders/>
       </w:tblPr>
       <w:tcPr>
-        <w:shd w:color="ffffff"/>
+        <w:shd w:val="clear" w:color="ffffff"/>
         <w:tcBorders>
-          <w:top w:val="none"/>
-          <w:left w:val="none"/>
-          <w:bottom w:val="none"/>
+          <w:top w:val="none" w:color="000000" w:sz="4" w:space="0"/>
+          <w:left w:val="none" w:color="000000" w:sz="4" w:space="0"/>
+          <w:bottom w:val="none" w:color="000000" w:sz="4" w:space="0"/>
           <w:right w:val="single" w:color="000000" w:themeColor="accent1" w:sz="4" w:space="0"/>
         </w:tcBorders>
       </w:tcPr>
@@ -30527,10 +30591,10 @@
       <w:tcPr>
         <w:shd w:val="clear" w:color="ffffff" w:themeColor="light1" w:fill="ffffff" w:themeFill="light1"/>
         <w:tcBorders>
-          <w:top w:val="none"/>
-          <w:left w:val="none"/>
+          <w:top w:val="none" w:color="000000" w:sz="4" w:space="0"/>
+          <w:left w:val="none" w:color="000000" w:sz="4" w:space="0"/>
           <w:bottom w:val="single" w:color="000000" w:themeColor="accent1" w:sz="4" w:space="0"/>
-          <w:right w:val="none"/>
+          <w:right w:val="none" w:color="000000" w:sz="4" w:space="0"/>
         </w:tcBorders>
       </w:tcPr>
     </w:tblStylePr>
@@ -30550,12 +30614,12 @@
         <w:tblBorders/>
       </w:tblPr>
       <w:tcPr>
-        <w:shd w:color="ffffff"/>
+        <w:shd w:val="clear" w:color="ffffff"/>
         <w:tcBorders>
-          <w:top w:val="none"/>
+          <w:top w:val="none" w:color="000000" w:sz="4" w:space="0"/>
           <w:left w:val="single" w:color="000000" w:themeColor="accent1" w:sz="4" w:space="0"/>
-          <w:bottom w:val="none"/>
-          <w:right w:val="none"/>
+          <w:bottom w:val="none" w:color="000000" w:sz="4" w:space="0"/>
+          <w:right w:val="none" w:color="000000" w:sz="4" w:space="0"/>
         </w:tcBorders>
       </w:tcPr>
     </w:tblStylePr>
@@ -30578,9 +30642,9 @@
         <w:shd w:val="clear" w:color="ffffff" w:themeColor="light1" w:fill="ffffff" w:themeFill="light1"/>
         <w:tcBorders>
           <w:top w:val="single" w:color="000000" w:themeColor="accent1" w:sz="4" w:space="0"/>
-          <w:left w:val="none"/>
-          <w:bottom w:val="none"/>
-          <w:right w:val="none"/>
+          <w:left w:val="none" w:color="000000" w:sz="4" w:space="0"/>
+          <w:bottom w:val="none" w:color="000000" w:sz="4" w:space="0"/>
+          <w:right w:val="none" w:color="000000" w:sz="4" w:space="0"/>
         </w:tcBorders>
       </w:tcPr>
     </w:tblStylePr>
@@ -30655,9 +30719,9 @@
       </w:tcPr>
     </w:tblStylePr>
   </w:style>
-  <w:style w:type="table" w:styleId="112">
+  <w:style w:type="table" w:styleId="919">
     <w:name w:val="List Table 7 Colorful - Accent 2"/>
-    <w:basedOn w:val="807"/>
+    <w:basedOn w:val="993"/>
     <w:uiPriority w:val="99"/>
     <w:pPr>
       <w:pBdr/>
@@ -30756,11 +30820,11 @@
         <w:tblBorders/>
       </w:tblPr>
       <w:tcPr>
-        <w:shd w:color="ffffff"/>
+        <w:shd w:val="clear" w:color="ffffff"/>
         <w:tcBorders>
-          <w:top w:val="none"/>
-          <w:left w:val="none"/>
-          <w:bottom w:val="none"/>
+          <w:top w:val="none" w:color="000000" w:sz="4" w:space="0"/>
+          <w:left w:val="none" w:color="000000" w:sz="4" w:space="0"/>
+          <w:bottom w:val="none" w:color="000000" w:sz="4" w:space="0"/>
           <w:right w:val="single" w:color="000000" w:themeColor="accent2" w:themeTint="97" w:sz="4" w:space="0"/>
         </w:tcBorders>
       </w:tcPr>
@@ -30783,10 +30847,10 @@
       <w:tcPr>
         <w:shd w:val="clear" w:color="ffffff" w:themeColor="light1" w:fill="ffffff" w:themeFill="light1"/>
         <w:tcBorders>
-          <w:top w:val="none"/>
-          <w:left w:val="none"/>
+          <w:top w:val="none" w:color="000000" w:sz="4" w:space="0"/>
+          <w:left w:val="none" w:color="000000" w:sz="4" w:space="0"/>
           <w:bottom w:val="single" w:color="000000" w:themeColor="accent2" w:themeTint="97" w:sz="4" w:space="0"/>
-          <w:right w:val="none"/>
+          <w:right w:val="none" w:color="000000" w:sz="4" w:space="0"/>
         </w:tcBorders>
       </w:tcPr>
     </w:tblStylePr>
@@ -30806,12 +30870,12 @@
         <w:tblBorders/>
       </w:tblPr>
       <w:tcPr>
-        <w:shd w:color="ffffff"/>
+        <w:shd w:val="clear" w:color="ffffff"/>
         <w:tcBorders>
-          <w:top w:val="none"/>
+          <w:top w:val="none" w:color="000000" w:sz="4" w:space="0"/>
           <w:left w:val="single" w:color="000000" w:themeColor="accent2" w:themeTint="97" w:sz="4" w:space="0"/>
-          <w:bottom w:val="none"/>
-          <w:right w:val="none"/>
+          <w:bottom w:val="none" w:color="000000" w:sz="4" w:space="0"/>
+          <w:right w:val="none" w:color="000000" w:sz="4" w:space="0"/>
         </w:tcBorders>
       </w:tcPr>
     </w:tblStylePr>
@@ -30834,9 +30898,9 @@
         <w:shd w:val="clear" w:color="ffffff" w:themeColor="light1" w:fill="ffffff" w:themeFill="light1"/>
         <w:tcBorders>
           <w:top w:val="single" w:color="000000" w:themeColor="accent2" w:themeTint="97" w:sz="4" w:space="0"/>
-          <w:left w:val="none"/>
-          <w:bottom w:val="none"/>
-          <w:right w:val="none"/>
+          <w:left w:val="none" w:color="000000" w:sz="4" w:space="0"/>
+          <w:bottom w:val="none" w:color="000000" w:sz="4" w:space="0"/>
+          <w:right w:val="none" w:color="000000" w:sz="4" w:space="0"/>
         </w:tcBorders>
       </w:tcPr>
     </w:tblStylePr>
@@ -30911,9 +30975,9 @@
       </w:tcPr>
     </w:tblStylePr>
   </w:style>
-  <w:style w:type="table" w:styleId="113">
+  <w:style w:type="table" w:styleId="920">
     <w:name w:val="List Table 7 Colorful - Accent 3"/>
-    <w:basedOn w:val="807"/>
+    <w:basedOn w:val="993"/>
     <w:uiPriority w:val="99"/>
     <w:pPr>
       <w:pBdr/>
@@ -31012,11 +31076,11 @@
         <w:tblBorders/>
       </w:tblPr>
       <w:tcPr>
-        <w:shd w:color="ffffff"/>
+        <w:shd w:val="clear" w:color="ffffff"/>
         <w:tcBorders>
-          <w:top w:val="none"/>
-          <w:left w:val="none"/>
-          <w:bottom w:val="none"/>
+          <w:top w:val="none" w:color="000000" w:sz="4" w:space="0"/>
+          <w:left w:val="none" w:color="000000" w:sz="4" w:space="0"/>
+          <w:bottom w:val="none" w:color="000000" w:sz="4" w:space="0"/>
           <w:right w:val="single" w:color="000000" w:themeColor="accent3" w:themeTint="98" w:sz="4" w:space="0"/>
         </w:tcBorders>
       </w:tcPr>
@@ -31039,10 +31103,10 @@
       <w:tcPr>
         <w:shd w:val="clear" w:color="ffffff" w:themeColor="light1" w:fill="ffffff" w:themeFill="light1"/>
         <w:tcBorders>
-          <w:top w:val="none"/>
-          <w:left w:val="none"/>
+          <w:top w:val="none" w:color="000000" w:sz="4" w:space="0"/>
+          <w:left w:val="none" w:color="000000" w:sz="4" w:space="0"/>
           <w:bottom w:val="single" w:color="000000" w:themeColor="accent3" w:themeTint="98" w:sz="4" w:space="0"/>
-          <w:right w:val="none"/>
+          <w:right w:val="none" w:color="000000" w:sz="4" w:space="0"/>
         </w:tcBorders>
       </w:tcPr>
     </w:tblStylePr>
@@ -31062,12 +31126,12 @@
         <w:tblBorders/>
       </w:tblPr>
       <w:tcPr>
-        <w:shd w:color="ffffff"/>
+        <w:shd w:val="clear" w:color="ffffff"/>
         <w:tcBorders>
-          <w:top w:val="none"/>
+          <w:top w:val="none" w:color="000000" w:sz="4" w:space="0"/>
           <w:left w:val="single" w:color="000000" w:themeColor="accent3" w:themeTint="98" w:sz="4" w:space="0"/>
-          <w:bottom w:val="none"/>
-          <w:right w:val="none"/>
+          <w:bottom w:val="none" w:color="000000" w:sz="4" w:space="0"/>
+          <w:right w:val="none" w:color="000000" w:sz="4" w:space="0"/>
         </w:tcBorders>
       </w:tcPr>
     </w:tblStylePr>
@@ -31090,9 +31154,9 @@
         <w:shd w:val="clear" w:color="ffffff" w:themeColor="light1" w:fill="ffffff" w:themeFill="light1"/>
         <w:tcBorders>
           <w:top w:val="single" w:color="000000" w:themeColor="accent3" w:themeTint="98" w:sz="4" w:space="0"/>
-          <w:left w:val="none"/>
-          <w:bottom w:val="none"/>
-          <w:right w:val="none"/>
+          <w:left w:val="none" w:color="000000" w:sz="4" w:space="0"/>
+          <w:bottom w:val="none" w:color="000000" w:sz="4" w:space="0"/>
+          <w:right w:val="none" w:color="000000" w:sz="4" w:space="0"/>
         </w:tcBorders>
       </w:tcPr>
     </w:tblStylePr>
@@ -31167,9 +31231,9 @@
       </w:tcPr>
     </w:tblStylePr>
   </w:style>
-  <w:style w:type="table" w:styleId="114">
+  <w:style w:type="table" w:styleId="921">
     <w:name w:val="List Table 7 Colorful - Accent 4"/>
-    <w:basedOn w:val="807"/>
+    <w:basedOn w:val="993"/>
     <w:uiPriority w:val="99"/>
     <w:pPr>
       <w:pBdr/>
@@ -31268,11 +31332,11 @@
         <w:tblBorders/>
       </w:tblPr>
       <w:tcPr>
-        <w:shd w:color="ffffff"/>
+        <w:shd w:val="clear" w:color="ffffff"/>
         <w:tcBorders>
-          <w:top w:val="none"/>
-          <w:left w:val="none"/>
-          <w:bottom w:val="none"/>
+          <w:top w:val="none" w:color="000000" w:sz="4" w:space="0"/>
+          <w:left w:val="none" w:color="000000" w:sz="4" w:space="0"/>
+          <w:bottom w:val="none" w:color="000000" w:sz="4" w:space="0"/>
           <w:right w:val="single" w:color="000000" w:themeColor="accent4" w:themeTint="9A" w:sz="4" w:space="0"/>
         </w:tcBorders>
       </w:tcPr>
@@ -31295,10 +31359,10 @@
       <w:tcPr>
         <w:shd w:val="clear" w:color="ffffff" w:themeColor="light1" w:fill="ffffff" w:themeFill="light1"/>
         <w:tcBorders>
-          <w:top w:val="none"/>
-          <w:left w:val="none"/>
+          <w:top w:val="none" w:color="000000" w:sz="4" w:space="0"/>
+          <w:left w:val="none" w:color="000000" w:sz="4" w:space="0"/>
           <w:bottom w:val="single" w:color="000000" w:themeColor="accent4" w:themeTint="9A" w:sz="4" w:space="0"/>
-          <w:right w:val="none"/>
+          <w:right w:val="none" w:color="000000" w:sz="4" w:space="0"/>
         </w:tcBorders>
       </w:tcPr>
     </w:tblStylePr>
@@ -31318,12 +31382,12 @@
         <w:tblBorders/>
       </w:tblPr>
       <w:tcPr>
-        <w:shd w:color="ffffff"/>
+        <w:shd w:val="clear" w:color="ffffff"/>
         <w:tcBorders>
-          <w:top w:val="none"/>
+          <w:top w:val="none" w:color="000000" w:sz="4" w:space="0"/>
           <w:left w:val="single" w:color="000000" w:themeColor="accent4" w:themeTint="9A" w:sz="4" w:space="0"/>
-          <w:bottom w:val="none"/>
-          <w:right w:val="none"/>
+          <w:bottom w:val="none" w:color="000000" w:sz="4" w:space="0"/>
+          <w:right w:val="none" w:color="000000" w:sz="4" w:space="0"/>
         </w:tcBorders>
       </w:tcPr>
     </w:tblStylePr>
@@ -31346,9 +31410,9 @@
         <w:shd w:val="clear" w:color="ffffff" w:themeColor="light1" w:fill="ffffff" w:themeFill="light1"/>
         <w:tcBorders>
           <w:top w:val="single" w:color="000000" w:themeColor="accent4" w:themeTint="9A" w:sz="4" w:space="0"/>
-          <w:left w:val="none"/>
-          <w:bottom w:val="none"/>
-          <w:right w:val="none"/>
+          <w:left w:val="none" w:color="000000" w:sz="4" w:space="0"/>
+          <w:bottom w:val="none" w:color="000000" w:sz="4" w:space="0"/>
+          <w:right w:val="none" w:color="000000" w:sz="4" w:space="0"/>
         </w:tcBorders>
       </w:tcPr>
     </w:tblStylePr>
@@ -31423,9 +31487,9 @@
       </w:tcPr>
     </w:tblStylePr>
   </w:style>
-  <w:style w:type="table" w:styleId="115">
+  <w:style w:type="table" w:styleId="922">
     <w:name w:val="List Table 7 Colorful - Accent 5"/>
-    <w:basedOn w:val="807"/>
+    <w:basedOn w:val="993"/>
     <w:uiPriority w:val="99"/>
     <w:pPr>
       <w:pBdr/>
@@ -31524,11 +31588,11 @@
         <w:tblBorders/>
       </w:tblPr>
       <w:tcPr>
-        <w:shd w:color="ffffff"/>
+        <w:shd w:val="clear" w:color="ffffff"/>
         <w:tcBorders>
-          <w:top w:val="none"/>
-          <w:left w:val="none"/>
-          <w:bottom w:val="none"/>
+          <w:top w:val="none" w:color="000000" w:sz="4" w:space="0"/>
+          <w:left w:val="none" w:color="000000" w:sz="4" w:space="0"/>
+          <w:bottom w:val="none" w:color="000000" w:sz="4" w:space="0"/>
           <w:right w:val="single" w:color="000000" w:themeColor="accent5" w:themeTint="9A" w:sz="4" w:space="0"/>
         </w:tcBorders>
       </w:tcPr>
@@ -31551,10 +31615,10 @@
       <w:tcPr>
         <w:shd w:val="clear" w:color="ffffff" w:themeColor="light1" w:fill="ffffff" w:themeFill="light1"/>
         <w:tcBorders>
-          <w:top w:val="none"/>
-          <w:left w:val="none"/>
+          <w:top w:val="none" w:color="000000" w:sz="4" w:space="0"/>
+          <w:left w:val="none" w:color="000000" w:sz="4" w:space="0"/>
           <w:bottom w:val="single" w:color="000000" w:themeColor="accent5" w:themeTint="9A" w:sz="4" w:space="0"/>
-          <w:right w:val="none"/>
+          <w:right w:val="none" w:color="000000" w:sz="4" w:space="0"/>
         </w:tcBorders>
       </w:tcPr>
     </w:tblStylePr>
@@ -31574,12 +31638,12 @@
         <w:tblBorders/>
       </w:tblPr>
       <w:tcPr>
-        <w:shd w:color="ffffff"/>
+        <w:shd w:val="clear" w:color="ffffff"/>
         <w:tcBorders>
-          <w:top w:val="none"/>
+          <w:top w:val="none" w:color="000000" w:sz="4" w:space="0"/>
           <w:left w:val="single" w:color="000000" w:themeColor="accent5" w:themeTint="9A" w:sz="4" w:space="0"/>
-          <w:bottom w:val="none"/>
-          <w:right w:val="none"/>
+          <w:bottom w:val="none" w:color="000000" w:sz="4" w:space="0"/>
+          <w:right w:val="none" w:color="000000" w:sz="4" w:space="0"/>
         </w:tcBorders>
       </w:tcPr>
     </w:tblStylePr>
@@ -31602,9 +31666,9 @@
         <w:shd w:val="clear" w:color="ffffff" w:themeColor="light1" w:fill="ffffff" w:themeFill="light1"/>
         <w:tcBorders>
           <w:top w:val="single" w:color="000000" w:themeColor="accent5" w:themeTint="9A" w:sz="4" w:space="0"/>
-          <w:left w:val="none"/>
-          <w:bottom w:val="none"/>
-          <w:right w:val="none"/>
+          <w:left w:val="none" w:color="000000" w:sz="4" w:space="0"/>
+          <w:bottom w:val="none" w:color="000000" w:sz="4" w:space="0"/>
+          <w:right w:val="none" w:color="000000" w:sz="4" w:space="0"/>
         </w:tcBorders>
       </w:tcPr>
     </w:tblStylePr>
@@ -31679,9 +31743,9 @@
       </w:tcPr>
     </w:tblStylePr>
   </w:style>
-  <w:style w:type="table" w:styleId="116">
+  <w:style w:type="table" w:styleId="923">
     <w:name w:val="List Table 7 Colorful - Accent 6"/>
-    <w:basedOn w:val="807"/>
+    <w:basedOn w:val="993"/>
     <w:uiPriority w:val="99"/>
     <w:pPr>
       <w:pBdr/>
@@ -31780,11 +31844,11 @@
         <w:tblBorders/>
       </w:tblPr>
       <w:tcPr>
-        <w:shd w:color="ffffff"/>
+        <w:shd w:val="clear" w:color="ffffff"/>
         <w:tcBorders>
-          <w:top w:val="none"/>
-          <w:left w:val="none"/>
-          <w:bottom w:val="none"/>
+          <w:top w:val="none" w:color="000000" w:sz="4" w:space="0"/>
+          <w:left w:val="none" w:color="000000" w:sz="4" w:space="0"/>
+          <w:bottom w:val="none" w:color="000000" w:sz="4" w:space="0"/>
           <w:right w:val="single" w:color="000000" w:themeColor="accent6" w:themeTint="98" w:sz="4" w:space="0"/>
         </w:tcBorders>
       </w:tcPr>
@@ -31807,10 +31871,10 @@
       <w:tcPr>
         <w:shd w:val="clear" w:color="ffffff" w:themeColor="light1" w:fill="ffffff" w:themeFill="light1"/>
         <w:tcBorders>
-          <w:top w:val="none"/>
-          <w:left w:val="none"/>
+          <w:top w:val="none" w:color="000000" w:sz="4" w:space="0"/>
+          <w:left w:val="none" w:color="000000" w:sz="4" w:space="0"/>
           <w:bottom w:val="single" w:color="000000" w:themeColor="accent6" w:themeTint="98" w:sz="4" w:space="0"/>
-          <w:right w:val="none"/>
+          <w:right w:val="none" w:color="000000" w:sz="4" w:space="0"/>
         </w:tcBorders>
       </w:tcPr>
     </w:tblStylePr>
@@ -31830,12 +31894,12 @@
         <w:tblBorders/>
       </w:tblPr>
       <w:tcPr>
-        <w:shd w:color="ffffff"/>
+        <w:shd w:val="clear" w:color="ffffff"/>
         <w:tcBorders>
-          <w:top w:val="none"/>
+          <w:top w:val="none" w:color="000000" w:sz="4" w:space="0"/>
           <w:left w:val="single" w:color="000000" w:themeColor="accent6" w:themeTint="98" w:sz="4" w:space="0"/>
-          <w:bottom w:val="none"/>
-          <w:right w:val="none"/>
+          <w:bottom w:val="none" w:color="000000" w:sz="4" w:space="0"/>
+          <w:right w:val="none" w:color="000000" w:sz="4" w:space="0"/>
         </w:tcBorders>
       </w:tcPr>
     </w:tblStylePr>
@@ -31858,9 +31922,9 @@
         <w:shd w:val="clear" w:color="ffffff" w:themeColor="light1" w:fill="ffffff" w:themeFill="light1"/>
         <w:tcBorders>
           <w:top w:val="single" w:color="000000" w:themeColor="accent6" w:themeTint="98" w:sz="4" w:space="0"/>
-          <w:left w:val="none"/>
-          <w:bottom w:val="none"/>
-          <w:right w:val="none"/>
+          <w:left w:val="none" w:color="000000" w:sz="4" w:space="0"/>
+          <w:bottom w:val="none" w:color="000000" w:sz="4" w:space="0"/>
+          <w:right w:val="none" w:color="000000" w:sz="4" w:space="0"/>
         </w:tcBorders>
       </w:tcPr>
     </w:tblStylePr>
@@ -31935,9 +31999,9 @@
       </w:tcPr>
     </w:tblStylePr>
   </w:style>
-  <w:style w:type="table" w:styleId="117">
+  <w:style w:type="table" w:styleId="924">
     <w:name w:val="Lined - Accent"/>
-    <w:basedOn w:val="807"/>
+    <w:basedOn w:val="993"/>
     <w:uiPriority w:val="99"/>
     <w:pPr>
       <w:pBdr/>
@@ -32172,9 +32236,9 @@
       </w:tcPr>
     </w:tblStylePr>
   </w:style>
-  <w:style w:type="table" w:styleId="118">
+  <w:style w:type="table" w:styleId="925">
     <w:name w:val="Lined - Accent 1"/>
-    <w:basedOn w:val="807"/>
+    <w:basedOn w:val="993"/>
     <w:uiPriority w:val="99"/>
     <w:pPr>
       <w:pBdr/>
@@ -32409,9 +32473,9 @@
       </w:tcPr>
     </w:tblStylePr>
   </w:style>
-  <w:style w:type="table" w:styleId="119">
+  <w:style w:type="table" w:styleId="926">
     <w:name w:val="Lined - Accent 2"/>
-    <w:basedOn w:val="807"/>
+    <w:basedOn w:val="993"/>
     <w:uiPriority w:val="99"/>
     <w:pPr>
       <w:pBdr/>
@@ -32646,9 +32710,9 @@
       </w:tcPr>
     </w:tblStylePr>
   </w:style>
-  <w:style w:type="table" w:styleId="120">
+  <w:style w:type="table" w:styleId="927">
     <w:name w:val="Lined - Accent 3"/>
-    <w:basedOn w:val="807"/>
+    <w:basedOn w:val="993"/>
     <w:uiPriority w:val="99"/>
     <w:pPr>
       <w:pBdr/>
@@ -32883,9 +32947,9 @@
       </w:tcPr>
     </w:tblStylePr>
   </w:style>
-  <w:style w:type="table" w:styleId="121">
+  <w:style w:type="table" w:styleId="928">
     <w:name w:val="Lined - Accent 4"/>
-    <w:basedOn w:val="807"/>
+    <w:basedOn w:val="993"/>
     <w:uiPriority w:val="99"/>
     <w:pPr>
       <w:pBdr/>
@@ -33120,9 +33184,9 @@
       </w:tcPr>
     </w:tblStylePr>
   </w:style>
-  <w:style w:type="table" w:styleId="122">
+  <w:style w:type="table" w:styleId="929">
     <w:name w:val="Lined - Accent 5"/>
-    <w:basedOn w:val="807"/>
+    <w:basedOn w:val="993"/>
     <w:uiPriority w:val="99"/>
     <w:pPr>
       <w:pBdr/>
@@ -33357,9 +33421,9 @@
       </w:tcPr>
     </w:tblStylePr>
   </w:style>
-  <w:style w:type="table" w:styleId="123">
+  <w:style w:type="table" w:styleId="930">
     <w:name w:val="Lined - Accent 6"/>
-    <w:basedOn w:val="807"/>
+    <w:basedOn w:val="993"/>
     <w:uiPriority w:val="99"/>
     <w:pPr>
       <w:pBdr/>
@@ -33594,9 +33658,9 @@
       </w:tcPr>
     </w:tblStylePr>
   </w:style>
-  <w:style w:type="table" w:styleId="124">
+  <w:style w:type="table" w:styleId="931">
     <w:name w:val="Bordered &amp; Lined - Accent"/>
-    <w:basedOn w:val="807"/>
+    <w:basedOn w:val="993"/>
     <w:uiPriority w:val="99"/>
     <w:pPr>
       <w:pBdr/>
@@ -33838,9 +33902,9 @@
       </w:tcPr>
     </w:tblStylePr>
   </w:style>
-  <w:style w:type="table" w:styleId="125">
+  <w:style w:type="table" w:styleId="932">
     <w:name w:val="Bordered &amp; Lined - Accent 1"/>
-    <w:basedOn w:val="807"/>
+    <w:basedOn w:val="993"/>
     <w:uiPriority w:val="99"/>
     <w:pPr>
       <w:pBdr/>
@@ -34082,9 +34146,9 @@
       </w:tcPr>
     </w:tblStylePr>
   </w:style>
-  <w:style w:type="table" w:styleId="126">
+  <w:style w:type="table" w:styleId="933">
     <w:name w:val="Bordered &amp; Lined - Accent 2"/>
-    <w:basedOn w:val="807"/>
+    <w:basedOn w:val="993"/>
     <w:uiPriority w:val="99"/>
     <w:pPr>
       <w:pBdr/>
@@ -34326,9 +34390,9 @@
       </w:tcPr>
     </w:tblStylePr>
   </w:style>
-  <w:style w:type="table" w:styleId="127">
+  <w:style w:type="table" w:styleId="934">
     <w:name w:val="Bordered &amp; Lined - Accent 3"/>
-    <w:basedOn w:val="807"/>
+    <w:basedOn w:val="993"/>
     <w:uiPriority w:val="99"/>
     <w:pPr>
       <w:pBdr/>
@@ -34570,9 +34634,9 @@
       </w:tcPr>
     </w:tblStylePr>
   </w:style>
-  <w:style w:type="table" w:styleId="128">
+  <w:style w:type="table" w:styleId="935">
     <w:name w:val="Bordered &amp; Lined - Accent 4"/>
-    <w:basedOn w:val="807"/>
+    <w:basedOn w:val="993"/>
     <w:uiPriority w:val="99"/>
     <w:pPr>
       <w:pBdr/>
@@ -34814,9 +34878,9 @@
       </w:tcPr>
     </w:tblStylePr>
   </w:style>
-  <w:style w:type="table" w:styleId="129">
+  <w:style w:type="table" w:styleId="936">
     <w:name w:val="Bordered &amp; Lined - Accent 5"/>
-    <w:basedOn w:val="807"/>
+    <w:basedOn w:val="993"/>
     <w:uiPriority w:val="99"/>
     <w:pPr>
       <w:pBdr/>
@@ -35058,9 +35122,9 @@
       </w:tcPr>
     </w:tblStylePr>
   </w:style>
-  <w:style w:type="table" w:styleId="130">
+  <w:style w:type="table" w:styleId="937">
     <w:name w:val="Bordered &amp; Lined - Accent 6"/>
-    <w:basedOn w:val="807"/>
+    <w:basedOn w:val="993"/>
     <w:uiPriority w:val="99"/>
     <w:pPr>
       <w:pBdr/>
@@ -35302,9 +35366,9 @@
       </w:tcPr>
     </w:tblStylePr>
   </w:style>
-  <w:style w:type="table" w:styleId="131">
+  <w:style w:type="table" w:styleId="938">
     <w:name w:val="Bordered"/>
-    <w:basedOn w:val="807"/>
+    <w:basedOn w:val="993"/>
     <w:uiPriority w:val="99"/>
     <w:pPr>
       <w:pBdr/>
@@ -35533,9 +35597,9 @@
       </w:tcPr>
     </w:tblStylePr>
   </w:style>
-  <w:style w:type="table" w:styleId="132">
+  <w:style w:type="table" w:styleId="939">
     <w:name w:val="Bordered - Accent 1"/>
-    <w:basedOn w:val="807"/>
+    <w:basedOn w:val="993"/>
     <w:uiPriority w:val="99"/>
     <w:pPr>
       <w:pBdr/>
@@ -35764,9 +35828,9 @@
       </w:tcPr>
     </w:tblStylePr>
   </w:style>
-  <w:style w:type="table" w:styleId="133">
+  <w:style w:type="table" w:styleId="940">
     <w:name w:val="Bordered - Accent 2"/>
-    <w:basedOn w:val="807"/>
+    <w:basedOn w:val="993"/>
     <w:uiPriority w:val="99"/>
     <w:pPr>
       <w:pBdr/>
@@ -35995,9 +36059,9 @@
       </w:tcPr>
     </w:tblStylePr>
   </w:style>
-  <w:style w:type="table" w:styleId="134">
+  <w:style w:type="table" w:styleId="941">
     <w:name w:val="Bordered - Accent 3"/>
-    <w:basedOn w:val="807"/>
+    <w:basedOn w:val="993"/>
     <w:uiPriority w:val="99"/>
     <w:pPr>
       <w:pBdr/>
@@ -36226,9 +36290,9 @@
       </w:tcPr>
     </w:tblStylePr>
   </w:style>
-  <w:style w:type="table" w:styleId="135">
+  <w:style w:type="table" w:styleId="942">
     <w:name w:val="Bordered - Accent 4"/>
-    <w:basedOn w:val="807"/>
+    <w:basedOn w:val="993"/>
     <w:uiPriority w:val="99"/>
     <w:pPr>
       <w:pBdr/>
@@ -36457,9 +36521,9 @@
       </w:tcPr>
     </w:tblStylePr>
   </w:style>
-  <w:style w:type="table" w:styleId="136">
+  <w:style w:type="table" w:styleId="943">
     <w:name w:val="Bordered - Accent 5"/>
-    <w:basedOn w:val="807"/>
+    <w:basedOn w:val="993"/>
     <w:uiPriority w:val="99"/>
     <w:pPr>
       <w:pBdr/>
@@ -36688,9 +36752,9 @@
       </w:tcPr>
     </w:tblStylePr>
   </w:style>
-  <w:style w:type="table" w:styleId="137">
+  <w:style w:type="table" w:styleId="944">
     <w:name w:val="Bordered - Accent 6"/>
-    <w:basedOn w:val="807"/>
+    <w:basedOn w:val="993"/>
     <w:uiPriority w:val="99"/>
     <w:pPr>
       <w:pBdr/>
@@ -36919,10 +36983,10 @@
       </w:tcPr>
     </w:tblStylePr>
   </w:style>
-  <w:style w:type="character" w:styleId="150">
+  <w:style w:type="character" w:styleId="945">
     <w:name w:val="Heading 1 Char"/>
-    <w:basedOn w:val="806"/>
-    <w:link w:val="797"/>
+    <w:basedOn w:val="992"/>
+    <w:link w:val="983"/>
     <w:uiPriority w:val="9"/>
     <w:pPr>
       <w:pBdr/>
@@ -36936,10 +37000,10 @@
       <w:szCs w:val="40"/>
     </w:rPr>
   </w:style>
-  <w:style w:type="character" w:styleId="151">
+  <w:style w:type="character" w:styleId="946">
     <w:name w:val="Heading 2 Char"/>
-    <w:basedOn w:val="806"/>
-    <w:link w:val="798"/>
+    <w:basedOn w:val="992"/>
+    <w:link w:val="984"/>
     <w:uiPriority w:val="9"/>
     <w:pPr>
       <w:pBdr/>
@@ -36953,10 +37017,10 @@
       <w:szCs w:val="32"/>
     </w:rPr>
   </w:style>
-  <w:style w:type="character" w:styleId="152">
+  <w:style w:type="character" w:styleId="947">
     <w:name w:val="Heading 3 Char"/>
-    <w:basedOn w:val="806"/>
-    <w:link w:val="799"/>
+    <w:basedOn w:val="992"/>
+    <w:link w:val="985"/>
     <w:uiPriority w:val="9"/>
     <w:pPr>
       <w:pBdr/>
@@ -36970,10 +37034,10 @@
       <w:szCs w:val="28"/>
     </w:rPr>
   </w:style>
-  <w:style w:type="character" w:styleId="153">
+  <w:style w:type="character" w:styleId="948">
     <w:name w:val="Heading 4 Char"/>
-    <w:basedOn w:val="806"/>
-    <w:link w:val="800"/>
+    <w:basedOn w:val="992"/>
+    <w:link w:val="986"/>
     <w:uiPriority w:val="9"/>
     <w:pPr>
       <w:pBdr/>
@@ -36987,10 +37051,10 @@
       <w:color w:val="0f4761" w:themeColor="accent1" w:themeShade="BF"/>
     </w:rPr>
   </w:style>
-  <w:style w:type="character" w:styleId="154">
+  <w:style w:type="character" w:styleId="949">
     <w:name w:val="Heading 5 Char"/>
-    <w:basedOn w:val="806"/>
-    <w:link w:val="801"/>
+    <w:basedOn w:val="992"/>
+    <w:link w:val="987"/>
     <w:uiPriority w:val="9"/>
     <w:pPr>
       <w:pBdr/>
@@ -37002,10 +37066,10 @@
       <w:color w:val="0f4761" w:themeColor="accent1" w:themeShade="BF"/>
     </w:rPr>
   </w:style>
-  <w:style w:type="character" w:styleId="155">
+  <w:style w:type="character" w:styleId="950">
     <w:name w:val="Heading 6 Char"/>
-    <w:basedOn w:val="806"/>
-    <w:link w:val="802"/>
+    <w:basedOn w:val="992"/>
+    <w:link w:val="988"/>
     <w:uiPriority w:val="9"/>
     <w:pPr>
       <w:pBdr/>
@@ -37019,10 +37083,10 @@
       <w:color w:val="595959" w:themeColor="text1" w:themeTint="A6"/>
     </w:rPr>
   </w:style>
-  <w:style w:type="character" w:styleId="156">
+  <w:style w:type="character" w:styleId="951">
     <w:name w:val="Heading 7 Char"/>
-    <w:basedOn w:val="806"/>
-    <w:link w:val="803"/>
+    <w:basedOn w:val="992"/>
+    <w:link w:val="989"/>
     <w:uiPriority w:val="9"/>
     <w:pPr>
       <w:pBdr/>
@@ -37034,10 +37098,10 @@
       <w:color w:val="595959" w:themeColor="text1" w:themeTint="A6"/>
     </w:rPr>
   </w:style>
-  <w:style w:type="character" w:styleId="157">
+  <w:style w:type="character" w:styleId="952">
     <w:name w:val="Heading 8 Char"/>
-    <w:basedOn w:val="806"/>
-    <w:link w:val="804"/>
+    <w:basedOn w:val="992"/>
+    <w:link w:val="990"/>
     <w:uiPriority w:val="9"/>
     <w:pPr>
       <w:pBdr/>
@@ -37051,10 +37115,10 @@
       <w:color w:val="272727" w:themeColor="text1" w:themeTint="D8"/>
     </w:rPr>
   </w:style>
-  <w:style w:type="character" w:styleId="158">
+  <w:style w:type="character" w:styleId="953">
     <w:name w:val="Heading 9 Char"/>
-    <w:basedOn w:val="806"/>
-    <w:link w:val="805"/>
+    <w:basedOn w:val="992"/>
+    <w:link w:val="991"/>
     <w:uiPriority w:val="9"/>
     <w:pPr>
       <w:pBdr/>
@@ -37068,11 +37132,11 @@
       <w:color w:val="272727" w:themeColor="text1" w:themeTint="D8"/>
     </w:rPr>
   </w:style>
-  <w:style w:type="paragraph" w:styleId="159">
+  <w:style w:type="paragraph" w:styleId="954">
     <w:name w:val="Title"/>
-    <w:basedOn w:val="796"/>
-    <w:next w:val="796"/>
-    <w:link w:val="160"/>
+    <w:basedOn w:val="982"/>
+    <w:next w:val="982"/>
+    <w:link w:val="955"/>
     <w:uiPriority w:val="10"/>
     <w:qFormat/>
     <w:pPr>
@@ -37088,10 +37152,10 @@
       <w:szCs w:val="56"/>
     </w:rPr>
   </w:style>
-  <w:style w:type="character" w:styleId="160">
+  <w:style w:type="character" w:styleId="955">
     <w:name w:val="Title Char"/>
-    <w:basedOn w:val="806"/>
-    <w:link w:val="159"/>
+    <w:basedOn w:val="992"/>
+    <w:link w:val="954"/>
     <w:uiPriority w:val="10"/>
     <w:pPr>
       <w:pBdr/>
@@ -37105,11 +37169,11 @@
       <w:szCs w:val="56"/>
     </w:rPr>
   </w:style>
-  <w:style w:type="paragraph" w:styleId="163">
+  <w:style w:type="paragraph" w:styleId="956">
     <w:name w:val="Quote"/>
-    <w:basedOn w:val="796"/>
-    <w:next w:val="796"/>
-    <w:link w:val="164"/>
+    <w:basedOn w:val="982"/>
+    <w:next w:val="982"/>
+    <w:link w:val="957"/>
     <w:uiPriority w:val="29"/>
     <w:qFormat/>
     <w:pPr>
@@ -37124,10 +37188,10 @@
       <w:color w:val="404040" w:themeColor="text1" w:themeTint="BF"/>
     </w:rPr>
   </w:style>
-  <w:style w:type="character" w:styleId="164">
+  <w:style w:type="character" w:styleId="957">
     <w:name w:val="Quote Char"/>
-    <w:basedOn w:val="806"/>
-    <w:link w:val="163"/>
+    <w:basedOn w:val="992"/>
+    <w:link w:val="956"/>
     <w:uiPriority w:val="29"/>
     <w:pPr>
       <w:pBdr/>
@@ -37140,11 +37204,11 @@
       <w:color w:val="404040" w:themeColor="text1" w:themeTint="BF"/>
     </w:rPr>
   </w:style>
-  <w:style w:type="paragraph" w:styleId="167">
+  <w:style w:type="paragraph" w:styleId="958">
     <w:name w:val="Intense Quote"/>
-    <w:basedOn w:val="796"/>
-    <w:next w:val="796"/>
-    <w:link w:val="168"/>
+    <w:basedOn w:val="982"/>
+    <w:next w:val="982"/>
+    <w:link w:val="959"/>
     <w:uiPriority w:val="30"/>
     <w:qFormat/>
     <w:pPr>
@@ -37162,10 +37226,10 @@
       <w:color w:val="0f4761" w:themeColor="accent1" w:themeShade="BF"/>
     </w:rPr>
   </w:style>
-  <w:style w:type="character" w:styleId="168">
+  <w:style w:type="character" w:styleId="959">
     <w:name w:val="Intense Quote Char"/>
-    <w:basedOn w:val="806"/>
-    <w:link w:val="167"/>
+    <w:basedOn w:val="992"/>
+    <w:link w:val="958"/>
     <w:uiPriority w:val="30"/>
     <w:pPr>
       <w:pBdr/>
@@ -37178,9 +37242,9 @@
       <w:color w:val="0f4761" w:themeColor="accent1" w:themeShade="BF"/>
     </w:rPr>
   </w:style>
-  <w:style w:type="paragraph" w:styleId="170">
+  <w:style w:type="paragraph" w:styleId="960">
     <w:name w:val="No Spacing"/>
-    <w:basedOn w:val="796"/>
+    <w:basedOn w:val="982"/>
     <w:uiPriority w:val="1"/>
     <w:qFormat/>
     <w:pPr>
@@ -37189,9 +37253,9 @@
       <w:ind/>
     </w:pPr>
   </w:style>
-  <w:style w:type="character" w:styleId="171">
+  <w:style w:type="character" w:styleId="961">
     <w:name w:val="Subtle Emphasis"/>
-    <w:basedOn w:val="806"/>
+    <w:basedOn w:val="992"/>
     <w:uiPriority w:val="19"/>
     <w:qFormat/>
     <w:pPr>
@@ -37205,9 +37269,9 @@
       <w:color w:val="404040" w:themeColor="text1" w:themeTint="BF"/>
     </w:rPr>
   </w:style>
-  <w:style w:type="character" w:styleId="172">
+  <w:style w:type="character" w:styleId="962">
     <w:name w:val="Emphasis"/>
-    <w:basedOn w:val="806"/>
+    <w:basedOn w:val="992"/>
     <w:uiPriority w:val="20"/>
     <w:qFormat/>
     <w:pPr>
@@ -37220,9 +37284,9 @@
       <w:iCs/>
     </w:rPr>
   </w:style>
-  <w:style w:type="character" w:styleId="173">
+  <w:style w:type="character" w:styleId="963">
     <w:name w:val="Strong"/>
-    <w:basedOn w:val="806"/>
+    <w:basedOn w:val="992"/>
     <w:uiPriority w:val="22"/>
     <w:qFormat/>
     <w:pPr>
@@ -37235,9 +37299,9 @@
       <w:bCs/>
     </w:rPr>
   </w:style>
-  <w:style w:type="character" w:styleId="174">
+  <w:style w:type="character" w:styleId="964">
     <w:name w:val="Subtle Reference"/>
-    <w:basedOn w:val="806"/>
+    <w:basedOn w:val="992"/>
     <w:uiPriority w:val="31"/>
     <w:qFormat/>
     <w:pPr>
@@ -37250,9 +37314,9 @@
       <w:color w:val="5a5a5a" w:themeColor="text1" w:themeTint="A5"/>
     </w:rPr>
   </w:style>
-  <w:style w:type="character" w:styleId="175">
+  <w:style w:type="character" w:styleId="965">
     <w:name w:val="Book Title"/>
-    <w:basedOn w:val="806"/>
+    <w:basedOn w:val="992"/>
     <w:uiPriority w:val="33"/>
     <w:qFormat/>
     <w:pPr>
@@ -37268,10 +37332,10 @@
       <w:spacing w:val="5"/>
     </w:rPr>
   </w:style>
-  <w:style w:type="paragraph" w:styleId="181">
+  <w:style w:type="paragraph" w:styleId="966">
     <w:name w:val="footnote text"/>
-    <w:basedOn w:val="796"/>
-    <w:link w:val="182"/>
+    <w:basedOn w:val="982"/>
+    <w:link w:val="967"/>
     <w:uiPriority w:val="99"/>
     <w:semiHidden/>
     <w:unhideWhenUsed/>
@@ -37285,10 +37349,10 @@
       <w:szCs w:val="20"/>
     </w:rPr>
   </w:style>
-  <w:style w:type="character" w:styleId="182">
+  <w:style w:type="character" w:styleId="967">
     <w:name w:val="Footnote Text Char"/>
-    <w:basedOn w:val="806"/>
-    <w:link w:val="181"/>
+    <w:basedOn w:val="992"/>
+    <w:link w:val="966"/>
     <w:uiPriority w:val="99"/>
     <w:semiHidden/>
     <w:pPr>
@@ -37301,9 +37365,9 @@
       <w:szCs w:val="20"/>
     </w:rPr>
   </w:style>
-  <w:style w:type="character" w:styleId="183">
+  <w:style w:type="character" w:styleId="968">
     <w:name w:val="footnote reference"/>
-    <w:basedOn w:val="806"/>
+    <w:basedOn w:val="992"/>
     <w:uiPriority w:val="99"/>
     <w:semiHidden/>
     <w:unhideWhenUsed/>
@@ -37316,10 +37380,10 @@
       <w:vertAlign w:val="superscript"/>
     </w:rPr>
   </w:style>
-  <w:style w:type="paragraph" w:styleId="184">
+  <w:style w:type="paragraph" w:styleId="969">
     <w:name w:val="endnote text"/>
-    <w:basedOn w:val="796"/>
-    <w:link w:val="185"/>
+    <w:basedOn w:val="982"/>
+    <w:link w:val="970"/>
     <w:uiPriority w:val="99"/>
     <w:semiHidden/>
     <w:unhideWhenUsed/>
@@ -37333,10 +37397,10 @@
       <w:szCs w:val="20"/>
     </w:rPr>
   </w:style>
-  <w:style w:type="character" w:styleId="185">
+  <w:style w:type="character" w:styleId="970">
     <w:name w:val="Endnote Text Char"/>
-    <w:basedOn w:val="806"/>
-    <w:link w:val="184"/>
+    <w:basedOn w:val="992"/>
+    <w:link w:val="969"/>
     <w:uiPriority w:val="99"/>
     <w:semiHidden/>
     <w:pPr>
@@ -37349,9 +37413,9 @@
       <w:szCs w:val="20"/>
     </w:rPr>
   </w:style>
-  <w:style w:type="character" w:styleId="186">
+  <w:style w:type="character" w:styleId="971">
     <w:name w:val="endnote reference"/>
-    <w:basedOn w:val="806"/>
+    <w:basedOn w:val="992"/>
     <w:uiPriority w:val="99"/>
     <w:semiHidden/>
     <w:unhideWhenUsed/>
@@ -37364,9 +37428,9 @@
       <w:vertAlign w:val="superscript"/>
     </w:rPr>
   </w:style>
-  <w:style w:type="character" w:styleId="188">
+  <w:style w:type="character" w:styleId="972">
     <w:name w:val="FollowedHyperlink"/>
-    <w:basedOn w:val="806"/>
+    <w:basedOn w:val="992"/>
     <w:uiPriority w:val="99"/>
     <w:semiHidden/>
     <w:unhideWhenUsed/>
@@ -37380,10 +37444,10 @@
       <w:u w:val="single"/>
     </w:rPr>
   </w:style>
-  <w:style w:type="paragraph" w:styleId="189">
+  <w:style w:type="paragraph" w:styleId="973">
     <w:name w:val="toc 1"/>
-    <w:basedOn w:val="796"/>
-    <w:next w:val="796"/>
+    <w:basedOn w:val="982"/>
+    <w:next w:val="982"/>
     <w:uiPriority w:val="39"/>
     <w:unhideWhenUsed/>
     <w:pPr>
@@ -37392,10 +37456,10 @@
       <w:ind/>
     </w:pPr>
   </w:style>
-  <w:style w:type="paragraph" w:styleId="191">
+  <w:style w:type="paragraph" w:styleId="974">
     <w:name w:val="toc 3"/>
-    <w:basedOn w:val="796"/>
-    <w:next w:val="796"/>
+    <w:basedOn w:val="982"/>
+    <w:next w:val="982"/>
     <w:uiPriority w:val="39"/>
     <w:unhideWhenUsed/>
     <w:pPr>
@@ -37404,10 +37468,10 @@
       <w:ind w:left="440"/>
     </w:pPr>
   </w:style>
-  <w:style w:type="paragraph" w:styleId="192">
+  <w:style w:type="paragraph" w:styleId="975">
     <w:name w:val="toc 4"/>
-    <w:basedOn w:val="796"/>
-    <w:next w:val="796"/>
+    <w:basedOn w:val="982"/>
+    <w:next w:val="982"/>
     <w:uiPriority w:val="39"/>
     <w:unhideWhenUsed/>
     <w:pPr>
@@ -37416,10 +37480,10 @@
       <w:ind w:left="660"/>
     </w:pPr>
   </w:style>
-  <w:style w:type="paragraph" w:styleId="193">
+  <w:style w:type="paragraph" w:styleId="976">
     <w:name w:val="toc 5"/>
-    <w:basedOn w:val="796"/>
-    <w:next w:val="796"/>
+    <w:basedOn w:val="982"/>
+    <w:next w:val="982"/>
     <w:uiPriority w:val="39"/>
     <w:unhideWhenUsed/>
     <w:pPr>
@@ -37428,10 +37492,10 @@
       <w:ind w:left="880"/>
     </w:pPr>
   </w:style>
-  <w:style w:type="paragraph" w:styleId="194">
+  <w:style w:type="paragraph" w:styleId="977">
     <w:name w:val="toc 6"/>
-    <w:basedOn w:val="796"/>
-    <w:next w:val="796"/>
+    <w:basedOn w:val="982"/>
+    <w:next w:val="982"/>
     <w:uiPriority w:val="39"/>
     <w:unhideWhenUsed/>
     <w:pPr>
@@ -37440,10 +37504,10 @@
       <w:ind w:left="1100"/>
     </w:pPr>
   </w:style>
-  <w:style w:type="paragraph" w:styleId="195">
+  <w:style w:type="paragraph" w:styleId="978">
     <w:name w:val="toc 7"/>
-    <w:basedOn w:val="796"/>
-    <w:next w:val="796"/>
+    <w:basedOn w:val="982"/>
+    <w:next w:val="982"/>
     <w:uiPriority w:val="39"/>
     <w:unhideWhenUsed/>
     <w:pPr>
@@ -37452,10 +37516,10 @@
       <w:ind w:left="1320"/>
     </w:pPr>
   </w:style>
-  <w:style w:type="paragraph" w:styleId="196">
+  <w:style w:type="paragraph" w:styleId="979">
     <w:name w:val="toc 8"/>
-    <w:basedOn w:val="796"/>
-    <w:next w:val="796"/>
+    <w:basedOn w:val="982"/>
+    <w:next w:val="982"/>
     <w:uiPriority w:val="39"/>
     <w:unhideWhenUsed/>
     <w:pPr>
@@ -37464,10 +37528,10 @@
       <w:ind w:left="1540"/>
     </w:pPr>
   </w:style>
-  <w:style w:type="paragraph" w:styleId="197">
+  <w:style w:type="paragraph" w:styleId="980">
     <w:name w:val="toc 9"/>
-    <w:basedOn w:val="796"/>
-    <w:next w:val="796"/>
+    <w:basedOn w:val="982"/>
+    <w:next w:val="982"/>
     <w:uiPriority w:val="39"/>
     <w:unhideWhenUsed/>
     <w:pPr>
@@ -37476,10 +37540,10 @@
       <w:ind w:left="1760"/>
     </w:pPr>
   </w:style>
-  <w:style w:type="paragraph" w:styleId="209">
+  <w:style w:type="paragraph" w:styleId="981">
     <w:name w:val="table of figures"/>
-    <w:basedOn w:val="796"/>
-    <w:next w:val="796"/>
+    <w:basedOn w:val="982"/>
+    <w:next w:val="982"/>
     <w:uiPriority w:val="99"/>
     <w:unhideWhenUsed/>
     <w:pPr>
@@ -37488,7 +37552,7 @@
       <w:ind/>
     </w:pPr>
   </w:style>
-  <w:style w:type="paragraph" w:styleId="796" w:default="1">
+  <w:style w:type="paragraph" w:styleId="982" w:default="1">
     <w:name w:val="Normal"/>
     <w:qFormat/>
     <w:pPr>
@@ -37498,10 +37562,10 @@
       <w:jc w:val="both"/>
     </w:pPr>
   </w:style>
-  <w:style w:type="paragraph" w:styleId="797">
+  <w:style w:type="paragraph" w:styleId="983">
     <w:name w:val="Heading 1"/>
-    <w:basedOn w:val="796"/>
-    <w:next w:val="796"/>
+    <w:basedOn w:val="982"/>
+    <w:next w:val="982"/>
     <w:uiPriority w:val="9"/>
     <w:qFormat/>
     <w:pPr>
@@ -37519,10 +37583,10 @@
       <w:szCs w:val="40"/>
     </w:rPr>
   </w:style>
-  <w:style w:type="paragraph" w:styleId="798">
+  <w:style w:type="paragraph" w:styleId="984">
     <w:name w:val="Heading 2"/>
-    <w:basedOn w:val="796"/>
-    <w:next w:val="796"/>
+    <w:basedOn w:val="982"/>
+    <w:next w:val="982"/>
     <w:uiPriority w:val="9"/>
     <w:unhideWhenUsed/>
     <w:qFormat/>
@@ -37541,10 +37605,10 @@
       <w:szCs w:val="32"/>
     </w:rPr>
   </w:style>
-  <w:style w:type="paragraph" w:styleId="799">
+  <w:style w:type="paragraph" w:styleId="985">
     <w:name w:val="Heading 3"/>
-    <w:basedOn w:val="796"/>
-    <w:next w:val="796"/>
+    <w:basedOn w:val="982"/>
+    <w:next w:val="982"/>
     <w:uiPriority w:val="9"/>
     <w:unhideWhenUsed/>
     <w:qFormat/>
@@ -37563,10 +37627,10 @@
       <w:szCs w:val="28"/>
     </w:rPr>
   </w:style>
-  <w:style w:type="paragraph" w:styleId="800">
+  <w:style w:type="paragraph" w:styleId="986">
     <w:name w:val="Heading 4"/>
-    <w:basedOn w:val="796"/>
-    <w:next w:val="796"/>
+    <w:basedOn w:val="982"/>
+    <w:next w:val="982"/>
     <w:uiPriority w:val="9"/>
     <w:unhideWhenUsed/>
     <w:qFormat/>
@@ -37585,10 +37649,10 @@
       <w:color w:val="0f4761" w:themeColor="accent1" w:themeShade="BF"/>
     </w:rPr>
   </w:style>
-  <w:style w:type="paragraph" w:styleId="801">
+  <w:style w:type="paragraph" w:styleId="987">
     <w:name w:val="Heading 5"/>
-    <w:basedOn w:val="796"/>
-    <w:next w:val="796"/>
+    <w:basedOn w:val="982"/>
+    <w:next w:val="982"/>
     <w:uiPriority w:val="9"/>
     <w:semiHidden/>
     <w:unhideWhenUsed/>
@@ -37606,10 +37670,10 @@
       <w:color w:val="0f4761" w:themeColor="accent1" w:themeShade="BF"/>
     </w:rPr>
   </w:style>
-  <w:style w:type="paragraph" w:styleId="802">
+  <w:style w:type="paragraph" w:styleId="988">
     <w:name w:val="Heading 6"/>
-    <w:basedOn w:val="796"/>
-    <w:next w:val="796"/>
+    <w:basedOn w:val="982"/>
+    <w:next w:val="982"/>
     <w:uiPriority w:val="9"/>
     <w:semiHidden/>
     <w:unhideWhenUsed/>
@@ -37629,10 +37693,10 @@
       <w:color w:val="595959" w:themeColor="text1" w:themeTint="A6"/>
     </w:rPr>
   </w:style>
-  <w:style w:type="paragraph" w:styleId="803">
+  <w:style w:type="paragraph" w:styleId="989">
     <w:name w:val="Heading 7"/>
-    <w:basedOn w:val="796"/>
-    <w:next w:val="796"/>
+    <w:basedOn w:val="982"/>
+    <w:next w:val="982"/>
     <w:uiPriority w:val="9"/>
     <w:semiHidden/>
     <w:unhideWhenUsed/>
@@ -37650,10 +37714,10 @@
       <w:color w:val="595959" w:themeColor="text1" w:themeTint="A6"/>
     </w:rPr>
   </w:style>
-  <w:style w:type="paragraph" w:styleId="804">
+  <w:style w:type="paragraph" w:styleId="990">
     <w:name w:val="Heading 8"/>
-    <w:basedOn w:val="796"/>
-    <w:next w:val="796"/>
+    <w:basedOn w:val="982"/>
+    <w:next w:val="982"/>
     <w:uiPriority w:val="9"/>
     <w:semiHidden/>
     <w:unhideWhenUsed/>
@@ -37673,10 +37737,10 @@
       <w:color w:val="272727" w:themeColor="text1" w:themeTint="D8"/>
     </w:rPr>
   </w:style>
-  <w:style w:type="paragraph" w:styleId="805">
+  <w:style w:type="paragraph" w:styleId="991">
     <w:name w:val="Heading 9"/>
-    <w:basedOn w:val="796"/>
-    <w:next w:val="796"/>
+    <w:basedOn w:val="982"/>
+    <w:next w:val="982"/>
     <w:uiPriority w:val="9"/>
     <w:semiHidden/>
     <w:unhideWhenUsed/>
@@ -37694,7 +37758,7 @@
       <w:color w:val="272727" w:themeColor="text1" w:themeTint="D8"/>
     </w:rPr>
   </w:style>
-  <w:style w:type="character" w:styleId="806" w:default="1">
+  <w:style w:type="character" w:styleId="992" w:default="1">
     <w:name w:val="Default Paragraph Font"/>
     <w:uiPriority w:val="1"/>
     <w:semiHidden/>
@@ -37705,7 +37769,7 @@
       <w:ind/>
     </w:pPr>
   </w:style>
-  <w:style w:type="table" w:styleId="807" w:default="1">
+  <w:style w:type="table" w:styleId="993" w:default="1">
     <w:name w:val="Normal Table"/>
     <w:uiPriority w:val="99"/>
     <w:semiHidden/>
@@ -37898,7 +37962,7 @@
       </w:tcPr>
     </w:tblStylePr>
   </w:style>
-  <w:style w:type="numbering" w:styleId="808" w:default="1">
+  <w:style w:type="numbering" w:styleId="994" w:default="1">
     <w:name w:val="No List"/>
     <w:uiPriority w:val="99"/>
     <w:semiHidden/>
@@ -37909,10 +37973,10 @@
       <w:ind/>
     </w:pPr>
   </w:style>
-  <w:style w:type="paragraph" w:styleId="809">
+  <w:style w:type="paragraph" w:styleId="995">
     <w:name w:val="Header"/>
-    <w:basedOn w:val="796"/>
-    <w:link w:val="810"/>
+    <w:basedOn w:val="982"/>
+    <w:link w:val="996"/>
     <w:uiPriority w:val="99"/>
     <w:unhideWhenUsed/>
     <w:pPr>
@@ -37925,10 +37989,10 @@
       <w:ind/>
     </w:pPr>
   </w:style>
-  <w:style w:type="character" w:styleId="810" w:customStyle="1">
+  <w:style w:type="character" w:styleId="996" w:customStyle="1">
     <w:name w:val="Header Char"/>
-    <w:basedOn w:val="806"/>
-    <w:link w:val="809"/>
+    <w:basedOn w:val="992"/>
+    <w:link w:val="995"/>
     <w:uiPriority w:val="99"/>
     <w:pPr>
       <w:pBdr/>
@@ -37936,10 +38000,10 @@
       <w:ind/>
     </w:pPr>
   </w:style>
-  <w:style w:type="paragraph" w:styleId="811">
+  <w:style w:type="paragraph" w:styleId="997">
     <w:name w:val="Footer"/>
-    <w:basedOn w:val="796"/>
-    <w:link w:val="812"/>
+    <w:basedOn w:val="982"/>
+    <w:link w:val="998"/>
     <w:uiPriority w:val="99"/>
     <w:unhideWhenUsed/>
     <w:pPr>
@@ -37952,10 +38016,10 @@
       <w:ind/>
     </w:pPr>
   </w:style>
-  <w:style w:type="character" w:styleId="812" w:customStyle="1">
+  <w:style w:type="character" w:styleId="998" w:customStyle="1">
     <w:name w:val="Footer Char"/>
-    <w:basedOn w:val="806"/>
-    <w:link w:val="811"/>
+    <w:basedOn w:val="992"/>
+    <w:link w:val="997"/>
     <w:uiPriority w:val="99"/>
     <w:pPr>
       <w:pBdr/>
@@ -37963,9 +38027,9 @@
       <w:ind/>
     </w:pPr>
   </w:style>
-  <w:style w:type="character" w:styleId="813">
+  <w:style w:type="character" w:styleId="999">
     <w:name w:val="Placeholder Text"/>
-    <w:basedOn w:val="806"/>
+    <w:basedOn w:val="992"/>
     <w:uiPriority w:val="99"/>
     <w:semiHidden/>
     <w:pPr>
@@ -37977,11 +38041,11 @@
       <w:color w:val="666666"/>
     </w:rPr>
   </w:style>
-  <w:style w:type="paragraph" w:styleId="814">
+  <w:style w:type="paragraph" w:styleId="1000">
     <w:name w:val="Subtitle"/>
-    <w:basedOn w:val="796"/>
-    <w:next w:val="796"/>
-    <w:link w:val="815"/>
+    <w:basedOn w:val="982"/>
+    <w:next w:val="982"/>
+    <w:link w:val="1001"/>
     <w:uiPriority w:val="11"/>
     <w:qFormat/>
     <w:pPr>
@@ -38000,10 +38064,10 @@
       <w:szCs w:val="22"/>
     </w:rPr>
   </w:style>
-  <w:style w:type="character" w:styleId="815" w:customStyle="1">
+  <w:style w:type="character" w:styleId="1001" w:customStyle="1">
     <w:name w:val="Subtitle Char"/>
-    <w:basedOn w:val="806"/>
-    <w:link w:val="814"/>
+    <w:basedOn w:val="992"/>
+    <w:link w:val="1000"/>
     <w:uiPriority w:val="11"/>
     <w:pPr>
       <w:pBdr/>
@@ -38018,9 +38082,9 @@
       <w:szCs w:val="22"/>
     </w:rPr>
   </w:style>
-  <w:style w:type="paragraph" w:styleId="816">
+  <w:style w:type="paragraph" w:styleId="1002">
     <w:name w:val="List Paragraph"/>
-    <w:basedOn w:val="796"/>
+    <w:basedOn w:val="982"/>
     <w:uiPriority w:val="34"/>
     <w:qFormat/>
     <w:pPr>
@@ -38030,9 +38094,9 @@
       <w:contextualSpacing w:val="true"/>
     </w:pPr>
   </w:style>
-  <w:style w:type="character" w:styleId="817">
+  <w:style w:type="character" w:styleId="1003">
     <w:name w:val="Intense Emphasis"/>
-    <w:basedOn w:val="806"/>
+    <w:basedOn w:val="992"/>
     <w:uiPriority w:val="21"/>
     <w:qFormat/>
     <w:pPr>
@@ -38046,9 +38110,9 @@
       <w:color w:val="0f4761" w:themeColor="accent1" w:themeShade="BF"/>
     </w:rPr>
   </w:style>
-  <w:style w:type="character" w:styleId="818">
+  <w:style w:type="character" w:styleId="1004">
     <w:name w:val="Intense Reference"/>
-    <w:basedOn w:val="806"/>
+    <w:basedOn w:val="992"/>
     <w:uiPriority w:val="32"/>
     <w:qFormat/>
     <w:pPr>
@@ -38064,10 +38128,10 @@
       <w:spacing w:val="5"/>
     </w:rPr>
   </w:style>
-  <w:style w:type="paragraph" w:styleId="819">
+  <w:style w:type="paragraph" w:styleId="1005">
     <w:name w:val="Caption"/>
-    <w:basedOn w:val="796"/>
-    <w:next w:val="796"/>
+    <w:basedOn w:val="982"/>
+    <w:next w:val="982"/>
     <w:uiPriority w:val="35"/>
     <w:unhideWhenUsed/>
     <w:qFormat/>
@@ -38084,9 +38148,9 @@
       <w:szCs w:val="18"/>
     </w:rPr>
   </w:style>
-  <w:style w:type="table" w:styleId="820">
+  <w:style w:type="table" w:styleId="1006">
     <w:name w:val="Table Grid"/>
-    <w:basedOn w:val="807"/>
+    <w:basedOn w:val="993"/>
     <w:uiPriority w:val="59"/>
     <w:pPr>
       <w:pBdr/>
@@ -38276,10 +38340,10 @@
       </w:tcPr>
     </w:tblStylePr>
   </w:style>
-  <w:style w:type="paragraph" w:styleId="821">
+  <w:style w:type="paragraph" w:styleId="1007">
     <w:name w:val="TOC Heading"/>
-    <w:basedOn w:val="797"/>
-    <w:next w:val="796"/>
+    <w:basedOn w:val="983"/>
+    <w:next w:val="982"/>
     <w:uiPriority w:val="39"/>
     <w:unhideWhenUsed/>
     <w:qFormat/>
@@ -38296,10 +38360,10 @@
       <w14:ligatures w14:val="none"/>
     </w:rPr>
   </w:style>
-  <w:style w:type="paragraph" w:styleId="822">
+  <w:style w:type="paragraph" w:styleId="1008">
     <w:name w:val="toc 2"/>
-    <w:basedOn w:val="796"/>
-    <w:next w:val="796"/>
+    <w:basedOn w:val="982"/>
+    <w:next w:val="982"/>
     <w:uiPriority w:val="39"/>
     <w:unhideWhenUsed/>
     <w:pPr>
@@ -38308,9 +38372,9 @@
       <w:ind w:left="240"/>
     </w:pPr>
   </w:style>
-  <w:style w:type="character" w:styleId="823">
+  <w:style w:type="character" w:styleId="1009">
     <w:name w:val="Hyperlink"/>
-    <w:basedOn w:val="806"/>
+    <w:basedOn w:val="992"/>
     <w:uiPriority w:val="99"/>
     <w:unhideWhenUsed/>
     <w:pPr>
@@ -38323,9 +38387,9 @@
       <w:u w:val="single"/>
     </w:rPr>
   </w:style>
-  <w:style w:type="character" w:styleId="824" w:customStyle="1">
+  <w:style w:type="character" w:styleId="1010" w:customStyle="1">
     <w:name w:val="Titre 1 Car"/>
-    <w:basedOn w:val="806"/>
+    <w:basedOn w:val="992"/>
     <w:uiPriority w:val="9"/>
     <w:pPr>
       <w:pBdr/>
@@ -38339,9 +38403,9 @@
       <w:szCs w:val="40"/>
     </w:rPr>
   </w:style>
-  <w:style w:type="character" w:styleId="825" w:customStyle="1">
+  <w:style w:type="character" w:styleId="1011" w:customStyle="1">
     <w:name w:val="Titre 2 Car"/>
-    <w:basedOn w:val="806"/>
+    <w:basedOn w:val="992"/>
     <w:uiPriority w:val="9"/>
     <w:pPr>
       <w:pBdr/>
@@ -38355,9 +38419,9 @@
       <w:szCs w:val="32"/>
     </w:rPr>
   </w:style>
-  <w:style w:type="character" w:styleId="826" w:customStyle="1">
+  <w:style w:type="character" w:styleId="1012" w:customStyle="1">
     <w:name w:val="Titre 3 Car"/>
-    <w:basedOn w:val="806"/>
+    <w:basedOn w:val="992"/>
     <w:uiPriority w:val="9"/>
     <w:pPr>
       <w:pBdr/>
@@ -38371,9 +38435,9 @@
       <w:szCs w:val="28"/>
     </w:rPr>
   </w:style>
-  <w:style w:type="character" w:styleId="827" w:customStyle="1">
+  <w:style w:type="character" w:styleId="1013" w:customStyle="1">
     <w:name w:val="Titre 4 Car"/>
-    <w:basedOn w:val="806"/>
+    <w:basedOn w:val="992"/>
     <w:uiPriority w:val="9"/>
     <w:pPr>
       <w:pBdr/>
@@ -38387,9 +38451,9 @@
       <w:color w:val="0f4761" w:themeColor="accent1" w:themeShade="BF"/>
     </w:rPr>
   </w:style>
-  <w:style w:type="character" w:styleId="828" w:customStyle="1">
+  <w:style w:type="character" w:styleId="1014" w:customStyle="1">
     <w:name w:val="Titre 5 Car"/>
-    <w:basedOn w:val="806"/>
+    <w:basedOn w:val="992"/>
     <w:uiPriority w:val="9"/>
     <w:semiHidden/>
     <w:pPr>
@@ -38402,9 +38466,9 @@
       <w:color w:val="0f4761" w:themeColor="accent1" w:themeShade="BF"/>
     </w:rPr>
   </w:style>
-  <w:style w:type="character" w:styleId="829" w:customStyle="1">
+  <w:style w:type="character" w:styleId="1015" w:customStyle="1">
     <w:name w:val="Titre 6 Car"/>
-    <w:basedOn w:val="806"/>
+    <w:basedOn w:val="992"/>
     <w:uiPriority w:val="9"/>
     <w:semiHidden/>
     <w:pPr>
@@ -38419,9 +38483,9 @@
       <w:color w:val="595959" w:themeColor="text1" w:themeTint="A6"/>
     </w:rPr>
   </w:style>
-  <w:style w:type="character" w:styleId="830" w:customStyle="1">
+  <w:style w:type="character" w:styleId="1016" w:customStyle="1">
     <w:name w:val="Titre 7 Car"/>
-    <w:basedOn w:val="806"/>
+    <w:basedOn w:val="992"/>
     <w:uiPriority w:val="9"/>
     <w:semiHidden/>
     <w:pPr>
@@ -38434,9 +38498,9 @@
       <w:color w:val="595959" w:themeColor="text1" w:themeTint="A6"/>
     </w:rPr>
   </w:style>
-  <w:style w:type="character" w:styleId="831" w:customStyle="1">
+  <w:style w:type="character" w:styleId="1017" w:customStyle="1">
     <w:name w:val="Titre 8 Car"/>
-    <w:basedOn w:val="806"/>
+    <w:basedOn w:val="992"/>
     <w:uiPriority w:val="9"/>
     <w:semiHidden/>
     <w:pPr>
@@ -38451,9 +38515,9 @@
       <w:color w:val="272727" w:themeColor="text1" w:themeTint="D8"/>
     </w:rPr>
   </w:style>
-  <w:style w:type="character" w:styleId="832" w:customStyle="1">
+  <w:style w:type="character" w:styleId="1018" w:customStyle="1">
     <w:name w:val="Titre 9 Car"/>
-    <w:basedOn w:val="806"/>
+    <w:basedOn w:val="992"/>
     <w:uiPriority w:val="9"/>
     <w:semiHidden/>
     <w:pPr>
@@ -38466,9 +38530,9 @@
       <w:color w:val="272727" w:themeColor="text1" w:themeTint="D8"/>
     </w:rPr>
   </w:style>
-  <w:style w:type="character" w:styleId="833" w:customStyle="1">
+  <w:style w:type="character" w:styleId="1019" w:customStyle="1">
     <w:name w:val="Titre Car"/>
-    <w:basedOn w:val="806"/>
+    <w:basedOn w:val="992"/>
     <w:uiPriority w:val="10"/>
     <w:pPr>
       <w:pBdr/>
@@ -38482,9 +38546,9 @@
       <w:szCs w:val="56"/>
     </w:rPr>
   </w:style>
-  <w:style w:type="character" w:styleId="834" w:customStyle="1">
+  <w:style w:type="character" w:styleId="1020" w:customStyle="1">
     <w:name w:val="Sous-titre Car"/>
-    <w:basedOn w:val="806"/>
+    <w:basedOn w:val="992"/>
     <w:uiPriority w:val="11"/>
     <w:pPr>
       <w:pBdr/>
@@ -38499,9 +38563,9 @@
       <w:szCs w:val="28"/>
     </w:rPr>
   </w:style>
-  <w:style w:type="character" w:styleId="835" w:customStyle="1">
+  <w:style w:type="character" w:styleId="1021" w:customStyle="1">
     <w:name w:val="Citation Car"/>
-    <w:basedOn w:val="806"/>
+    <w:basedOn w:val="992"/>
     <w:uiPriority w:val="29"/>
     <w:pPr>
       <w:pBdr/>
@@ -38514,9 +38578,9 @@
       <w:color w:val="404040" w:themeColor="text1" w:themeTint="BF"/>
     </w:rPr>
   </w:style>
-  <w:style w:type="character" w:styleId="836" w:customStyle="1">
+  <w:style w:type="character" w:styleId="1022" w:customStyle="1">
     <w:name w:val="Citation intense Car"/>
-    <w:basedOn w:val="806"/>
+    <w:basedOn w:val="992"/>
     <w:uiPriority w:val="30"/>
     <w:pPr>
       <w:pBdr/>
@@ -38529,9 +38593,9 @@
       <w:color w:val="0f4761" w:themeColor="accent1" w:themeShade="BF"/>
     </w:rPr>
   </w:style>
-  <w:style w:type="character" w:styleId="837" w:customStyle="1">
+  <w:style w:type="character" w:styleId="1023" w:customStyle="1">
     <w:name w:val="Sans interligne Car"/>
-    <w:basedOn w:val="806"/>
+    <w:basedOn w:val="992"/>
     <w:uiPriority w:val="1"/>
     <w:pPr>
       <w:pBdr/>
@@ -38546,9 +38610,9 @@
       <w14:ligatures w14:val="none"/>
     </w:rPr>
   </w:style>
-  <w:style w:type="character" w:styleId="838" w:customStyle="1">
+  <w:style w:type="character" w:styleId="1024" w:customStyle="1">
     <w:name w:val="En-tête Car"/>
-    <w:basedOn w:val="806"/>
+    <w:basedOn w:val="992"/>
     <w:uiPriority w:val="99"/>
     <w:semiHidden/>
     <w:pPr>
@@ -38557,9 +38621,9 @@
       <w:ind/>
     </w:pPr>
   </w:style>
-  <w:style w:type="character" w:styleId="839" w:customStyle="1">
+  <w:style w:type="character" w:styleId="1025" w:customStyle="1">
     <w:name w:val="Pied de page Car"/>
-    <w:basedOn w:val="806"/>
+    <w:basedOn w:val="992"/>
     <w:uiPriority w:val="99"/>
     <w:pPr>
       <w:pBdr/>
